--- a/09-通信电路/02-调制电路/PSK调制电路/PSK调制电路.docx
+++ b/09-通信电路/02-调制电路/PSK调制电路/PSK调制电路.docx
@@ -2109,6 +2109,20 @@
     </w:p>
     <w:bookmarkEnd w:id="26"/>
     <w:bookmarkEnd w:id="27"/>
+    <w:p>
+      <w:pPr>
+        <w:spacing w:before="360"/>
+        <w:jc w:val="center"/>
+      </w:pPr>
+      <w:r>
+        <w:rPr>
+          <w:rFonts w:ascii="Times New Roman" w:hAnsi="Times New Roman"/>
+          <w:color w:val="555555"/>
+          <w:sz w:val="21"/>
+        </w:rPr>
+        <w:t>材料收集者：杜文杰</w:t>
+      </w:r>
+    </w:p>
     <w:sectPr>
       <w:headerReference r:id="rId9" w:type="default"/>
       <w:footerReference r:id="rId10" w:type="default"/>

--- a/09-通信电路/02-调制电路/PSK调制电路/PSK调制电路.docx
+++ b/09-通信电路/02-调制电路/PSK调制电路/PSK调制电路.docx
@@ -1,6 +1,6 @@
 
 <file path=word/document.xml><?xml version="1.0" encoding="utf-8"?>
-<w:document xmlns:w="http://schemas.openxmlformats.org/wordprocessingml/2006/main" xmlns:m="http://schemas.openxmlformats.org/officeDocument/2006/math" xmlns:r="http://schemas.openxmlformats.org/officeDocument/2006/relationships" xmlns:o="urn:schemas-microsoft-com:office:office" xmlns:v="urn:schemas-microsoft-com:vml" xmlns:w10="urn:schemas-microsoft-com:office:word" xmlns:a="http://schemas.openxmlformats.org/drawingml/2006/main" xmlns:pic="http://schemas.openxmlformats.org/drawingml/2006/picture" xmlns:wp="http://schemas.openxmlformats.org/drawingml/2006/wordprocessingDrawing">
+<w:document xmlns:m="http://schemas.openxmlformats.org/officeDocument/2006/math" xmlns:r="http://schemas.openxmlformats.org/officeDocument/2006/relationships" xmlns:w="http://schemas.openxmlformats.org/wordprocessingml/2006/main" xmlns:o="urn:schemas-microsoft-com:office:office" xmlns:v="urn:schemas-microsoft-com:vml" xmlns:w10="urn:schemas-microsoft-com:office:word" xmlns:a="http://schemas.openxmlformats.org/drawingml/2006/main" xmlns:pic="http://schemas.openxmlformats.org/drawingml/2006/picture" xmlns:wp="http://schemas.openxmlformats.org/drawingml/2006/wordprocessingDrawing">
   <w:body>
     <w:bookmarkStart w:id="27" w:name="psk-调制电路"/>
     <w:p>
@@ -8,11 +8,14 @@
         <w:pStyle w:val="Heading1"/>
       </w:pPr>
       <w:r>
+        <w:rPr>
+          <w:rFonts w:eastAsia="黑体"/>
+        </w:rPr>
         <w:t xml:space="preserve">PSK </w:t>
       </w:r>
       <w:r>
         <w:rPr>
-          <w:rFonts w:hint="eastAsia"/>
+          <w:rFonts w:hint="eastAsia" w:eastAsia="黑体"/>
         </w:rPr>
         <w:t xml:space="preserve">调制电路</w:t>
       </w:r>
@@ -24,7 +27,7 @@
       </w:pPr>
       <w:r>
         <w:rPr>
-          <w:rFonts w:hint="eastAsia"/>
+          <w:rFonts w:hint="eastAsia" w:eastAsia="黑体"/>
         </w:rPr>
         <w:t xml:space="preserve">拓扑描述</w:t>
       </w:r>
@@ -35,16 +38,19 @@
       </w:pPr>
       <w:r>
         <w:rPr>
-          <w:rFonts w:hint="eastAsia"/>
+          <w:rFonts w:hint="eastAsia" w:eastAsia="黑体"/>
         </w:rPr>
         <w:t xml:space="preserve">由</w:t>
       </w:r>
       <w:r>
+        <w:rPr>
+          <w:rFonts w:eastAsia="黑体"/>
+        </w:rPr>
         <w:t xml:space="preserve"> </w:t>
       </w:r>
       <w:r>
         <w:rPr>
-          <w:rFonts w:hint="eastAsia"/>
+          <w:rFonts w:hint="eastAsia" w:eastAsia="黑体"/>
           <w:b/>
           <w:bCs/>
         </w:rPr>
@@ -52,17 +58,21 @@
       </w:r>
       <w:r>
         <w:rPr>
+          <w:rFonts w:eastAsia="黑体"/>
           <w:b/>
           <w:bCs/>
         </w:rPr>
         <w:t xml:space="preserve"> OSC1</w:t>
       </w:r>
       <w:r>
+        <w:rPr>
+          <w:rFonts w:eastAsia="黑体"/>
+        </w:rPr>
         <w:t xml:space="preserve">、</w:t>
       </w:r>
       <w:r>
         <w:rPr>
-          <w:rFonts w:hint="eastAsia"/>
+          <w:rFonts w:hint="eastAsia" w:eastAsia="黑体"/>
           <w:b/>
           <w:bCs/>
         </w:rPr>
@@ -70,6 +80,7 @@
       </w:r>
       <w:r>
         <w:rPr>
+          <w:rFonts w:eastAsia="黑体"/>
           <w:b/>
           <w:bCs/>
         </w:rPr>
@@ -77,18 +88,21 @@
       </w:r>
       <w:r>
         <w:rPr>
-          <w:rFonts w:hint="eastAsia"/>
+          <w:rFonts w:hint="eastAsia" w:eastAsia="黑体"/>
           <w:b/>
           <w:bCs/>
         </w:rPr>
         <w:t xml:space="preserve">移相器）P1</w:t>
       </w:r>
       <w:r>
+        <w:rPr>
+          <w:rFonts w:eastAsia="黑体"/>
+        </w:rPr>
         <w:t xml:space="preserve">、</w:t>
       </w:r>
       <w:r>
         <w:rPr>
-          <w:rFonts w:hint="eastAsia"/>
+          <w:rFonts w:hint="eastAsia" w:eastAsia="黑体"/>
           <w:b/>
           <w:bCs/>
         </w:rPr>
@@ -96,17 +110,21 @@
       </w:r>
       <w:r>
         <w:rPr>
+          <w:rFonts w:eastAsia="黑体"/>
           <w:b/>
           <w:bCs/>
         </w:rPr>
         <w:t xml:space="preserve"> M1</w:t>
       </w:r>
       <w:r>
+        <w:rPr>
+          <w:rFonts w:eastAsia="黑体"/>
+        </w:rPr>
         <w:t xml:space="preserve">、</w:t>
       </w:r>
       <w:r>
         <w:rPr>
-          <w:rFonts w:hint="eastAsia"/>
+          <w:rFonts w:hint="eastAsia" w:eastAsia="黑体"/>
           <w:b/>
           <w:bCs/>
         </w:rPr>
@@ -114,32 +132,39 @@
       </w:r>
       <w:r>
         <w:rPr>
+          <w:rFonts w:eastAsia="黑体"/>
           <w:b/>
           <w:bCs/>
         </w:rPr>
         <w:t xml:space="preserve"> S1</w:t>
       </w:r>
       <w:r>
+        <w:rPr>
+          <w:rFonts w:eastAsia="黑体"/>
+        </w:rPr>
         <w:t xml:space="preserve"> </w:t>
       </w:r>
       <w:r>
         <w:rPr>
-          <w:rFonts w:hint="eastAsia"/>
+          <w:rFonts w:hint="eastAsia" w:eastAsia="黑体"/>
         </w:rPr>
         <w:t xml:space="preserve">组成，按功能分为载波产生、相位映射与键控三类。电路共有</w:t>
       </w:r>
       <w:r>
+        <w:rPr>
+          <w:rFonts w:eastAsia="黑体"/>
+        </w:rPr>
         <w:t xml:space="preserve"> 6 </w:t>
       </w:r>
       <w:r>
         <w:rPr>
-          <w:rFonts w:hint="eastAsia"/>
+          <w:rFonts w:hint="eastAsia" w:eastAsia="黑体"/>
         </w:rPr>
         <w:t xml:space="preserve">个关键节点：</w:t>
       </w:r>
       <w:r>
         <w:rPr>
-          <w:rFonts w:hint="eastAsia"/>
+          <w:rFonts w:hint="eastAsia" w:eastAsia="黑体"/>
           <w:b/>
           <w:bCs/>
         </w:rPr>
@@ -147,6 +172,7 @@
       </w:r>
       <w:r>
         <w:rPr>
+          <w:rFonts w:eastAsia="黑体"/>
           <w:b/>
           <w:bCs/>
         </w:rPr>
@@ -154,7 +180,7 @@
       </w:r>
       <w:r>
         <w:rPr>
-          <w:rFonts w:hint="eastAsia"/>
+          <w:rFonts w:hint="eastAsia" w:eastAsia="黑体"/>
           <w:b/>
           <w:bCs/>
         </w:rPr>
@@ -162,22 +188,25 @@
       </w:r>
       <w:r>
         <w:rPr>
-          <w:rFonts w:hint="eastAsia"/>
+          <w:rFonts w:hint="eastAsia" w:eastAsia="黑体"/>
         </w:rPr>
         <w:t xml:space="preserve">（OSC1</w:t>
       </w:r>
       <w:r>
+        <w:rPr>
+          <w:rFonts w:eastAsia="黑体"/>
+        </w:rPr>
         <w:t xml:space="preserve"> </w:t>
       </w:r>
       <w:r>
         <w:rPr>
-          <w:rFonts w:hint="eastAsia"/>
+          <w:rFonts w:hint="eastAsia" w:eastAsia="黑体"/>
         </w:rPr>
         <w:t xml:space="preserve">输出接移相网络/调制器）；</w:t>
       </w:r>
       <w:r>
         <w:rPr>
-          <w:rFonts w:hint="eastAsia"/>
+          <w:rFonts w:hint="eastAsia" w:eastAsia="黑体"/>
           <w:b/>
           <w:bCs/>
         </w:rPr>
@@ -185,6 +214,7 @@
       </w:r>
       <w:r>
         <w:rPr>
+          <w:rFonts w:eastAsia="黑体"/>
           <w:b/>
           <w:bCs/>
         </w:rPr>
@@ -192,7 +222,7 @@
       </w:r>
       <w:r>
         <w:rPr>
-          <w:rFonts w:hint="eastAsia"/>
+          <w:rFonts w:hint="eastAsia" w:eastAsia="黑体"/>
           <w:b/>
           <w:bCs/>
         </w:rPr>
@@ -200,13 +230,13 @@
       </w:r>
       <w:r>
         <w:rPr>
-          <w:rFonts w:hint="eastAsia"/>
+          <w:rFonts w:hint="eastAsia" w:eastAsia="黑体"/>
         </w:rPr>
         <w:t xml:space="preserve">（移相网络各相位支路输出接乘法器载波输入或开关）；</w:t>
       </w:r>
       <w:r>
         <w:rPr>
-          <w:rFonts w:hint="eastAsia"/>
+          <w:rFonts w:hint="eastAsia" w:eastAsia="黑体"/>
           <w:b/>
           <w:bCs/>
         </w:rPr>
@@ -214,6 +244,7 @@
       </w:r>
       <w:r>
         <w:rPr>
+          <w:rFonts w:eastAsia="黑体"/>
           <w:b/>
           <w:bCs/>
         </w:rPr>
@@ -221,7 +252,7 @@
       </w:r>
       <w:r>
         <w:rPr>
-          <w:rFonts w:hint="eastAsia"/>
+          <w:rFonts w:hint="eastAsia" w:eastAsia="黑体"/>
           <w:b/>
           <w:bCs/>
         </w:rPr>
@@ -229,13 +260,13 @@
       </w:r>
       <w:r>
         <w:rPr>
-          <w:rFonts w:hint="eastAsia"/>
+          <w:rFonts w:hint="eastAsia" w:eastAsia="黑体"/>
         </w:rPr>
         <w:t xml:space="preserve">（数字符号接开关/调制器相位选择端）；</w:t>
       </w:r>
       <w:r>
         <w:rPr>
-          <w:rFonts w:hint="eastAsia"/>
+          <w:rFonts w:hint="eastAsia" w:eastAsia="黑体"/>
           <w:b/>
           <w:bCs/>
         </w:rPr>
@@ -243,6 +274,7 @@
       </w:r>
       <w:r>
         <w:rPr>
+          <w:rFonts w:eastAsia="黑体"/>
           <w:b/>
           <w:bCs/>
         </w:rPr>
@@ -250,7 +282,7 @@
       </w:r>
       <w:r>
         <w:rPr>
-          <w:rFonts w:hint="eastAsia"/>
+          <w:rFonts w:hint="eastAsia" w:eastAsia="黑体"/>
           <w:b/>
           <w:bCs/>
         </w:rPr>
@@ -258,13 +290,13 @@
       </w:r>
       <w:r>
         <w:rPr>
-          <w:rFonts w:hint="eastAsia"/>
+          <w:rFonts w:hint="eastAsia" w:eastAsia="黑体"/>
         </w:rPr>
         <w:t xml:space="preserve">（输出相移键控信号）；</w:t>
       </w:r>
       <w:r>
         <w:rPr>
-          <w:rFonts w:hint="eastAsia"/>
+          <w:rFonts w:hint="eastAsia" w:eastAsia="黑体"/>
           <w:b/>
           <w:bCs/>
         </w:rPr>
@@ -272,6 +304,7 @@
       </w:r>
       <w:r>
         <w:rPr>
+          <w:rFonts w:eastAsia="黑体"/>
           <w:b/>
           <w:bCs/>
         </w:rPr>
@@ -279,7 +312,7 @@
       </w:r>
       <w:r>
         <w:rPr>
-          <w:rFonts w:hint="eastAsia"/>
+          <w:rFonts w:hint="eastAsia" w:eastAsia="黑体"/>
           <w:b/>
           <w:bCs/>
         </w:rPr>
@@ -287,6 +320,7 @@
       </w:r>
       <w:r>
         <w:rPr>
+          <w:rFonts w:eastAsia="黑体"/>
           <w:b/>
           <w:bCs/>
         </w:rPr>
@@ -294,13 +328,13 @@
       </w:r>
       <w:r>
         <w:rPr>
-          <w:rFonts w:hint="eastAsia"/>
+          <w:rFonts w:hint="eastAsia" w:eastAsia="黑体"/>
         </w:rPr>
         <w:t xml:space="preserve">；</w:t>
       </w:r>
       <w:r>
         <w:rPr>
-          <w:rFonts w:hint="eastAsia"/>
+          <w:rFonts w:hint="eastAsia" w:eastAsia="黑体"/>
           <w:b/>
           <w:bCs/>
         </w:rPr>
@@ -308,6 +342,7 @@
       </w:r>
       <w:r>
         <w:rPr>
+          <w:rFonts w:eastAsia="黑体"/>
           <w:b/>
           <w:bCs/>
         </w:rPr>
@@ -315,7 +350,7 @@
       </w:r>
       <w:r>
         <w:rPr>
-          <w:rFonts w:hint="eastAsia"/>
+          <w:rFonts w:hint="eastAsia" w:eastAsia="黑体"/>
           <w:b/>
           <w:bCs/>
         </w:rPr>
@@ -323,12 +358,16 @@
       </w:r>
       <w:r>
         <w:rPr>
+          <w:rFonts w:eastAsia="黑体"/>
           <w:b/>
           <w:bCs/>
         </w:rPr>
         <w:t xml:space="preserve"> GND</w:t>
       </w:r>
       <w:r>
+        <w:rPr>
+          <w:rFonts w:eastAsia="黑体"/>
+        </w:rPr>
         <w:t xml:space="preserve">。</w:t>
       </w:r>
     </w:p>
@@ -336,86 +375,105 @@
       <w:pPr/>
       <w:r>
         <w:rPr>
-          <w:rFonts w:hint="eastAsia"/>
+          <w:rFonts w:hint="eastAsia" w:eastAsia="黑体"/>
         </w:rPr>
         <w:t xml:space="preserve">各元件管脚连接：</w:t>
       </w:r>
       <w:r>
         <w:rPr>
+          <w:rFonts w:eastAsia="黑体"/>
           <w:b/>
           <w:bCs/>
         </w:rPr>
         <w:t xml:space="preserve">OSC1</w:t>
       </w:r>
       <w:r>
+        <w:rPr>
+          <w:rFonts w:eastAsia="黑体"/>
+        </w:rPr>
         <w:t xml:space="preserve"> </w:t>
       </w:r>
       <w:r>
         <w:rPr>
-          <w:rFonts w:hint="eastAsia"/>
+          <w:rFonts w:hint="eastAsia" w:eastAsia="黑体"/>
         </w:rPr>
         <w:t xml:space="preserve">的输出脚接节点①、电源脚接节点⑤、地脚接节点⑥；</w:t>
       </w:r>
       <w:r>
         <w:rPr>
-          <w:rFonts w:hint="eastAsia"/>
+          <w:rFonts w:hint="eastAsia" w:eastAsia="黑体"/>
           <w:b/>
           <w:bCs/>
         </w:rPr>
         <w:t xml:space="preserve">P1（移相网络）</w:t>
       </w:r>
       <w:r>
+        <w:rPr>
+          <w:rFonts w:eastAsia="黑体"/>
+        </w:rPr>
         <w:t xml:space="preserve"> </w:t>
       </w:r>
       <w:r>
         <w:rPr>
-          <w:rFonts w:hint="eastAsia"/>
+          <w:rFonts w:hint="eastAsia" w:eastAsia="黑体"/>
         </w:rPr>
         <w:t xml:space="preserve">的输入脚接节点①、输出脚接节点②（提供</w:t>
       </w:r>
       <w:r>
+        <w:rPr>
+          <w:rFonts w:eastAsia="黑体"/>
+        </w:rPr>
         <w:t xml:space="preserve"> 0°/90°/180°/270° </w:t>
       </w:r>
       <w:r>
         <w:rPr>
-          <w:rFonts w:hint="eastAsia"/>
+          <w:rFonts w:hint="eastAsia" w:eastAsia="黑体"/>
         </w:rPr>
         <w:t xml:space="preserve">等相位支路）；</w:t>
       </w:r>
       <w:r>
         <w:rPr>
-          <w:rFonts w:hint="eastAsia"/>
+          <w:rFonts w:hint="eastAsia" w:eastAsia="黑体"/>
           <w:b/>
           <w:bCs/>
         </w:rPr>
         <w:t xml:space="preserve">S1（相位选择开关）</w:t>
       </w:r>
       <w:r>
+        <w:rPr>
+          <w:rFonts w:eastAsia="黑体"/>
+        </w:rPr>
         <w:t xml:space="preserve"> </w:t>
       </w:r>
       <w:r>
         <w:rPr>
-          <w:rFonts w:hint="eastAsia"/>
+          <w:rFonts w:hint="eastAsia" w:eastAsia="黑体"/>
         </w:rPr>
         <w:t xml:space="preserve">的各相位输入脚接节点②各支路、控制脚接节点③（由基带符号选择）、输出脚接节点④、电源脚接节点⑤、地脚接节点⑥；或</w:t>
       </w:r>
       <w:r>
+        <w:rPr>
+          <w:rFonts w:eastAsia="黑体"/>
+        </w:rPr>
         <w:t xml:space="preserve"> </w:t>
       </w:r>
       <w:r>
         <w:rPr>
-          <w:rFonts w:hint="eastAsia"/>
+          <w:rFonts w:hint="eastAsia" w:eastAsia="黑体"/>
           <w:b/>
           <w:bCs/>
         </w:rPr>
         <w:t xml:space="preserve">M1（平衡调制器/乘法器）</w:t>
       </w:r>
       <w:r>
+        <w:rPr>
+          <w:rFonts w:eastAsia="黑体"/>
+        </w:rPr>
         <w:t xml:space="preserve"> </w:t>
       </w:r>
       <w:r>
         <w:rPr>
-          <w:rFonts w:hint="eastAsia"/>
+          <w:rFonts w:hint="eastAsia" w:eastAsia="黑体"/>
         </w:rPr>
         <w:t xml:space="preserve">的载波输入脚接节点②、调制（基带）输入脚接节点③、输出脚接节点④；基带信号源的数字符号输出接节点③。</w:t>
       </w:r>
@@ -424,16 +482,19 @@
       <w:pPr/>
       <w:r>
         <w:rPr>
-          <w:rFonts w:hint="eastAsia"/>
+          <w:rFonts w:hint="eastAsia" w:eastAsia="黑体"/>
         </w:rPr>
         <w:t xml:space="preserve">由此构成”数字符号控制载波相位在离散值之间切换（如</w:t>
       </w:r>
       <w:r>
+        <w:rPr>
+          <w:rFonts w:eastAsia="黑体"/>
+        </w:rPr>
         <w:t xml:space="preserve"> BPSK 0°/180°、QPSK </w:t>
       </w:r>
       <w:r>
         <w:rPr>
-          <w:rFonts w:hint="eastAsia"/>
+          <w:rFonts w:hint="eastAsia" w:eastAsia="黑体"/>
         </w:rPr>
         <w:t xml:space="preserve">四个正交相位）“的恒包络数字相位调制组态，接收端需相干解调恢复相位。</w:t>
       </w:r>
@@ -446,7 +507,7 @@
       </w:pPr>
       <w:r>
         <w:rPr>
-          <w:rFonts w:hint="eastAsia"/>
+          <w:rFonts w:hint="eastAsia" w:eastAsia="黑体"/>
         </w:rPr>
         <w:t xml:space="preserve">工作原理</w:t>
       </w:r>
@@ -457,52 +518,67 @@
       </w:pPr>
       <w:r>
         <w:rPr>
-          <w:rFonts w:hint="eastAsia"/>
+          <w:rFonts w:hint="eastAsia" w:eastAsia="黑体"/>
         </w:rPr>
         <w:t xml:space="preserve">将数字信息映射到载波的离散相位上，例如</w:t>
       </w:r>
       <w:r>
+        <w:rPr>
+          <w:rFonts w:eastAsia="黑体"/>
+        </w:rPr>
         <w:t xml:space="preserve"> BPSK </w:t>
       </w:r>
       <w:r>
         <w:rPr>
-          <w:rFonts w:hint="eastAsia"/>
+          <w:rFonts w:hint="eastAsia" w:eastAsia="黑体"/>
         </w:rPr>
         <w:t xml:space="preserve">用</w:t>
       </w:r>
       <w:r>
+        <w:rPr>
+          <w:rFonts w:eastAsia="黑体"/>
+        </w:rPr>
         <w:t xml:space="preserve"> 0°/180° </w:t>
       </w:r>
       <w:r>
         <w:rPr>
-          <w:rFonts w:hint="eastAsia"/>
+          <w:rFonts w:hint="eastAsia" w:eastAsia="黑体"/>
         </w:rPr>
         <w:t xml:space="preserve">表示两个符号，QPSK</w:t>
       </w:r>
       <w:r>
+        <w:rPr>
+          <w:rFonts w:eastAsia="黑体"/>
+        </w:rPr>
         <w:t xml:space="preserve"> </w:t>
       </w:r>
       <w:r>
         <w:rPr>
-          <w:rFonts w:hint="eastAsia"/>
+          <w:rFonts w:hint="eastAsia" w:eastAsia="黑体"/>
         </w:rPr>
         <w:t xml:space="preserve">用</w:t>
       </w:r>
       <w:r>
+        <w:rPr>
+          <w:rFonts w:eastAsia="黑体"/>
+        </w:rPr>
         <w:t xml:space="preserve"> 4 </w:t>
       </w:r>
       <w:r>
         <w:rPr>
-          <w:rFonts w:hint="eastAsia"/>
+          <w:rFonts w:hint="eastAsia" w:eastAsia="黑体"/>
         </w:rPr>
         <w:t xml:space="preserve">个正交相位表示</w:t>
       </w:r>
       <w:r>
+        <w:rPr>
+          <w:rFonts w:eastAsia="黑体"/>
+        </w:rPr>
         <w:t xml:space="preserve"> 2 </w:t>
       </w:r>
       <w:r>
         <w:rPr>
-          <w:rFonts w:hint="eastAsia"/>
+          <w:rFonts w:hint="eastAsia" w:eastAsia="黑体"/>
         </w:rPr>
         <w:t xml:space="preserve">bit。恒包络特性使功放可工作在高效区，接收端需相干解调以恢复相位信息。</w:t>
       </w:r>
@@ -515,7 +591,7 @@
       </w:pPr>
       <w:r>
         <w:rPr>
-          <w:rFonts w:hint="eastAsia"/>
+          <w:rFonts w:hint="eastAsia" w:eastAsia="黑体"/>
         </w:rPr>
         <w:t xml:space="preserve">关键计算公式</w:t>
       </w:r>
@@ -528,11 +604,14 @@
         </w:numPr>
       </w:pPr>
       <w:r>
+        <w:rPr>
+          <w:rFonts w:eastAsia="黑体"/>
+        </w:rPr>
         <w:t xml:space="preserve">BPSK </w:t>
       </w:r>
       <w:r>
         <w:rPr>
-          <w:rFonts w:hint="eastAsia"/>
+          <w:rFonts w:hint="eastAsia" w:eastAsia="黑体"/>
         </w:rPr>
         <w:t xml:space="preserve">已调波（</w:t>
       </w:r>
@@ -567,7 +646,7 @@
       </m:oMath>
       <w:r>
         <w:rPr>
-          <w:rFonts w:hint="eastAsia"/>
+          <w:rFonts w:hint="eastAsia" w:eastAsia="黑体"/>
         </w:rPr>
         <w:t xml:space="preserve">）：</w:t>
       </w:r>
@@ -668,11 +747,14 @@
         </w:numPr>
       </w:pPr>
       <w:r>
+        <w:rPr>
+          <w:rFonts w:eastAsia="黑体"/>
+        </w:rPr>
         <w:t xml:space="preserve">BPSK </w:t>
       </w:r>
       <w:r>
         <w:rPr>
-          <w:rFonts w:hint="eastAsia"/>
+          <w:rFonts w:hint="eastAsia" w:eastAsia="黑体"/>
         </w:rPr>
         <w:t xml:space="preserve">主瓣带宽：</w:t>
       </w:r>
@@ -743,11 +825,14 @@
         </w:numPr>
       </w:pPr>
       <w:r>
+        <w:rPr>
+          <w:rFonts w:eastAsia="黑体"/>
+        </w:rPr>
         <w:t xml:space="preserve">BPSK </w:t>
       </w:r>
       <w:r>
         <w:rPr>
-          <w:rFonts w:hint="eastAsia"/>
+          <w:rFonts w:hint="eastAsia" w:eastAsia="黑体"/>
         </w:rPr>
         <w:t xml:space="preserve">误码率：</w:t>
       </w:r>
@@ -848,11 +933,14 @@
         </w:numPr>
       </w:pPr>
       <w:r>
+        <w:rPr>
+          <w:rFonts w:eastAsia="黑体"/>
+        </w:rPr>
         <w:t xml:space="preserve">QPSK </w:t>
       </w:r>
       <w:r>
         <w:rPr>
-          <w:rFonts w:hint="eastAsia"/>
+          <w:rFonts w:hint="eastAsia" w:eastAsia="黑体"/>
         </w:rPr>
         <w:t xml:space="preserve">符号率与码率关系：</w:t>
       </w:r>
@@ -911,11 +999,14 @@
         </w:numPr>
       </w:pPr>
       <w:r>
+        <w:rPr>
+          <w:rFonts w:eastAsia="黑体"/>
+        </w:rPr>
         <w:t xml:space="preserve">QPSK </w:t>
       </w:r>
       <w:r>
         <w:rPr>
-          <w:rFonts w:hint="eastAsia"/>
+          <w:rFonts w:hint="eastAsia" w:eastAsia="黑体"/>
         </w:rPr>
         <w:t xml:space="preserve">误符号率：</w:t>
       </w:r>
@@ -1042,7 +1133,7 @@
             </w:pPr>
             <w:r>
               <w:rPr>
-                <w:rFonts w:hint="eastAsia"/>
+                <w:rFonts w:hint="eastAsia" w:eastAsia="黑体"/>
               </w:rPr>
               <w:t xml:space="preserve">符号</w:t>
             </w:r>
@@ -1056,7 +1147,7 @@
             </w:pPr>
             <w:r>
               <w:rPr>
-                <w:rFonts w:hint="eastAsia"/>
+                <w:rFonts w:hint="eastAsia" w:eastAsia="黑体"/>
               </w:rPr>
               <w:t xml:space="preserve">含义</w:t>
             </w:r>
@@ -1070,7 +1161,7 @@
             </w:pPr>
             <w:r>
               <w:rPr>
-                <w:rFonts w:hint="eastAsia"/>
+                <w:rFonts w:hint="eastAsia" w:eastAsia="黑体"/>
               </w:rPr>
               <w:t xml:space="preserve">单位</w:t>
             </w:r>
@@ -1090,6 +1181,9 @@
               </m:r>
             </m:oMath>
             <w:r>
+              <w:rPr>
+                <w:rFonts w:eastAsia="黑体"/>
+              </w:rPr>
               <w:t xml:space="preserve">​</w:t>
             </w:r>
           </w:p>
@@ -1102,7 +1196,7 @@
             </w:pPr>
             <w:r>
               <w:rPr>
-                <w:rFonts w:hint="eastAsia"/>
+                <w:rFonts w:hint="eastAsia" w:eastAsia="黑体"/>
               </w:rPr>
               <w:t xml:space="preserve">载波幅度</w:t>
             </w:r>
@@ -1115,6 +1209,9 @@
               <w:pStyle w:val="Compact"/>
             </w:pPr>
             <w:r>
+              <w:rPr>
+                <w:rFonts w:eastAsia="黑体"/>
+              </w:rPr>
               <w:t xml:space="preserve">V</w:t>
             </w:r>
           </w:p>
@@ -1142,6 +1239,9 @@
               </m:sSub>
             </m:oMath>
             <w:r>
+              <w:rPr>
+                <w:rFonts w:eastAsia="黑体"/>
+              </w:rPr>
               <w:t xml:space="preserve">​</w:t>
             </w:r>
           </w:p>
@@ -1154,7 +1254,7 @@
             </w:pPr>
             <w:r>
               <w:rPr>
-                <w:rFonts w:hint="eastAsia"/>
+                <w:rFonts w:hint="eastAsia" w:eastAsia="黑体"/>
               </w:rPr>
               <w:t xml:space="preserve">码率</w:t>
             </w:r>
@@ -1167,6 +1267,9 @@
               <w:pStyle w:val="Compact"/>
             </w:pPr>
             <w:r>
+              <w:rPr>
+                <w:rFonts w:eastAsia="黑体"/>
+              </w:rPr>
               <w:t xml:space="preserve">bit/s</w:t>
             </w:r>
           </w:p>
@@ -1194,6 +1297,9 @@
               </m:sSub>
             </m:oMath>
             <w:r>
+              <w:rPr>
+                <w:rFonts w:eastAsia="黑体"/>
+              </w:rPr>
               <w:t xml:space="preserve">​</w:t>
             </w:r>
           </w:p>
@@ -1206,7 +1312,7 @@
             </w:pPr>
             <w:r>
               <w:rPr>
-                <w:rFonts w:hint="eastAsia"/>
+                <w:rFonts w:hint="eastAsia" w:eastAsia="黑体"/>
               </w:rPr>
               <w:t xml:space="preserve">符号率</w:t>
             </w:r>
@@ -1219,6 +1325,9 @@
               <w:pStyle w:val="Compact"/>
             </w:pPr>
             <w:r>
+              <w:rPr>
+                <w:rFonts w:eastAsia="黑体"/>
+              </w:rPr>
               <w:t xml:space="preserve">symbol/s</w:t>
             </w:r>
           </w:p>
@@ -1264,6 +1373,9 @@
               </m:sSub>
             </m:oMath>
             <w:r>
+              <w:rPr>
+                <w:rFonts w:eastAsia="黑体"/>
+              </w:rPr>
               <w:t xml:space="preserve">​</w:t>
             </w:r>
           </w:p>
@@ -1276,7 +1388,7 @@
             </w:pPr>
             <w:r>
               <w:rPr>
-                <w:rFonts w:hint="eastAsia"/>
+                <w:rFonts w:hint="eastAsia" w:eastAsia="黑体"/>
               </w:rPr>
               <w:t xml:space="preserve">归一化比特信噪比</w:t>
             </w:r>
@@ -1289,6 +1401,9 @@
               <w:pStyle w:val="Compact"/>
             </w:pPr>
             <w:r>
+              <w:rPr>
+                <w:rFonts w:eastAsia="黑体"/>
+              </w:rPr>
               <w:t xml:space="preserve">—</w:t>
             </w:r>
           </w:p>
@@ -1316,6 +1431,9 @@
               </m:sSub>
             </m:oMath>
             <w:r>
+              <w:rPr>
+                <w:rFonts w:eastAsia="黑体"/>
+              </w:rPr>
               <w:t xml:space="preserve">​</w:t>
             </w:r>
           </w:p>
@@ -1328,7 +1446,7 @@
             </w:pPr>
             <w:r>
               <w:rPr>
-                <w:rFonts w:hint="eastAsia"/>
+                <w:rFonts w:hint="eastAsia" w:eastAsia="黑体"/>
               </w:rPr>
               <w:t xml:space="preserve">误码率</w:t>
             </w:r>
@@ -1341,6 +1459,9 @@
               <w:pStyle w:val="Compact"/>
             </w:pPr>
             <w:r>
+              <w:rPr>
+                <w:rFonts w:eastAsia="黑体"/>
+              </w:rPr>
               <w:t xml:space="preserve">—</w:t>
             </w:r>
           </w:p>
@@ -1355,7 +1476,7 @@
       </w:pPr>
       <w:r>
         <w:rPr>
-          <w:rFonts w:hint="eastAsia"/>
+          <w:rFonts w:hint="eastAsia" w:eastAsia="黑体"/>
         </w:rPr>
         <w:t xml:space="preserve">元件调整影响</w:t>
       </w:r>
@@ -1370,7 +1491,7 @@
       </w:pPr>
       <w:r>
         <w:rPr>
-          <w:rFonts w:hint="eastAsia"/>
+          <w:rFonts w:hint="eastAsia" w:eastAsia="黑体"/>
           <w:b/>
           <w:bCs/>
         </w:rPr>
@@ -1378,6 +1499,7 @@
       </w:r>
       <w:r>
         <w:rPr>
+          <w:rFonts w:eastAsia="黑体"/>
           <w:b/>
           <w:bCs/>
         </w:rPr>
@@ -1385,21 +1507,27 @@
       </w:r>
       <w:r>
         <w:rPr>
-          <w:rFonts w:hint="eastAsia"/>
+          <w:rFonts w:hint="eastAsia" w:eastAsia="黑体"/>
           <w:b/>
           <w:bCs/>
         </w:rPr>
         <w:t xml:space="preserve">增大（BPSK→QPSK→8PSK）</w:t>
       </w:r>
       <w:r>
+        <w:rPr>
+          <w:rFonts w:eastAsia="黑体"/>
+        </w:rPr>
         <w:t xml:space="preserve"> </w:t>
       </w:r>
       <w:r>
+        <w:rPr>
+          <w:rFonts w:eastAsia="黑体"/>
+        </w:rPr>
         <w:t xml:space="preserve">→ </w:t>
       </w:r>
       <w:r>
         <w:rPr>
-          <w:rFonts w:hint="eastAsia"/>
+          <w:rFonts w:hint="eastAsia" w:eastAsia="黑体"/>
         </w:rPr>
         <w:t xml:space="preserve">频带利用率提高，但抗噪能力下降、对相位误差更敏感。</w:t>
       </w:r>
@@ -1414,7 +1542,7 @@
       </w:pPr>
       <w:r>
         <w:rPr>
-          <w:rFonts w:hint="eastAsia"/>
+          <w:rFonts w:hint="eastAsia" w:eastAsia="黑体"/>
           <w:b/>
           <w:bCs/>
         </w:rPr>
@@ -1422,6 +1550,7 @@
       </w:r>
       <w:r>
         <w:rPr>
+          <w:rFonts w:eastAsia="黑体"/>
           <w:b/>
           <w:bCs/>
         </w:rPr>
@@ -1443,6 +1572,7 @@
       </m:oMath>
       <w:r>
         <w:rPr>
+          <w:rFonts w:eastAsia="黑体"/>
           <w:b/>
           <w:bCs/>
         </w:rPr>
@@ -1450,21 +1580,27 @@
       </w:r>
       <w:r>
         <w:rPr>
-          <w:rFonts w:hint="eastAsia"/>
+          <w:rFonts w:hint="eastAsia" w:eastAsia="黑体"/>
           <w:b/>
           <w:bCs/>
         </w:rPr>
         <w:t xml:space="preserve">增大</w:t>
       </w:r>
       <w:r>
+        <w:rPr>
+          <w:rFonts w:eastAsia="黑体"/>
+        </w:rPr>
         <w:t xml:space="preserve"> </w:t>
       </w:r>
       <w:r>
+        <w:rPr>
+          <w:rFonts w:eastAsia="黑体"/>
+        </w:rPr>
         <w:t xml:space="preserve">→ </w:t>
       </w:r>
       <w:r>
         <w:rPr>
-          <w:rFonts w:hint="eastAsia"/>
+          <w:rFonts w:hint="eastAsia" w:eastAsia="黑体"/>
         </w:rPr>
         <w:t xml:space="preserve">传输速率上升，占用带宽增大。</w:t>
       </w:r>
@@ -1479,21 +1615,27 @@
       </w:pPr>
       <w:r>
         <w:rPr>
-          <w:rFonts w:hint="eastAsia"/>
+          <w:rFonts w:hint="eastAsia" w:eastAsia="黑体"/>
           <w:b/>
           <w:bCs/>
         </w:rPr>
         <w:t xml:space="preserve">相位映射误差增大</w:t>
       </w:r>
       <w:r>
+        <w:rPr>
+          <w:rFonts w:eastAsia="黑体"/>
+        </w:rPr>
         <w:t xml:space="preserve"> </w:t>
       </w:r>
       <w:r>
+        <w:rPr>
+          <w:rFonts w:eastAsia="黑体"/>
+        </w:rPr>
         <w:t xml:space="preserve">→ </w:t>
       </w:r>
       <w:r>
         <w:rPr>
-          <w:rFonts w:hint="eastAsia"/>
+          <w:rFonts w:hint="eastAsia" w:eastAsia="黑体"/>
         </w:rPr>
         <w:t xml:space="preserve">星座点偏移，误码率上升。</w:t>
       </w:r>
@@ -1508,21 +1650,27 @@
       </w:pPr>
       <w:r>
         <w:rPr>
-          <w:rFonts w:hint="eastAsia"/>
+          <w:rFonts w:hint="eastAsia" w:eastAsia="黑体"/>
           <w:b/>
           <w:bCs/>
         </w:rPr>
         <w:t xml:space="preserve">载波相位噪声增大</w:t>
       </w:r>
       <w:r>
+        <w:rPr>
+          <w:rFonts w:eastAsia="黑体"/>
+        </w:rPr>
         <w:t xml:space="preserve"> </w:t>
       </w:r>
       <w:r>
+        <w:rPr>
+          <w:rFonts w:eastAsia="黑体"/>
+        </w:rPr>
         <w:t xml:space="preserve">→ </w:t>
       </w:r>
       <w:r>
         <w:rPr>
-          <w:rFonts w:hint="eastAsia"/>
+          <w:rFonts w:hint="eastAsia" w:eastAsia="黑体"/>
         </w:rPr>
         <w:t xml:space="preserve">判决边界模糊，性能恶化。</w:t>
       </w:r>
@@ -1535,7 +1683,7 @@
       </w:pPr>
       <w:r>
         <w:rPr>
-          <w:rFonts w:hint="eastAsia"/>
+          <w:rFonts w:hint="eastAsia" w:eastAsia="黑体"/>
         </w:rPr>
         <w:t xml:space="preserve">典型参数示例</w:t>
       </w:r>
@@ -1550,11 +1698,14 @@
       </w:pPr>
       <w:r>
         <w:rPr>
-          <w:rFonts w:hint="eastAsia"/>
+          <w:rFonts w:hint="eastAsia" w:eastAsia="黑体"/>
         </w:rPr>
         <w:t xml:space="preserve">取</w:t>
       </w:r>
       <w:r>
+        <w:rPr>
+          <w:rFonts w:eastAsia="黑体"/>
+        </w:rPr>
         <w:t xml:space="preserve"> </w:t>
       </w:r>
       <m:oMath>
@@ -1592,7 +1743,7 @@
       </m:oMath>
       <w:r>
         <w:rPr>
-          <w:rFonts w:hint="eastAsia"/>
+          <w:rFonts w:hint="eastAsia" w:eastAsia="黑体"/>
         </w:rPr>
         <w:t xml:space="preserve">（QPSK）：</w:t>
       </w:r>
@@ -1631,7 +1782,7 @@
       </m:oMath>
       <w:r>
         <w:rPr>
-          <w:rFonts w:hint="eastAsia"/>
+          <w:rFonts w:hint="eastAsia" w:eastAsia="黑体"/>
         </w:rPr>
         <w:t xml:space="preserve">，</w:t>
       </w:r>
@@ -1702,6 +1853,9 @@
         </m:r>
       </m:oMath>
       <w:r>
+        <w:rPr>
+          <w:rFonts w:eastAsia="黑体"/>
+        </w:rPr>
         <w:t xml:space="preserve">。</w:t>
       </w:r>
     </w:p>
@@ -1715,11 +1869,14 @@
       </w:pPr>
       <w:r>
         <w:rPr>
-          <w:rFonts w:hint="eastAsia"/>
+          <w:rFonts w:hint="eastAsia" w:eastAsia="黑体"/>
         </w:rPr>
         <w:t xml:space="preserve">取</w:t>
       </w:r>
       <w:r>
+        <w:rPr>
+          <w:rFonts w:eastAsia="黑体"/>
+        </w:rPr>
         <w:t xml:space="preserve"> </w:t>
       </w:r>
       <m:oMath>
@@ -1765,16 +1922,19 @@
       </m:oMath>
       <w:r>
         <w:rPr>
-          <w:rFonts w:hint="eastAsia"/>
+          <w:rFonts w:hint="eastAsia" w:eastAsia="黑体"/>
         </w:rPr>
         <w:t xml:space="preserve">（约</w:t>
       </w:r>
       <w:r>
+        <w:rPr>
+          <w:rFonts w:eastAsia="黑体"/>
+        </w:rPr>
         <w:t xml:space="preserve"> 9.8 </w:t>
       </w:r>
       <w:r>
         <w:rPr>
-          <w:rFonts w:hint="eastAsia"/>
+          <w:rFonts w:hint="eastAsia" w:eastAsia="黑体"/>
         </w:rPr>
         <w:t xml:space="preserve">dB，BPSK）：</w:t>
       </w:r>
@@ -1858,6 +2018,9 @@
         </m:sSup>
       </m:oMath>
       <w:r>
+        <w:rPr>
+          <w:rFonts w:eastAsia="黑体"/>
+        </w:rPr>
         <w:t xml:space="preserve">。</w:t>
       </w:r>
     </w:p>
@@ -1869,7 +2032,7 @@
       </w:pPr>
       <w:r>
         <w:rPr>
-          <w:rFonts w:hint="eastAsia"/>
+          <w:rFonts w:hint="eastAsia" w:eastAsia="黑体"/>
         </w:rPr>
         <w:t xml:space="preserve">常见器件型号</w:t>
       </w:r>
@@ -1884,7 +2047,7 @@
       </w:pPr>
       <w:r>
         <w:rPr>
-          <w:rFonts w:hint="eastAsia"/>
+          <w:rFonts w:hint="eastAsia" w:eastAsia="黑体"/>
         </w:rPr>
         <w:t xml:space="preserve">正交调制器：ADL5375、LTC5599。</w:t>
       </w:r>
@@ -1899,16 +2062,19 @@
       </w:pPr>
       <w:r>
         <w:rPr>
-          <w:rFonts w:hint="eastAsia"/>
+          <w:rFonts w:hint="eastAsia" w:eastAsia="黑体"/>
         </w:rPr>
         <w:t xml:space="preserve">数字上变频/DDS：AD9957（含</w:t>
       </w:r>
       <w:r>
+        <w:rPr>
+          <w:rFonts w:eastAsia="黑体"/>
+        </w:rPr>
         <w:t xml:space="preserve"> PSK </w:t>
       </w:r>
       <w:r>
         <w:rPr>
-          <w:rFonts w:hint="eastAsia"/>
+          <w:rFonts w:hint="eastAsia" w:eastAsia="黑体"/>
         </w:rPr>
         <w:t xml:space="preserve">映射）。</w:t>
       </w:r>
@@ -1923,16 +2089,19 @@
       </w:pPr>
       <w:r>
         <w:rPr>
-          <w:rFonts w:hint="eastAsia"/>
+          <w:rFonts w:hint="eastAsia" w:eastAsia="黑体"/>
         </w:rPr>
         <w:t xml:space="preserve">载波源：晶振</w:t>
       </w:r>
       <w:r>
+        <w:rPr>
+          <w:rFonts w:eastAsia="黑体"/>
+        </w:rPr>
         <w:t xml:space="preserve"> + </w:t>
       </w:r>
       <w:r>
         <w:rPr>
-          <w:rFonts w:hint="eastAsia"/>
+          <w:rFonts w:hint="eastAsia" w:eastAsia="黑体"/>
         </w:rPr>
         <w:t xml:space="preserve">锁相环。</w:t>
       </w:r>
@@ -1945,7 +2114,7 @@
       </w:pPr>
       <w:r>
         <w:rPr>
-          <w:rFonts w:hint="eastAsia"/>
+          <w:rFonts w:hint="eastAsia" w:eastAsia="黑体"/>
         </w:rPr>
         <w:t xml:space="preserve">注意事项</w:t>
       </w:r>
@@ -1959,20 +2128,26 @@
         </w:numPr>
       </w:pPr>
       <w:r>
+        <w:rPr>
+          <w:rFonts w:eastAsia="黑体"/>
+        </w:rPr>
         <w:t xml:space="preserve">PSK </w:t>
       </w:r>
       <w:r>
         <w:rPr>
-          <w:rFonts w:hint="eastAsia"/>
+          <w:rFonts w:hint="eastAsia" w:eastAsia="黑体"/>
         </w:rPr>
         <w:t xml:space="preserve">需相干解调，接收端要做载波同步与相位恢复（Costas</w:t>
       </w:r>
       <w:r>
+        <w:rPr>
+          <w:rFonts w:eastAsia="黑体"/>
+        </w:rPr>
         <w:t xml:space="preserve"> </w:t>
       </w:r>
       <w:r>
         <w:rPr>
-          <w:rFonts w:hint="eastAsia"/>
+          <w:rFonts w:hint="eastAsia" w:eastAsia="黑体"/>
         </w:rPr>
         <w:t xml:space="preserve">环）。</w:t>
       </w:r>
@@ -1987,16 +2162,19 @@
       </w:pPr>
       <w:r>
         <w:rPr>
-          <w:rFonts w:hint="eastAsia"/>
+          <w:rFonts w:hint="eastAsia" w:eastAsia="黑体"/>
         </w:rPr>
         <w:t xml:space="preserve">差分</w:t>
       </w:r>
       <w:r>
+        <w:rPr>
+          <w:rFonts w:eastAsia="黑体"/>
+        </w:rPr>
         <w:t xml:space="preserve"> </w:t>
       </w:r>
       <w:r>
         <w:rPr>
-          <w:rFonts w:hint="eastAsia"/>
+          <w:rFonts w:hint="eastAsia" w:eastAsia="黑体"/>
         </w:rPr>
         <w:t xml:space="preserve">PSK（DPSK）可避免绝对相位模糊，简化接收机但性能略降。</w:t>
       </w:r>
@@ -2011,7 +2189,7 @@
       </w:pPr>
       <w:r>
         <w:rPr>
-          <w:rFonts w:hint="eastAsia"/>
+          <w:rFonts w:hint="eastAsia" w:eastAsia="黑体"/>
         </w:rPr>
         <w:t xml:space="preserve">恒包络只是近似，实际滤波会引入包络起伏，功放仍需一定回退。</w:t>
       </w:r>
@@ -2026,25 +2204,31 @@
       </w:pPr>
       <w:r>
         <w:rPr>
-          <w:rFonts w:hint="eastAsia"/>
+          <w:rFonts w:hint="eastAsia" w:eastAsia="黑体"/>
         </w:rPr>
         <w:t xml:space="preserve">高阶</w:t>
       </w:r>
       <w:r>
+        <w:rPr>
+          <w:rFonts w:eastAsia="黑体"/>
+        </w:rPr>
         <w:t xml:space="preserve"> PSK </w:t>
       </w:r>
       <w:r>
         <w:rPr>
-          <w:rFonts w:hint="eastAsia"/>
+          <w:rFonts w:hint="eastAsia" w:eastAsia="黑体"/>
         </w:rPr>
         <w:t xml:space="preserve">对相位噪声和</w:t>
       </w:r>
       <w:r>
+        <w:rPr>
+          <w:rFonts w:eastAsia="黑体"/>
+        </w:rPr>
         <w:t xml:space="preserve"> I/Q </w:t>
       </w:r>
       <w:r>
         <w:rPr>
-          <w:rFonts w:hint="eastAsia"/>
+          <w:rFonts w:hint="eastAsia" w:eastAsia="黑体"/>
         </w:rPr>
         <w:t xml:space="preserve">不平衡高度敏感。</w:t>
       </w:r>
@@ -2057,7 +2241,7 @@
       </w:pPr>
       <w:r>
         <w:rPr>
-          <w:rFonts w:hint="eastAsia"/>
+          <w:rFonts w:hint="eastAsia" w:eastAsia="黑体"/>
         </w:rPr>
         <w:t xml:space="preserve">参考资料</w:t>
       </w:r>
@@ -2071,6 +2255,9 @@
         </w:numPr>
       </w:pPr>
       <w:r>
+        <w:rPr>
+          <w:rFonts w:eastAsia="黑体"/>
+        </w:rPr>
         <w:t xml:space="preserve">Wikipedia: Phase-shift keying。</w:t>
       </w:r>
     </w:p>
@@ -2084,7 +2271,7 @@
       </w:pPr>
       <w:r>
         <w:rPr>
-          <w:rFonts w:hint="eastAsia"/>
+          <w:rFonts w:hint="eastAsia" w:eastAsia="黑体"/>
         </w:rPr>
         <w:t xml:space="preserve">《通信原理》（樊昌信）。</w:t>
       </w:r>
@@ -2098,11 +2285,14 @@
         </w:numPr>
       </w:pPr>
       <w:r>
+        <w:rPr>
+          <w:rFonts w:eastAsia="黑体"/>
+        </w:rPr>
         <w:t xml:space="preserve">Analog Devices ADL5375 </w:t>
       </w:r>
       <w:r>
         <w:rPr>
-          <w:rFonts w:hint="eastAsia"/>
+          <w:rFonts w:hint="eastAsia" w:eastAsia="黑体"/>
         </w:rPr>
         <w:t xml:space="preserve">数据手册。</w:t>
       </w:r>
@@ -2116,11 +2306,11 @@
       </w:pPr>
       <w:r>
         <w:rPr>
-          <w:rFonts w:ascii="Times New Roman" w:hAnsi="Times New Roman"/>
+          <w:rFonts w:ascii="Times New Roman" w:hAnsi="Times New Roman" w:eastAsia="黑体"/>
           <w:color w:val="555555"/>
           <w:sz w:val="21"/>
         </w:rPr>
-        <w:t>材料收集者：杜文杰</w:t>
+        <w:t>材料收集者：杜文杰，WX手机：19519196569，QQ:3478827729</w:t>
       </w:r>
     </w:p>
     <w:sectPr>
@@ -2140,7 +2330,7 @@
 </file>
 
 <file path=word/footer1.xml><?xml version="1.0" encoding="utf-8"?>
-<w:ftr xmlns:m="http://schemas.openxmlformats.org/officeDocument/2006/math" xmlns:mc="http://schemas.openxmlformats.org/markup-compatibility/2006" xmlns:mo="http://schemas.microsoft.com/office/mac/office/2008/main" xmlns:mv="urn:schemas-microsoft-com:mac:vml" xmlns:o="urn:schemas-microsoft-com:office:office" xmlns:r="http://schemas.openxmlformats.org/officeDocument/2006/relationships" xmlns:v="urn:schemas-microsoft-com:vml" xmlns:w10="urn:schemas-microsoft-com:office:word" xmlns:w14="http://schemas.microsoft.com/office/word/2010/wordml" xmlns:w="http://schemas.openxmlformats.org/wordprocessingml/2006/main" xmlns:wne="http://schemas.microsoft.com/office/word/2006/wordml" xmlns:wp14="http://schemas.microsoft.com/office/word/2010/wordprocessingDrawing" xmlns:wp="http://schemas.openxmlformats.org/drawingml/2006/wordprocessingDrawing" xmlns:wpc="http://schemas.microsoft.com/office/word/2010/wordprocessingCanvas" xmlns:wpg="http://schemas.microsoft.com/office/word/2010/wordprocessingGroup" xmlns:wpi="http://schemas.microsoft.com/office/word/2010/wordprocessingInk" xmlns:wps="http://schemas.microsoft.com/office/word/2010/wordprocessingShape" mc:Ignorable="w14 wp14">
+<w:ftr xmlns:mc="http://schemas.openxmlformats.org/markup-compatibility/2006" xmlns:w="http://schemas.openxmlformats.org/wordprocessingml/2006/main" xmlns:m="http://schemas.openxmlformats.org/officeDocument/2006/math" xmlns:mo="http://schemas.microsoft.com/office/mac/office/2008/main" xmlns:mv="urn:schemas-microsoft-com:mac:vml" xmlns:o="urn:schemas-microsoft-com:office:office" xmlns:r="http://schemas.openxmlformats.org/officeDocument/2006/relationships" xmlns:v="urn:schemas-microsoft-com:vml" xmlns:w10="urn:schemas-microsoft-com:office:word" xmlns:w14="http://schemas.microsoft.com/office/word/2010/wordml" xmlns:wne="http://schemas.microsoft.com/office/word/2006/wordml" xmlns:wp14="http://schemas.microsoft.com/office/word/2010/wordprocessingDrawing" xmlns:wp="http://schemas.openxmlformats.org/drawingml/2006/wordprocessingDrawing" xmlns:wpc="http://schemas.microsoft.com/office/word/2010/wordprocessingCanvas" xmlns:wpg="http://schemas.microsoft.com/office/word/2010/wordprocessingGroup" xmlns:wpi="http://schemas.microsoft.com/office/word/2010/wordprocessingInk" xmlns:wps="http://schemas.microsoft.com/office/word/2010/wordprocessingShape" mc:Ignorable="w14 wp14">
   <w:p>
     <w:pPr>
       <w:pStyle w:val="Footer"/>
@@ -2148,12 +2338,14 @@
     </w:pPr>
     <w:r>
       <w:rPr>
+        <w:rFonts w:eastAsia="黑体"/>
         <w:sz w:val="18"/>
       </w:rPr>
       <w:t xml:space="preserve">第 </w:t>
     </w:r>
     <w:r>
       <w:rPr>
+        <w:rFonts w:eastAsia="黑体"/>
         <w:sz w:val="18"/>
       </w:rPr>
       <w:fldChar w:fldCharType="begin"/>
@@ -2162,6 +2354,7 @@
     </w:r>
     <w:r>
       <w:rPr>
+        <w:rFonts w:eastAsia="黑体"/>
         <w:sz w:val="18"/>
       </w:rPr>
       <w:t xml:space="preserve"> 页</w:t>
@@ -2175,6 +2368,9 @@
   <w:footnote w:type="continuationSeparator" w:id="0">
     <w:p>
       <w:r>
+        <w:rPr>
+          <w:rFonts w:eastAsia="黑体"/>
+        </w:rPr>
         <w:continuationSeparator/>
       </w:r>
     </w:p>
@@ -2182,6 +2378,9 @@
   <w:footnote w:type="separator" w:id="-1">
     <w:p>
       <w:r>
+        <w:rPr>
+          <w:rFonts w:eastAsia="黑体"/>
+        </w:rPr>
         <w:separator/>
       </w:r>
     </w:p>
@@ -2190,7 +2389,7 @@
 </file>
 
 <file path=word/header1.xml><?xml version="1.0" encoding="utf-8"?>
-<w:hdr xmlns:m="http://schemas.openxmlformats.org/officeDocument/2006/math" xmlns:mc="http://schemas.openxmlformats.org/markup-compatibility/2006" xmlns:mo="http://schemas.microsoft.com/office/mac/office/2008/main" xmlns:mv="urn:schemas-microsoft-com:mac:vml" xmlns:o="urn:schemas-microsoft-com:office:office" xmlns:r="http://schemas.openxmlformats.org/officeDocument/2006/relationships" xmlns:v="urn:schemas-microsoft-com:vml" xmlns:w10="urn:schemas-microsoft-com:office:word" xmlns:w14="http://schemas.microsoft.com/office/word/2010/wordml" xmlns:w="http://schemas.openxmlformats.org/wordprocessingml/2006/main" xmlns:wne="http://schemas.microsoft.com/office/word/2006/wordml" xmlns:wp14="http://schemas.microsoft.com/office/word/2010/wordprocessingDrawing" xmlns:wp="http://schemas.openxmlformats.org/drawingml/2006/wordprocessingDrawing" xmlns:wpc="http://schemas.microsoft.com/office/word/2010/wordprocessingCanvas" xmlns:wpg="http://schemas.microsoft.com/office/word/2010/wordprocessingGroup" xmlns:wpi="http://schemas.microsoft.com/office/word/2010/wordprocessingInk" xmlns:wps="http://schemas.microsoft.com/office/word/2010/wordprocessingShape" mc:Ignorable="w14 wp14">
+<w:hdr xmlns:mc="http://schemas.openxmlformats.org/markup-compatibility/2006" xmlns:w="http://schemas.openxmlformats.org/wordprocessingml/2006/main" xmlns:m="http://schemas.openxmlformats.org/officeDocument/2006/math" xmlns:mo="http://schemas.microsoft.com/office/mac/office/2008/main" xmlns:mv="urn:schemas-microsoft-com:mac:vml" xmlns:o="urn:schemas-microsoft-com:office:office" xmlns:r="http://schemas.openxmlformats.org/officeDocument/2006/relationships" xmlns:v="urn:schemas-microsoft-com:vml" xmlns:w10="urn:schemas-microsoft-com:office:word" xmlns:w14="http://schemas.microsoft.com/office/word/2010/wordml" xmlns:wne="http://schemas.microsoft.com/office/word/2006/wordml" xmlns:wp14="http://schemas.microsoft.com/office/word/2010/wordprocessingDrawing" xmlns:wp="http://schemas.openxmlformats.org/drawingml/2006/wordprocessingDrawing" xmlns:wpc="http://schemas.microsoft.com/office/word/2010/wordprocessingCanvas" xmlns:wpg="http://schemas.microsoft.com/office/word/2010/wordprocessingGroup" xmlns:wpi="http://schemas.microsoft.com/office/word/2010/wordprocessingInk" xmlns:wps="http://schemas.microsoft.com/office/word/2010/wordprocessingShape" mc:Ignorable="w14 wp14">
   <w:p>
     <w:pPr>
       <w:pStyle w:val="Header"/>
@@ -2198,7 +2397,7 @@
     </w:pPr>
     <w:r>
       <w:rPr>
-        <w:rFonts w:ascii="Times New Roman" w:hAnsi="Times New Roman"/>
+        <w:rFonts w:ascii="Times New Roman" w:hAnsi="Times New Roman" w:eastAsia="黑体"/>
         <w:sz w:val="18"/>
         <w:rFonts w:eastAsia="黑体"/>
         <w:rFonts w:eastAsia="黑体"/>
@@ -2210,7 +2409,7 @@
 </file>
 
 <file path=word/numbering.xml><?xml version="1.0" encoding="utf-8"?>
-<w:numbering xmlns:m="http://schemas.openxmlformats.org/officeDocument/2006/math" xmlns:mc="http://schemas.openxmlformats.org/markup-compatibility/2006" xmlns:mo="http://schemas.microsoft.com/office/mac/office/2008/main" xmlns:mv="urn:schemas-microsoft-com:mac:vml" xmlns:o="urn:schemas-microsoft-com:office:office" xmlns:r="http://schemas.openxmlformats.org/officeDocument/2006/relationships" xmlns:v="urn:schemas-microsoft-com:vml" xmlns:w="http://schemas.openxmlformats.org/wordprocessingml/2006/main" xmlns:w10="urn:schemas-microsoft-com:office:word" xmlns:w14="http://schemas.microsoft.com/office/word/2010/wordml" xmlns:wne="http://schemas.microsoft.com/office/word/2006/wordml" xmlns:wp="http://schemas.openxmlformats.org/drawingml/2006/wordprocessingDrawing" xmlns:wp14="http://schemas.microsoft.com/office/word/2010/wordprocessingDrawing" xmlns:wpc="http://schemas.microsoft.com/office/word/2010/wordprocessingCanvas" xmlns:wpg="http://schemas.microsoft.com/office/word/2010/wordprocessingGroup" xmlns:wpi="http://schemas.microsoft.com/office/word/2010/wordprocessingInk" xmlns:wps="http://schemas.microsoft.com/office/word/2010/wordprocessingShape" mc:Ignorable="w14 wp14">
+<w:numbering xmlns:mc="http://schemas.openxmlformats.org/markup-compatibility/2006" xmlns:w="http://schemas.openxmlformats.org/wordprocessingml/2006/main" xmlns:m="http://schemas.openxmlformats.org/officeDocument/2006/math" xmlns:mo="http://schemas.microsoft.com/office/mac/office/2008/main" xmlns:mv="urn:schemas-microsoft-com:mac:vml" xmlns:o="urn:schemas-microsoft-com:office:office" xmlns:r="http://schemas.openxmlformats.org/officeDocument/2006/relationships" xmlns:v="urn:schemas-microsoft-com:vml" xmlns:w10="urn:schemas-microsoft-com:office:word" xmlns:w14="http://schemas.microsoft.com/office/word/2010/wordml" xmlns:wne="http://schemas.microsoft.com/office/word/2006/wordml" xmlns:wp="http://schemas.openxmlformats.org/drawingml/2006/wordprocessingDrawing" xmlns:wp14="http://schemas.microsoft.com/office/word/2010/wordprocessingDrawing" xmlns:wpc="http://schemas.microsoft.com/office/word/2010/wordprocessingCanvas" xmlns:wpg="http://schemas.microsoft.com/office/word/2010/wordprocessingGroup" xmlns:wpi="http://schemas.microsoft.com/office/word/2010/wordprocessingInk" xmlns:wps="http://schemas.microsoft.com/office/word/2010/wordprocessingShape" mc:Ignorable="w14 wp14">
   <w:abstractNum w:abstractNumId="0">
     <w:nsid w:val="FFFFFF7C"/>
     <w:multiLevelType w:val="singleLevel"/>
@@ -2297,7 +2496,7 @@
         <w:ind w:hanging="360" w:left="1440"/>
       </w:pPr>
       <w:rPr>
-        <w:rFonts w:ascii="Symbol" w:hAnsi="Symbol" w:hint="default"/>
+        <w:rFonts w:ascii="Symbol" w:hAnsi="Symbol" w:hint="default" w:eastAsia="黑体"/>
       </w:rPr>
     </w:lvl>
   </w:abstractNum>
@@ -2318,7 +2517,7 @@
         <w:ind w:hanging="360" w:left="1080"/>
       </w:pPr>
       <w:rPr>
-        <w:rFonts w:ascii="Symbol" w:hAnsi="Symbol" w:hint="default"/>
+        <w:rFonts w:ascii="Symbol" w:hAnsi="Symbol" w:hint="default" w:eastAsia="黑体"/>
       </w:rPr>
     </w:lvl>
   </w:abstractNum>
@@ -2339,7 +2538,7 @@
         <w:ind w:hanging="360" w:left="720"/>
       </w:pPr>
       <w:rPr>
-        <w:rFonts w:ascii="Symbol" w:hAnsi="Symbol" w:hint="default"/>
+        <w:rFonts w:ascii="Symbol" w:hAnsi="Symbol" w:hint="default" w:eastAsia="黑体"/>
       </w:rPr>
     </w:lvl>
   </w:abstractNum>
@@ -2378,7 +2577,7 @@
         <w:ind w:hanging="360" w:left="360"/>
       </w:pPr>
       <w:rPr>
-        <w:rFonts w:ascii="Symbol" w:hAnsi="Symbol" w:hint="default"/>
+        <w:rFonts w:ascii="Symbol" w:hAnsi="Symbol" w:hint="default" w:eastAsia="黑体"/>
       </w:rPr>
     </w:lvl>
   </w:abstractNum>
@@ -2469,7 +2668,7 @@
         <w:ind w:left="720" w:hanging="360"/>
       </w:pPr>
       <w:rPr>
-        <w:rFonts w:ascii="Symbol" w:hAnsi="Symbol" w:cs="Symbol" w:hint="default"/>
+        <w:rFonts w:ascii="Symbol" w:hAnsi="Symbol" w:cs="Symbol" w:hint="default" w:eastAsia="黑体"/>
       </w:rPr>
     </w:lvl>
     <w:lvl w:ilvl="1">
@@ -2480,7 +2679,7 @@
         <w:ind w:left="1440" w:hanging="360"/>
       </w:pPr>
       <w:rPr>
-        <w:rFonts w:ascii="Courier New" w:hAnsi="Courier New" w:cs="Courier New" w:hint="default"/>
+        <w:rFonts w:ascii="Courier New" w:hAnsi="Courier New" w:cs="Courier New" w:hint="default" w:eastAsia="黑体"/>
       </w:rPr>
     </w:lvl>
     <w:lvl w:ilvl="2">
@@ -2491,7 +2690,7 @@
         <w:ind w:left="2160" w:hanging="360"/>
       </w:pPr>
       <w:rPr>
-        <w:rFonts w:ascii="Wingdings" w:hAnsi="Wingdings" w:cs="Wingdings" w:hint="default"/>
+        <w:rFonts w:ascii="Wingdings" w:hAnsi="Wingdings" w:cs="Wingdings" w:hint="default" w:eastAsia="黑体"/>
       </w:rPr>
     </w:lvl>
     <w:lvl w:ilvl="3">
@@ -2502,7 +2701,7 @@
         <w:ind w:left="2880" w:hanging="360"/>
       </w:pPr>
       <w:rPr>
-        <w:rFonts w:ascii="Symbol" w:hAnsi="Symbol" w:cs="Symbol" w:hint="default"/>
+        <w:rFonts w:ascii="Symbol" w:hAnsi="Symbol" w:cs="Symbol" w:hint="default" w:eastAsia="黑体"/>
       </w:rPr>
     </w:lvl>
     <w:lvl w:ilvl="4">
@@ -2513,7 +2712,7 @@
         <w:ind w:left="3600" w:hanging="360"/>
       </w:pPr>
       <w:rPr>
-        <w:rFonts w:ascii="Courier New" w:hAnsi="Courier New" w:cs="Courier New" w:hint="default"/>
+        <w:rFonts w:ascii="Courier New" w:hAnsi="Courier New" w:cs="Courier New" w:hint="default" w:eastAsia="黑体"/>
       </w:rPr>
     </w:lvl>
     <w:lvl w:ilvl="5">
@@ -2524,7 +2723,7 @@
         <w:ind w:left="4320" w:hanging="360"/>
       </w:pPr>
       <w:rPr>
-        <w:rFonts w:ascii="Wingdings" w:hAnsi="Wingdings" w:cs="Wingdings" w:hint="default"/>
+        <w:rFonts w:ascii="Wingdings" w:hAnsi="Wingdings" w:cs="Wingdings" w:hint="default" w:eastAsia="黑体"/>
       </w:rPr>
     </w:lvl>
     <w:lvl w:ilvl="6">
@@ -2535,7 +2734,7 @@
         <w:ind w:left="5040" w:hanging="360"/>
       </w:pPr>
       <w:rPr>
-        <w:rFonts w:ascii="Symbol" w:hAnsi="Symbol" w:cs="Symbol" w:hint="default"/>
+        <w:rFonts w:ascii="Symbol" w:hAnsi="Symbol" w:cs="Symbol" w:hint="default" w:eastAsia="黑体"/>
       </w:rPr>
     </w:lvl>
     <w:lvl w:ilvl="7">
@@ -2546,7 +2745,7 @@
         <w:ind w:left="5760" w:hanging="360"/>
       </w:pPr>
       <w:rPr>
-        <w:rFonts w:ascii="Courier New" w:hAnsi="Courier New" w:cs="Courier New" w:hint="default"/>
+        <w:rFonts w:ascii="Courier New" w:hAnsi="Courier New" w:cs="Courier New" w:hint="default" w:eastAsia="黑体"/>
       </w:rPr>
     </w:lvl>
     <w:lvl w:ilvl="8">
@@ -2557,7 +2756,7 @@
         <w:ind w:left="6480" w:hanging="360"/>
       </w:pPr>
       <w:rPr>
-        <w:rFonts w:ascii="Wingdings" w:hAnsi="Wingdings" w:cs="Wingdings" w:hint="default"/>
+        <w:rFonts w:ascii="Wingdings" w:hAnsi="Wingdings" w:cs="Wingdings" w:hint="default" w:eastAsia="黑体"/>
       </w:rPr>
     </w:lvl>
   </w:abstractNum>
@@ -2613,11 +2812,11 @@
 </file>
 
 <file path=word/styles.xml><?xml version="1.0" encoding="utf-8"?>
-<w:styles xmlns:mc="http://schemas.openxmlformats.org/markup-compatibility/2006" xmlns:r="http://schemas.openxmlformats.org/officeDocument/2006/relationships" xmlns:w="http://schemas.openxmlformats.org/wordprocessingml/2006/main" xmlns:w14="http://schemas.microsoft.com/office/word/2010/wordml" mc:Ignorable="w14">
+<w:styles xmlns:mc="http://schemas.openxmlformats.org/markup-compatibility/2006" xmlns:w="http://schemas.openxmlformats.org/wordprocessingml/2006/main" xmlns:r="http://schemas.openxmlformats.org/officeDocument/2006/relationships" xmlns:w14="http://schemas.microsoft.com/office/word/2010/wordml" mc:Ignorable="w14">
   <w:docDefaults>
     <w:rPrDefault>
       <w:rPr>
-        <w:rFonts w:asciiTheme="minorHAnsi" w:cstheme="minorBidi" w:eastAsiaTheme="minorEastAsia" w:hAnsiTheme="minorHAnsi"/>
+        <w:rFonts w:asciiTheme="minorHAnsi" w:cstheme="minorBidi" w:hAnsiTheme="minorHAnsi" w:eastAsia="黑体"/>
         <w:sz w:val="22"/>
         <w:szCs w:val="22"/>
         <w:lang w:bidi="ar-SA" w:eastAsia="en-US" w:val="en-US"/>
@@ -2839,7 +3038,7 @@
       <w:outlineLvl w:val="0"/>
     </w:pPr>
     <w:rPr>
-      <w:rFonts w:ascii="Times New Roman" w:asciiTheme="majorHAnsi" w:cstheme="majorBidi" w:eastAsia="黑体" w:eastAsiaTheme="majorEastAsia" w:hAnsi="Times New Roman" w:hAnsiTheme="majorHAnsi"/>
+      <w:rFonts w:ascii="Times New Roman" w:asciiTheme="majorHAnsi" w:cstheme="majorBidi" w:eastAsia="黑体" w:hAnsi="Times New Roman" w:hAnsiTheme="majorHAnsi"/>
       <w:b/>
       <w:bCs/>
       <w:color w:val="1F3864"/>
@@ -2863,7 +3062,7 @@
       <w:outlineLvl w:val="1"/>
     </w:pPr>
     <w:rPr>
-      <w:rFonts w:ascii="Times New Roman" w:asciiTheme="majorHAnsi" w:cstheme="majorBidi" w:eastAsia="黑体" w:eastAsiaTheme="majorEastAsia" w:hAnsi="Times New Roman" w:hAnsiTheme="majorHAnsi"/>
+      <w:rFonts w:ascii="Times New Roman" w:asciiTheme="majorHAnsi" w:cstheme="majorBidi" w:eastAsia="黑体" w:hAnsi="Times New Roman" w:hAnsiTheme="majorHAnsi"/>
       <w:b/>
       <w:bCs/>
       <w:color w:val="2E4E7E"/>
@@ -2887,7 +3086,7 @@
       <w:outlineLvl w:val="2"/>
     </w:pPr>
     <w:rPr>
-      <w:rFonts w:ascii="Times New Roman" w:asciiTheme="majorHAnsi" w:cstheme="majorBidi" w:eastAsia="黑体" w:eastAsiaTheme="majorEastAsia" w:hAnsi="Times New Roman" w:hAnsiTheme="majorHAnsi"/>
+      <w:rFonts w:ascii="Times New Roman" w:asciiTheme="majorHAnsi" w:cstheme="majorBidi" w:eastAsia="黑体" w:hAnsi="Times New Roman" w:hAnsiTheme="majorHAnsi"/>
       <w:b/>
       <w:bCs/>
       <w:color w:val="2E4E7E"/>
@@ -2911,7 +3110,7 @@
       <w:outlineLvl w:val="3"/>
     </w:pPr>
     <w:rPr>
-      <w:rFonts w:ascii="Times New Roman" w:asciiTheme="majorHAnsi" w:cstheme="majorBidi" w:eastAsia="黑体" w:eastAsiaTheme="majorEastAsia" w:hAnsi="Times New Roman" w:hAnsiTheme="majorHAnsi"/>
+      <w:rFonts w:ascii="Times New Roman" w:asciiTheme="majorHAnsi" w:cstheme="majorBidi" w:eastAsia="黑体" w:hAnsi="Times New Roman" w:hAnsiTheme="majorHAnsi"/>
       <w:b/>
       <w:bCs/>
       <w:i/>
@@ -2937,7 +3136,7 @@
       <w:outlineLvl w:val="4"/>
     </w:pPr>
     <w:rPr>
-      <w:rFonts w:ascii="Times New Roman" w:asciiTheme="majorHAnsi" w:cstheme="majorBidi" w:eastAsia="黑体" w:eastAsiaTheme="majorEastAsia" w:hAnsi="Times New Roman" w:hAnsiTheme="majorHAnsi"/>
+      <w:rFonts w:ascii="Times New Roman" w:asciiTheme="majorHAnsi" w:cstheme="majorBidi" w:eastAsia="黑体" w:hAnsi="Times New Roman" w:hAnsiTheme="majorHAnsi"/>
       <w:b/>
       <w:color w:val="333333"/>
       <w:sz w:val="22"/>
@@ -2960,7 +3159,7 @@
       <w:outlineLvl w:val="5"/>
     </w:pPr>
     <w:rPr>
-      <w:rFonts w:asciiTheme="majorHAnsi" w:cstheme="majorBidi" w:eastAsiaTheme="majorEastAsia" w:hAnsiTheme="majorHAnsi"/>
+      <w:rFonts w:asciiTheme="majorHAnsi" w:cstheme="majorBidi" w:hAnsiTheme="majorHAnsi" w:eastAsia="黑体"/>
       <w:i/>
       <w:iCs/>
       <w:color w:themeColor="accent1" w:themeShade="7F" w:val="243F60"/>
@@ -2983,7 +3182,7 @@
       <w:outlineLvl w:val="6"/>
     </w:pPr>
     <w:rPr>
-      <w:rFonts w:asciiTheme="majorHAnsi" w:cstheme="majorBidi" w:eastAsiaTheme="majorEastAsia" w:hAnsiTheme="majorHAnsi"/>
+      <w:rFonts w:asciiTheme="majorHAnsi" w:cstheme="majorBidi" w:hAnsiTheme="majorHAnsi" w:eastAsia="黑体"/>
       <w:i/>
       <w:iCs/>
       <w:color w:themeColor="text1" w:themeTint="BF" w:val="404040"/>
@@ -3006,7 +3205,7 @@
       <w:outlineLvl w:val="7"/>
     </w:pPr>
     <w:rPr>
-      <w:rFonts w:asciiTheme="majorHAnsi" w:cstheme="majorBidi" w:eastAsiaTheme="majorEastAsia" w:hAnsiTheme="majorHAnsi"/>
+      <w:rFonts w:asciiTheme="majorHAnsi" w:cstheme="majorBidi" w:hAnsiTheme="majorHAnsi" w:eastAsia="黑体"/>
       <w:color w:themeColor="accent1" w:val="4F81BD"/>
       <w:sz w:val="20"/>
       <w:szCs w:val="20"/>
@@ -3029,7 +3228,7 @@
       <w:outlineLvl w:val="8"/>
     </w:pPr>
     <w:rPr>
-      <w:rFonts w:asciiTheme="majorHAnsi" w:cstheme="majorBidi" w:eastAsiaTheme="majorEastAsia" w:hAnsiTheme="majorHAnsi"/>
+      <w:rFonts w:asciiTheme="majorHAnsi" w:cstheme="majorBidi" w:hAnsiTheme="majorHAnsi" w:eastAsia="黑体"/>
       <w:i/>
       <w:iCs/>
       <w:color w:themeColor="text1" w:themeTint="BF" w:val="404040"/>
@@ -3080,7 +3279,7 @@
     <w:uiPriority w:val="9"/>
     <w:rsid w:val="00FC693F"/>
     <w:rPr>
-      <w:rFonts w:asciiTheme="majorHAnsi" w:cstheme="majorBidi" w:eastAsiaTheme="majorEastAsia" w:hAnsiTheme="majorHAnsi"/>
+      <w:rFonts w:asciiTheme="majorHAnsi" w:cstheme="majorBidi" w:hAnsiTheme="majorHAnsi" w:eastAsia="黑体"/>
       <w:b/>
       <w:bCs/>
       <w:color w:themeColor="accent1" w:themeShade="BF" w:val="365F91"/>
@@ -3095,7 +3294,7 @@
     <w:uiPriority w:val="9"/>
     <w:rsid w:val="00FC693F"/>
     <w:rPr>
-      <w:rFonts w:asciiTheme="majorHAnsi" w:cstheme="majorBidi" w:eastAsiaTheme="majorEastAsia" w:hAnsiTheme="majorHAnsi"/>
+      <w:rFonts w:asciiTheme="majorHAnsi" w:cstheme="majorBidi" w:hAnsiTheme="majorHAnsi" w:eastAsia="黑体"/>
       <w:b/>
       <w:bCs/>
       <w:color w:themeColor="accent1" w:val="4F81BD"/>
@@ -3110,7 +3309,7 @@
     <w:uiPriority w:val="9"/>
     <w:rsid w:val="00FC693F"/>
     <w:rPr>
-      <w:rFonts w:asciiTheme="majorHAnsi" w:cstheme="majorBidi" w:eastAsiaTheme="majorEastAsia" w:hAnsiTheme="majorHAnsi"/>
+      <w:rFonts w:asciiTheme="majorHAnsi" w:cstheme="majorBidi" w:hAnsiTheme="majorHAnsi" w:eastAsia="黑体"/>
       <w:b/>
       <w:bCs/>
       <w:color w:themeColor="accent1" w:val="4F81BD"/>
@@ -3133,7 +3332,7 @@
       <w:contextualSpacing/>
     </w:pPr>
     <w:rPr>
-      <w:rFonts w:ascii="Times New Roman" w:asciiTheme="majorHAnsi" w:cstheme="majorBidi" w:eastAsia="黑体" w:eastAsiaTheme="majorEastAsia" w:hAnsi="Times New Roman" w:hAnsiTheme="majorHAnsi"/>
+      <w:rFonts w:ascii="Times New Roman" w:asciiTheme="majorHAnsi" w:cstheme="majorBidi" w:eastAsia="黑体" w:hAnsi="Times New Roman" w:hAnsiTheme="majorHAnsi"/>
       <w:b/>
       <w:color w:val="1F3864"/>
       <w:spacing w:val="5"/>
@@ -3149,7 +3348,7 @@
     <w:uiPriority w:val="10"/>
     <w:rsid w:val="00FC693F"/>
     <w:rPr>
-      <w:rFonts w:asciiTheme="majorHAnsi" w:cstheme="majorBidi" w:eastAsiaTheme="majorEastAsia" w:hAnsiTheme="majorHAnsi"/>
+      <w:rFonts w:asciiTheme="majorHAnsi" w:cstheme="majorBidi" w:hAnsiTheme="majorHAnsi" w:eastAsia="黑体"/>
       <w:color w:themeColor="text2" w:themeShade="BF" w:val="17365D"/>
       <w:spacing w:val="5"/>
       <w:kern w:val="28"/>
@@ -3171,7 +3370,7 @@
       </w:numPr>
     </w:pPr>
     <w:rPr>
-      <w:rFonts w:asciiTheme="majorHAnsi" w:cstheme="majorBidi" w:eastAsiaTheme="majorEastAsia" w:hAnsiTheme="majorHAnsi"/>
+      <w:rFonts w:asciiTheme="majorHAnsi" w:cstheme="majorBidi" w:hAnsiTheme="majorHAnsi" w:eastAsia="黑体"/>
       <w:i/>
       <w:iCs/>
       <w:color w:themeColor="accent1" w:val="4F81BD"/>
@@ -3187,7 +3386,7 @@
     <w:uiPriority w:val="11"/>
     <w:rsid w:val="00FC693F"/>
     <w:rPr>
-      <w:rFonts w:asciiTheme="majorHAnsi" w:cstheme="majorBidi" w:eastAsiaTheme="majorEastAsia" w:hAnsiTheme="majorHAnsi"/>
+      <w:rFonts w:asciiTheme="majorHAnsi" w:cstheme="majorBidi" w:hAnsiTheme="majorHAnsi" w:eastAsia="黑体"/>
       <w:i/>
       <w:iCs/>
       <w:color w:themeColor="accent1" w:val="4F81BD"/>
@@ -3254,6 +3453,7 @@
       <w:spacing w:after="120"/>
     </w:pPr>
     <w:rPr>
+      <w:rFonts w:eastAsia="黑体"/>
       <w:sz w:val="16"/>
       <w:szCs w:val="16"/>
     </w:rPr>
@@ -3265,6 +3465,7 @@
     <w:uiPriority w:val="99"/>
     <w:rsid w:val="00AA1D8D"/>
     <w:rPr>
+      <w:rFonts w:eastAsia="黑体"/>
       <w:sz w:val="16"/>
       <w:szCs w:val="16"/>
     </w:rPr>
@@ -3434,7 +3635,7 @@
       </w:tabs>
     </w:pPr>
     <w:rPr>
-      <w:rFonts w:ascii="Courier" w:hAnsi="Courier"/>
+      <w:rFonts w:ascii="Courier" w:hAnsi="Courier" w:eastAsia="黑体"/>
       <w:sz w:val="20"/>
       <w:szCs w:val="20"/>
     </w:rPr>
@@ -3446,7 +3647,7 @@
     <w:uiPriority w:val="99"/>
     <w:rsid w:val="0029639D"/>
     <w:rPr>
-      <w:rFonts w:ascii="Courier" w:hAnsi="Courier"/>
+      <w:rFonts w:ascii="Courier" w:hAnsi="Courier" w:eastAsia="黑体"/>
       <w:sz w:val="20"/>
       <w:szCs w:val="20"/>
     </w:rPr>
@@ -3482,6 +3683,7 @@
     <w:uiPriority w:val="29"/>
     <w:rsid w:val="00FC693F"/>
     <w:rPr>
+      <w:rFonts w:eastAsia="黑体"/>
       <w:i/>
       <w:iCs/>
       <w:color w:themeColor="text1" w:val="000000"/>
@@ -3495,7 +3697,7 @@
     <w:semiHidden/>
     <w:rsid w:val="00FC693F"/>
     <w:rPr>
-      <w:rFonts w:asciiTheme="majorHAnsi" w:cstheme="majorBidi" w:eastAsiaTheme="majorEastAsia" w:hAnsiTheme="majorHAnsi"/>
+      <w:rFonts w:asciiTheme="majorHAnsi" w:cstheme="majorBidi" w:hAnsiTheme="majorHAnsi" w:eastAsia="黑体"/>
       <w:b/>
       <w:bCs/>
       <w:i/>
@@ -3511,7 +3713,7 @@
     <w:semiHidden/>
     <w:rsid w:val="00FC693F"/>
     <w:rPr>
-      <w:rFonts w:asciiTheme="majorHAnsi" w:cstheme="majorBidi" w:eastAsiaTheme="majorEastAsia" w:hAnsiTheme="majorHAnsi"/>
+      <w:rFonts w:asciiTheme="majorHAnsi" w:cstheme="majorBidi" w:hAnsiTheme="majorHAnsi" w:eastAsia="黑体"/>
       <w:color w:themeColor="accent1" w:themeShade="7F" w:val="243F60"/>
     </w:rPr>
   </w:style>
@@ -3523,7 +3725,7 @@
     <w:semiHidden/>
     <w:rsid w:val="00FC693F"/>
     <w:rPr>
-      <w:rFonts w:asciiTheme="majorHAnsi" w:cstheme="majorBidi" w:eastAsiaTheme="majorEastAsia" w:hAnsiTheme="majorHAnsi"/>
+      <w:rFonts w:asciiTheme="majorHAnsi" w:cstheme="majorBidi" w:hAnsiTheme="majorHAnsi" w:eastAsia="黑体"/>
       <w:i/>
       <w:iCs/>
       <w:color w:themeColor="accent1" w:themeShade="7F" w:val="243F60"/>
@@ -3537,7 +3739,7 @@
     <w:semiHidden/>
     <w:rsid w:val="00FC693F"/>
     <w:rPr>
-      <w:rFonts w:asciiTheme="majorHAnsi" w:cstheme="majorBidi" w:eastAsiaTheme="majorEastAsia" w:hAnsiTheme="majorHAnsi"/>
+      <w:rFonts w:asciiTheme="majorHAnsi" w:cstheme="majorBidi" w:hAnsiTheme="majorHAnsi" w:eastAsia="黑体"/>
       <w:i/>
       <w:iCs/>
       <w:color w:themeColor="text1" w:themeTint="BF" w:val="404040"/>
@@ -3551,7 +3753,7 @@
     <w:semiHidden/>
     <w:rsid w:val="00FC693F"/>
     <w:rPr>
-      <w:rFonts w:asciiTheme="majorHAnsi" w:cstheme="majorBidi" w:eastAsiaTheme="majorEastAsia" w:hAnsiTheme="majorHAnsi"/>
+      <w:rFonts w:asciiTheme="majorHAnsi" w:cstheme="majorBidi" w:hAnsiTheme="majorHAnsi" w:eastAsia="黑体"/>
       <w:color w:themeColor="accent1" w:val="4F81BD"/>
       <w:sz w:val="20"/>
       <w:szCs w:val="20"/>
@@ -3565,7 +3767,7 @@
     <w:semiHidden/>
     <w:rsid w:val="00FC693F"/>
     <w:rPr>
-      <w:rFonts w:asciiTheme="majorHAnsi" w:cstheme="majorBidi" w:eastAsiaTheme="majorEastAsia" w:hAnsiTheme="majorHAnsi"/>
+      <w:rFonts w:asciiTheme="majorHAnsi" w:cstheme="majorBidi" w:hAnsiTheme="majorHAnsi" w:eastAsia="黑体"/>
       <w:i/>
       <w:iCs/>
       <w:color w:themeColor="text1" w:themeTint="BF" w:val="404040"/>
@@ -3586,6 +3788,7 @@
       <w:spacing w:line="240" w:lineRule="auto"/>
     </w:pPr>
     <w:rPr>
+      <w:rFonts w:eastAsia="黑体"/>
       <w:b/>
       <w:bCs/>
       <w:color w:themeColor="accent1" w:val="4F81BD"/>
@@ -3600,6 +3803,7 @@
     <w:qFormat/>
     <w:rsid w:val="00FC693F"/>
     <w:rPr>
+      <w:rFonts w:eastAsia="黑体"/>
       <w:b/>
       <w:bCs/>
     </w:rPr>
@@ -3611,6 +3815,7 @@
     <w:qFormat/>
     <w:rsid w:val="00FC693F"/>
     <w:rPr>
+      <w:rFonts w:eastAsia="黑体"/>
       <w:i/>
       <w:iCs/>
     </w:rPr>
@@ -3631,6 +3836,7 @@
       <w:ind w:left="936" w:right="936"/>
     </w:pPr>
     <w:rPr>
+      <w:rFonts w:eastAsia="黑体"/>
       <w:b/>
       <w:bCs/>
       <w:i/>
@@ -3645,6 +3851,7 @@
     <w:uiPriority w:val="30"/>
     <w:rsid w:val="00FC693F"/>
     <w:rPr>
+      <w:rFonts w:eastAsia="黑体"/>
       <w:b/>
       <w:bCs/>
       <w:i/>
@@ -3659,6 +3866,7 @@
     <w:qFormat/>
     <w:rsid w:val="00FC693F"/>
     <w:rPr>
+      <w:rFonts w:eastAsia="黑体"/>
       <w:i/>
       <w:iCs/>
       <w:color w:themeColor="text1" w:themeTint="7F" w:val="808080"/>
@@ -3671,6 +3879,7 @@
     <w:qFormat/>
     <w:rsid w:val="00FC693F"/>
     <w:rPr>
+      <w:rFonts w:eastAsia="黑体"/>
       <w:b/>
       <w:bCs/>
       <w:i/>
@@ -3685,6 +3894,7 @@
     <w:qFormat/>
     <w:rsid w:val="00FC693F"/>
     <w:rPr>
+      <w:rFonts w:eastAsia="黑体"/>
       <w:smallCaps/>
       <w:color w:themeColor="accent2" w:val="C0504D"/>
       <w:u w:val="single"/>
@@ -3697,6 +3907,7 @@
     <w:qFormat/>
     <w:rsid w:val="00FC693F"/>
     <w:rPr>
+      <w:rFonts w:eastAsia="黑体"/>
       <w:b/>
       <w:bCs/>
       <w:smallCaps/>
@@ -3712,6 +3923,7 @@
     <w:qFormat/>
     <w:rsid w:val="00FC693F"/>
     <w:rPr>
+      <w:rFonts w:eastAsia="黑体"/>
       <w:b/>
       <w:bCs/>
       <w:smallCaps/>
@@ -3766,6 +3978,7 @@
       <w:spacing w:after="0" w:line="240" w:lineRule="auto"/>
     </w:pPr>
     <w:rPr>
+      <w:rFonts w:eastAsia="黑体"/>
       <w:color w:themeColor="text1" w:themeShade="BF" w:val="000000"/>
     </w:rPr>
     <w:tblPr>
@@ -3788,6 +4001,7 @@
         <w:spacing w:after="0" w:before="0" w:line="240" w:lineRule="auto"/>
       </w:pPr>
       <w:rPr>
+        <w:rFonts w:eastAsia="黑体"/>
         <w:b/>
         <w:bCs/>
       </w:rPr>
@@ -3808,6 +4022,7 @@
         <w:spacing w:after="0" w:before="0" w:line="240" w:lineRule="auto"/>
       </w:pPr>
       <w:rPr>
+        <w:rFonts w:eastAsia="黑体"/>
         <w:b/>
         <w:bCs/>
       </w:rPr>
@@ -3825,12 +4040,14 @@
     </w:tblStylePr>
     <w:tblStylePr w:type="firstCol">
       <w:rPr>
+        <w:rFonts w:eastAsia="黑体"/>
         <w:b/>
         <w:bCs/>
       </w:rPr>
     </w:tblStylePr>
     <w:tblStylePr w:type="lastCol">
       <w:rPr>
+        <w:rFonts w:eastAsia="黑体"/>
         <w:b/>
         <w:bCs/>
       </w:rPr>
@@ -3869,6 +4086,7 @@
       <w:spacing w:after="0" w:line="240" w:lineRule="auto"/>
     </w:pPr>
     <w:rPr>
+      <w:rFonts w:eastAsia="黑体"/>
       <w:color w:themeColor="accent1" w:themeShade="BF" w:val="365F91"/>
     </w:rPr>
     <w:tblPr>
@@ -3891,6 +4109,7 @@
         <w:spacing w:after="0" w:before="0" w:line="240" w:lineRule="auto"/>
       </w:pPr>
       <w:rPr>
+        <w:rFonts w:eastAsia="黑体"/>
         <w:b/>
         <w:bCs/>
       </w:rPr>
@@ -3911,6 +4130,7 @@
         <w:spacing w:after="0" w:before="0" w:line="240" w:lineRule="auto"/>
       </w:pPr>
       <w:rPr>
+        <w:rFonts w:eastAsia="黑体"/>
         <w:b/>
         <w:bCs/>
       </w:rPr>
@@ -3928,12 +4148,14 @@
     </w:tblStylePr>
     <w:tblStylePr w:type="firstCol">
       <w:rPr>
+        <w:rFonts w:eastAsia="黑体"/>
         <w:b/>
         <w:bCs/>
       </w:rPr>
     </w:tblStylePr>
     <w:tblStylePr w:type="lastCol">
       <w:rPr>
+        <w:rFonts w:eastAsia="黑体"/>
         <w:b/>
         <w:bCs/>
       </w:rPr>
@@ -3972,6 +4194,7 @@
       <w:spacing w:after="0" w:line="240" w:lineRule="auto"/>
     </w:pPr>
     <w:rPr>
+      <w:rFonts w:eastAsia="黑体"/>
       <w:color w:themeColor="accent2" w:themeShade="BF" w:val="943634"/>
     </w:rPr>
     <w:tblPr>
@@ -3994,6 +4217,7 @@
         <w:spacing w:after="0" w:before="0" w:line="240" w:lineRule="auto"/>
       </w:pPr>
       <w:rPr>
+        <w:rFonts w:eastAsia="黑体"/>
         <w:b/>
         <w:bCs/>
       </w:rPr>
@@ -4014,6 +4238,7 @@
         <w:spacing w:after="0" w:before="0" w:line="240" w:lineRule="auto"/>
       </w:pPr>
       <w:rPr>
+        <w:rFonts w:eastAsia="黑体"/>
         <w:b/>
         <w:bCs/>
       </w:rPr>
@@ -4031,12 +4256,14 @@
     </w:tblStylePr>
     <w:tblStylePr w:type="firstCol">
       <w:rPr>
+        <w:rFonts w:eastAsia="黑体"/>
         <w:b/>
         <w:bCs/>
       </w:rPr>
     </w:tblStylePr>
     <w:tblStylePr w:type="lastCol">
       <w:rPr>
+        <w:rFonts w:eastAsia="黑体"/>
         <w:b/>
         <w:bCs/>
       </w:rPr>
@@ -4075,6 +4302,7 @@
       <w:spacing w:after="0" w:line="240" w:lineRule="auto"/>
     </w:pPr>
     <w:rPr>
+      <w:rFonts w:eastAsia="黑体"/>
       <w:color w:themeColor="accent3" w:themeShade="BF" w:val="76923C"/>
     </w:rPr>
     <w:tblPr>
@@ -4097,6 +4325,7 @@
         <w:spacing w:after="0" w:before="0" w:line="240" w:lineRule="auto"/>
       </w:pPr>
       <w:rPr>
+        <w:rFonts w:eastAsia="黑体"/>
         <w:b/>
         <w:bCs/>
       </w:rPr>
@@ -4117,6 +4346,7 @@
         <w:spacing w:after="0" w:before="0" w:line="240" w:lineRule="auto"/>
       </w:pPr>
       <w:rPr>
+        <w:rFonts w:eastAsia="黑体"/>
         <w:b/>
         <w:bCs/>
       </w:rPr>
@@ -4134,12 +4364,14 @@
     </w:tblStylePr>
     <w:tblStylePr w:type="firstCol">
       <w:rPr>
+        <w:rFonts w:eastAsia="黑体"/>
         <w:b/>
         <w:bCs/>
       </w:rPr>
     </w:tblStylePr>
     <w:tblStylePr w:type="lastCol">
       <w:rPr>
+        <w:rFonts w:eastAsia="黑体"/>
         <w:b/>
         <w:bCs/>
       </w:rPr>
@@ -4178,6 +4410,7 @@
       <w:spacing w:after="0" w:line="240" w:lineRule="auto"/>
     </w:pPr>
     <w:rPr>
+      <w:rFonts w:eastAsia="黑体"/>
       <w:color w:themeColor="accent4" w:themeShade="BF" w:val="5F497A"/>
     </w:rPr>
     <w:tblPr>
@@ -4200,6 +4433,7 @@
         <w:spacing w:after="0" w:before="0" w:line="240" w:lineRule="auto"/>
       </w:pPr>
       <w:rPr>
+        <w:rFonts w:eastAsia="黑体"/>
         <w:b/>
         <w:bCs/>
       </w:rPr>
@@ -4220,6 +4454,7 @@
         <w:spacing w:after="0" w:before="0" w:line="240" w:lineRule="auto"/>
       </w:pPr>
       <w:rPr>
+        <w:rFonts w:eastAsia="黑体"/>
         <w:b/>
         <w:bCs/>
       </w:rPr>
@@ -4237,12 +4472,14 @@
     </w:tblStylePr>
     <w:tblStylePr w:type="firstCol">
       <w:rPr>
+        <w:rFonts w:eastAsia="黑体"/>
         <w:b/>
         <w:bCs/>
       </w:rPr>
     </w:tblStylePr>
     <w:tblStylePr w:type="lastCol">
       <w:rPr>
+        <w:rFonts w:eastAsia="黑体"/>
         <w:b/>
         <w:bCs/>
       </w:rPr>
@@ -4281,6 +4518,7 @@
       <w:spacing w:after="0" w:line="240" w:lineRule="auto"/>
     </w:pPr>
     <w:rPr>
+      <w:rFonts w:eastAsia="黑体"/>
       <w:color w:themeColor="accent5" w:themeShade="BF" w:val="31849B"/>
     </w:rPr>
     <w:tblPr>
@@ -4303,6 +4541,7 @@
         <w:spacing w:after="0" w:before="0" w:line="240" w:lineRule="auto"/>
       </w:pPr>
       <w:rPr>
+        <w:rFonts w:eastAsia="黑体"/>
         <w:b/>
         <w:bCs/>
       </w:rPr>
@@ -4323,6 +4562,7 @@
         <w:spacing w:after="0" w:before="0" w:line="240" w:lineRule="auto"/>
       </w:pPr>
       <w:rPr>
+        <w:rFonts w:eastAsia="黑体"/>
         <w:b/>
         <w:bCs/>
       </w:rPr>
@@ -4340,12 +4580,14 @@
     </w:tblStylePr>
     <w:tblStylePr w:type="firstCol">
       <w:rPr>
+        <w:rFonts w:eastAsia="黑体"/>
         <w:b/>
         <w:bCs/>
       </w:rPr>
     </w:tblStylePr>
     <w:tblStylePr w:type="lastCol">
       <w:rPr>
+        <w:rFonts w:eastAsia="黑体"/>
         <w:b/>
         <w:bCs/>
       </w:rPr>
@@ -4384,6 +4626,7 @@
       <w:spacing w:after="0" w:line="240" w:lineRule="auto"/>
     </w:pPr>
     <w:rPr>
+      <w:rFonts w:eastAsia="黑体"/>
       <w:color w:themeColor="accent6" w:themeShade="BF" w:val="E36C0A"/>
     </w:rPr>
     <w:tblPr>
@@ -4406,6 +4649,7 @@
         <w:spacing w:after="0" w:before="0" w:line="240" w:lineRule="auto"/>
       </w:pPr>
       <w:rPr>
+        <w:rFonts w:eastAsia="黑体"/>
         <w:b/>
         <w:bCs/>
       </w:rPr>
@@ -4426,6 +4670,7 @@
         <w:spacing w:after="0" w:before="0" w:line="240" w:lineRule="auto"/>
       </w:pPr>
       <w:rPr>
+        <w:rFonts w:eastAsia="黑体"/>
         <w:b/>
         <w:bCs/>
       </w:rPr>
@@ -4443,12 +4688,14 @@
     </w:tblStylePr>
     <w:tblStylePr w:type="firstCol">
       <w:rPr>
+        <w:rFonts w:eastAsia="黑体"/>
         <w:b/>
         <w:bCs/>
       </w:rPr>
     </w:tblStylePr>
     <w:tblStylePr w:type="lastCol">
       <w:rPr>
+        <w:rFonts w:eastAsia="黑体"/>
         <w:b/>
         <w:bCs/>
       </w:rPr>
@@ -4508,6 +4755,7 @@
         <w:spacing w:after="0" w:before="0" w:line="240" w:lineRule="auto"/>
       </w:pPr>
       <w:rPr>
+        <w:rFonts w:eastAsia="黑体"/>
         <w:b/>
         <w:bCs/>
         <w:color w:themeColor="background1" w:val="FFFFFF"/>
@@ -4522,6 +4770,7 @@
         <w:spacing w:after="0" w:before="0" w:line="240" w:lineRule="auto"/>
       </w:pPr>
       <w:rPr>
+        <w:rFonts w:eastAsia="黑体"/>
         <w:b/>
         <w:bCs/>
       </w:rPr>
@@ -4537,12 +4786,14 @@
     </w:tblStylePr>
     <w:tblStylePr w:type="firstCol">
       <w:rPr>
+        <w:rFonts w:eastAsia="黑体"/>
         <w:b/>
         <w:bCs/>
       </w:rPr>
     </w:tblStylePr>
     <w:tblStylePr w:type="lastCol">
       <w:rPr>
+        <w:rFonts w:eastAsia="黑体"/>
         <w:b/>
         <w:bCs/>
       </w:rPr>
@@ -4600,6 +4851,7 @@
         <w:spacing w:after="0" w:before="0" w:line="240" w:lineRule="auto"/>
       </w:pPr>
       <w:rPr>
+        <w:rFonts w:eastAsia="黑体"/>
         <w:b/>
         <w:bCs/>
         <w:color w:themeColor="background1" w:val="FFFFFF"/>
@@ -4614,6 +4866,7 @@
         <w:spacing w:after="0" w:before="0" w:line="240" w:lineRule="auto"/>
       </w:pPr>
       <w:rPr>
+        <w:rFonts w:eastAsia="黑体"/>
         <w:b/>
         <w:bCs/>
       </w:rPr>
@@ -4629,12 +4882,14 @@
     </w:tblStylePr>
     <w:tblStylePr w:type="firstCol">
       <w:rPr>
+        <w:rFonts w:eastAsia="黑体"/>
         <w:b/>
         <w:bCs/>
       </w:rPr>
     </w:tblStylePr>
     <w:tblStylePr w:type="lastCol">
       <w:rPr>
+        <w:rFonts w:eastAsia="黑体"/>
         <w:b/>
         <w:bCs/>
       </w:rPr>
@@ -4692,6 +4947,7 @@
         <w:spacing w:after="0" w:before="0" w:line="240" w:lineRule="auto"/>
       </w:pPr>
       <w:rPr>
+        <w:rFonts w:eastAsia="黑体"/>
         <w:b/>
         <w:bCs/>
         <w:color w:themeColor="background1" w:val="FFFFFF"/>
@@ -4706,6 +4962,7 @@
         <w:spacing w:after="0" w:before="0" w:line="240" w:lineRule="auto"/>
       </w:pPr>
       <w:rPr>
+        <w:rFonts w:eastAsia="黑体"/>
         <w:b/>
         <w:bCs/>
       </w:rPr>
@@ -4721,12 +4978,14 @@
     </w:tblStylePr>
     <w:tblStylePr w:type="firstCol">
       <w:rPr>
+        <w:rFonts w:eastAsia="黑体"/>
         <w:b/>
         <w:bCs/>
       </w:rPr>
     </w:tblStylePr>
     <w:tblStylePr w:type="lastCol">
       <w:rPr>
+        <w:rFonts w:eastAsia="黑体"/>
         <w:b/>
         <w:bCs/>
       </w:rPr>
@@ -4784,6 +5043,7 @@
         <w:spacing w:after="0" w:before="0" w:line="240" w:lineRule="auto"/>
       </w:pPr>
       <w:rPr>
+        <w:rFonts w:eastAsia="黑体"/>
         <w:b/>
         <w:bCs/>
         <w:color w:themeColor="background1" w:val="FFFFFF"/>
@@ -4798,6 +5058,7 @@
         <w:spacing w:after="0" w:before="0" w:line="240" w:lineRule="auto"/>
       </w:pPr>
       <w:rPr>
+        <w:rFonts w:eastAsia="黑体"/>
         <w:b/>
         <w:bCs/>
       </w:rPr>
@@ -4813,12 +5074,14 @@
     </w:tblStylePr>
     <w:tblStylePr w:type="firstCol">
       <w:rPr>
+        <w:rFonts w:eastAsia="黑体"/>
         <w:b/>
         <w:bCs/>
       </w:rPr>
     </w:tblStylePr>
     <w:tblStylePr w:type="lastCol">
       <w:rPr>
+        <w:rFonts w:eastAsia="黑体"/>
         <w:b/>
         <w:bCs/>
       </w:rPr>
@@ -4876,6 +5139,7 @@
         <w:spacing w:after="0" w:before="0" w:line="240" w:lineRule="auto"/>
       </w:pPr>
       <w:rPr>
+        <w:rFonts w:eastAsia="黑体"/>
         <w:b/>
         <w:bCs/>
         <w:color w:themeColor="background1" w:val="FFFFFF"/>
@@ -4890,6 +5154,7 @@
         <w:spacing w:after="0" w:before="0" w:line="240" w:lineRule="auto"/>
       </w:pPr>
       <w:rPr>
+        <w:rFonts w:eastAsia="黑体"/>
         <w:b/>
         <w:bCs/>
       </w:rPr>
@@ -4905,12 +5170,14 @@
     </w:tblStylePr>
     <w:tblStylePr w:type="firstCol">
       <w:rPr>
+        <w:rFonts w:eastAsia="黑体"/>
         <w:b/>
         <w:bCs/>
       </w:rPr>
     </w:tblStylePr>
     <w:tblStylePr w:type="lastCol">
       <w:rPr>
+        <w:rFonts w:eastAsia="黑体"/>
         <w:b/>
         <w:bCs/>
       </w:rPr>
@@ -4968,6 +5235,7 @@
         <w:spacing w:after="0" w:before="0" w:line="240" w:lineRule="auto"/>
       </w:pPr>
       <w:rPr>
+        <w:rFonts w:eastAsia="黑体"/>
         <w:b/>
         <w:bCs/>
         <w:color w:themeColor="background1" w:val="FFFFFF"/>
@@ -4982,6 +5250,7 @@
         <w:spacing w:after="0" w:before="0" w:line="240" w:lineRule="auto"/>
       </w:pPr>
       <w:rPr>
+        <w:rFonts w:eastAsia="黑体"/>
         <w:b/>
         <w:bCs/>
       </w:rPr>
@@ -4997,12 +5266,14 @@
     </w:tblStylePr>
     <w:tblStylePr w:type="firstCol">
       <w:rPr>
+        <w:rFonts w:eastAsia="黑体"/>
         <w:b/>
         <w:bCs/>
       </w:rPr>
     </w:tblStylePr>
     <w:tblStylePr w:type="lastCol">
       <w:rPr>
+        <w:rFonts w:eastAsia="黑体"/>
         <w:b/>
         <w:bCs/>
       </w:rPr>
@@ -5060,6 +5331,7 @@
         <w:spacing w:after="0" w:before="0" w:line="240" w:lineRule="auto"/>
       </w:pPr>
       <w:rPr>
+        <w:rFonts w:eastAsia="黑体"/>
         <w:b/>
         <w:bCs/>
         <w:color w:themeColor="background1" w:val="FFFFFF"/>
@@ -5074,6 +5346,7 @@
         <w:spacing w:after="0" w:before="0" w:line="240" w:lineRule="auto"/>
       </w:pPr>
       <w:rPr>
+        <w:rFonts w:eastAsia="黑体"/>
         <w:b/>
         <w:bCs/>
       </w:rPr>
@@ -5089,12 +5362,14 @@
     </w:tblStylePr>
     <w:tblStylePr w:type="firstCol">
       <w:rPr>
+        <w:rFonts w:eastAsia="黑体"/>
         <w:b/>
         <w:bCs/>
       </w:rPr>
     </w:tblStylePr>
     <w:tblStylePr w:type="lastCol">
       <w:rPr>
+        <w:rFonts w:eastAsia="黑体"/>
         <w:b/>
         <w:bCs/>
       </w:rPr>
@@ -5154,7 +5429,7 @@
         <w:spacing w:after="0" w:before="0" w:line="240" w:lineRule="auto"/>
       </w:pPr>
       <w:rPr>
-        <w:rFonts w:asciiTheme="majorHAnsi" w:cstheme="majorBidi" w:eastAsiaTheme="majorEastAsia" w:hAnsiTheme="majorHAnsi"/>
+        <w:rFonts w:asciiTheme="majorHAnsi" w:cstheme="majorBidi" w:hAnsiTheme="majorHAnsi" w:eastAsia="黑体"/>
         <w:b/>
         <w:bCs/>
       </w:rPr>
@@ -5175,7 +5450,7 @@
         <w:spacing w:after="0" w:before="0" w:line="240" w:lineRule="auto"/>
       </w:pPr>
       <w:rPr>
-        <w:rFonts w:asciiTheme="majorHAnsi" w:cstheme="majorBidi" w:eastAsiaTheme="majorEastAsia" w:hAnsiTheme="majorHAnsi"/>
+        <w:rFonts w:asciiTheme="majorHAnsi" w:cstheme="majorBidi" w:hAnsiTheme="majorHAnsi" w:eastAsia="黑体"/>
         <w:b/>
         <w:bCs/>
       </w:rPr>
@@ -5193,14 +5468,14 @@
     </w:tblStylePr>
     <w:tblStylePr w:type="firstCol">
       <w:rPr>
-        <w:rFonts w:asciiTheme="majorHAnsi" w:cstheme="majorBidi" w:eastAsiaTheme="majorEastAsia" w:hAnsiTheme="majorHAnsi"/>
+        <w:rFonts w:asciiTheme="majorHAnsi" w:cstheme="majorBidi" w:hAnsiTheme="majorHAnsi" w:eastAsia="黑体"/>
         <w:b/>
         <w:bCs/>
       </w:rPr>
     </w:tblStylePr>
     <w:tblStylePr w:type="lastCol">
       <w:rPr>
-        <w:rFonts w:asciiTheme="majorHAnsi" w:cstheme="majorBidi" w:eastAsiaTheme="majorEastAsia" w:hAnsiTheme="majorHAnsi"/>
+        <w:rFonts w:asciiTheme="majorHAnsi" w:cstheme="majorBidi" w:hAnsiTheme="majorHAnsi" w:eastAsia="黑体"/>
         <w:b/>
         <w:bCs/>
       </w:rPr>
@@ -5284,7 +5559,7 @@
         <w:spacing w:after="0" w:before="0" w:line="240" w:lineRule="auto"/>
       </w:pPr>
       <w:rPr>
-        <w:rFonts w:asciiTheme="majorHAnsi" w:cstheme="majorBidi" w:eastAsiaTheme="majorEastAsia" w:hAnsiTheme="majorHAnsi"/>
+        <w:rFonts w:asciiTheme="majorHAnsi" w:cstheme="majorBidi" w:hAnsiTheme="majorHAnsi" w:eastAsia="黑体"/>
         <w:b/>
         <w:bCs/>
       </w:rPr>
@@ -5305,7 +5580,7 @@
         <w:spacing w:after="0" w:before="0" w:line="240" w:lineRule="auto"/>
       </w:pPr>
       <w:rPr>
-        <w:rFonts w:asciiTheme="majorHAnsi" w:cstheme="majorBidi" w:eastAsiaTheme="majorEastAsia" w:hAnsiTheme="majorHAnsi"/>
+        <w:rFonts w:asciiTheme="majorHAnsi" w:cstheme="majorBidi" w:hAnsiTheme="majorHAnsi" w:eastAsia="黑体"/>
         <w:b/>
         <w:bCs/>
       </w:rPr>
@@ -5323,14 +5598,14 @@
     </w:tblStylePr>
     <w:tblStylePr w:type="firstCol">
       <w:rPr>
-        <w:rFonts w:asciiTheme="majorHAnsi" w:cstheme="majorBidi" w:eastAsiaTheme="majorEastAsia" w:hAnsiTheme="majorHAnsi"/>
+        <w:rFonts w:asciiTheme="majorHAnsi" w:cstheme="majorBidi" w:hAnsiTheme="majorHAnsi" w:eastAsia="黑体"/>
         <w:b/>
         <w:bCs/>
       </w:rPr>
     </w:tblStylePr>
     <w:tblStylePr w:type="lastCol">
       <w:rPr>
-        <w:rFonts w:asciiTheme="majorHAnsi" w:cstheme="majorBidi" w:eastAsiaTheme="majorEastAsia" w:hAnsiTheme="majorHAnsi"/>
+        <w:rFonts w:asciiTheme="majorHAnsi" w:cstheme="majorBidi" w:hAnsiTheme="majorHAnsi" w:eastAsia="黑体"/>
         <w:b/>
         <w:bCs/>
       </w:rPr>
@@ -5414,7 +5689,7 @@
         <w:spacing w:after="0" w:before="0" w:line="240" w:lineRule="auto"/>
       </w:pPr>
       <w:rPr>
-        <w:rFonts w:asciiTheme="majorHAnsi" w:cstheme="majorBidi" w:eastAsiaTheme="majorEastAsia" w:hAnsiTheme="majorHAnsi"/>
+        <w:rFonts w:asciiTheme="majorHAnsi" w:cstheme="majorBidi" w:hAnsiTheme="majorHAnsi" w:eastAsia="黑体"/>
         <w:b/>
         <w:bCs/>
       </w:rPr>
@@ -5435,7 +5710,7 @@
         <w:spacing w:after="0" w:before="0" w:line="240" w:lineRule="auto"/>
       </w:pPr>
       <w:rPr>
-        <w:rFonts w:asciiTheme="majorHAnsi" w:cstheme="majorBidi" w:eastAsiaTheme="majorEastAsia" w:hAnsiTheme="majorHAnsi"/>
+        <w:rFonts w:asciiTheme="majorHAnsi" w:cstheme="majorBidi" w:hAnsiTheme="majorHAnsi" w:eastAsia="黑体"/>
         <w:b/>
         <w:bCs/>
       </w:rPr>
@@ -5453,14 +5728,14 @@
     </w:tblStylePr>
     <w:tblStylePr w:type="firstCol">
       <w:rPr>
-        <w:rFonts w:asciiTheme="majorHAnsi" w:cstheme="majorBidi" w:eastAsiaTheme="majorEastAsia" w:hAnsiTheme="majorHAnsi"/>
+        <w:rFonts w:asciiTheme="majorHAnsi" w:cstheme="majorBidi" w:hAnsiTheme="majorHAnsi" w:eastAsia="黑体"/>
         <w:b/>
         <w:bCs/>
       </w:rPr>
     </w:tblStylePr>
     <w:tblStylePr w:type="lastCol">
       <w:rPr>
-        <w:rFonts w:asciiTheme="majorHAnsi" w:cstheme="majorBidi" w:eastAsiaTheme="majorEastAsia" w:hAnsiTheme="majorHAnsi"/>
+        <w:rFonts w:asciiTheme="majorHAnsi" w:cstheme="majorBidi" w:hAnsiTheme="majorHAnsi" w:eastAsia="黑体"/>
         <w:b/>
         <w:bCs/>
       </w:rPr>
@@ -5544,7 +5819,7 @@
         <w:spacing w:after="0" w:before="0" w:line="240" w:lineRule="auto"/>
       </w:pPr>
       <w:rPr>
-        <w:rFonts w:asciiTheme="majorHAnsi" w:cstheme="majorBidi" w:eastAsiaTheme="majorEastAsia" w:hAnsiTheme="majorHAnsi"/>
+        <w:rFonts w:asciiTheme="majorHAnsi" w:cstheme="majorBidi" w:hAnsiTheme="majorHAnsi" w:eastAsia="黑体"/>
         <w:b/>
         <w:bCs/>
       </w:rPr>
@@ -5565,7 +5840,7 @@
         <w:spacing w:after="0" w:before="0" w:line="240" w:lineRule="auto"/>
       </w:pPr>
       <w:rPr>
-        <w:rFonts w:asciiTheme="majorHAnsi" w:cstheme="majorBidi" w:eastAsiaTheme="majorEastAsia" w:hAnsiTheme="majorHAnsi"/>
+        <w:rFonts w:asciiTheme="majorHAnsi" w:cstheme="majorBidi" w:hAnsiTheme="majorHAnsi" w:eastAsia="黑体"/>
         <w:b/>
         <w:bCs/>
       </w:rPr>
@@ -5583,14 +5858,14 @@
     </w:tblStylePr>
     <w:tblStylePr w:type="firstCol">
       <w:rPr>
-        <w:rFonts w:asciiTheme="majorHAnsi" w:cstheme="majorBidi" w:eastAsiaTheme="majorEastAsia" w:hAnsiTheme="majorHAnsi"/>
+        <w:rFonts w:asciiTheme="majorHAnsi" w:cstheme="majorBidi" w:hAnsiTheme="majorHAnsi" w:eastAsia="黑体"/>
         <w:b/>
         <w:bCs/>
       </w:rPr>
     </w:tblStylePr>
     <w:tblStylePr w:type="lastCol">
       <w:rPr>
-        <w:rFonts w:asciiTheme="majorHAnsi" w:cstheme="majorBidi" w:eastAsiaTheme="majorEastAsia" w:hAnsiTheme="majorHAnsi"/>
+        <w:rFonts w:asciiTheme="majorHAnsi" w:cstheme="majorBidi" w:hAnsiTheme="majorHAnsi" w:eastAsia="黑体"/>
         <w:b/>
         <w:bCs/>
       </w:rPr>
@@ -5674,7 +5949,7 @@
         <w:spacing w:after="0" w:before="0" w:line="240" w:lineRule="auto"/>
       </w:pPr>
       <w:rPr>
-        <w:rFonts w:asciiTheme="majorHAnsi" w:cstheme="majorBidi" w:eastAsiaTheme="majorEastAsia" w:hAnsiTheme="majorHAnsi"/>
+        <w:rFonts w:asciiTheme="majorHAnsi" w:cstheme="majorBidi" w:hAnsiTheme="majorHAnsi" w:eastAsia="黑体"/>
         <w:b/>
         <w:bCs/>
       </w:rPr>
@@ -5695,7 +5970,7 @@
         <w:spacing w:after="0" w:before="0" w:line="240" w:lineRule="auto"/>
       </w:pPr>
       <w:rPr>
-        <w:rFonts w:asciiTheme="majorHAnsi" w:cstheme="majorBidi" w:eastAsiaTheme="majorEastAsia" w:hAnsiTheme="majorHAnsi"/>
+        <w:rFonts w:asciiTheme="majorHAnsi" w:cstheme="majorBidi" w:hAnsiTheme="majorHAnsi" w:eastAsia="黑体"/>
         <w:b/>
         <w:bCs/>
       </w:rPr>
@@ -5713,14 +5988,14 @@
     </w:tblStylePr>
     <w:tblStylePr w:type="firstCol">
       <w:rPr>
-        <w:rFonts w:asciiTheme="majorHAnsi" w:cstheme="majorBidi" w:eastAsiaTheme="majorEastAsia" w:hAnsiTheme="majorHAnsi"/>
+        <w:rFonts w:asciiTheme="majorHAnsi" w:cstheme="majorBidi" w:hAnsiTheme="majorHAnsi" w:eastAsia="黑体"/>
         <w:b/>
         <w:bCs/>
       </w:rPr>
     </w:tblStylePr>
     <w:tblStylePr w:type="lastCol">
       <w:rPr>
-        <w:rFonts w:asciiTheme="majorHAnsi" w:cstheme="majorBidi" w:eastAsiaTheme="majorEastAsia" w:hAnsiTheme="majorHAnsi"/>
+        <w:rFonts w:asciiTheme="majorHAnsi" w:cstheme="majorBidi" w:hAnsiTheme="majorHAnsi" w:eastAsia="黑体"/>
         <w:b/>
         <w:bCs/>
       </w:rPr>
@@ -5804,7 +6079,7 @@
         <w:spacing w:after="0" w:before="0" w:line="240" w:lineRule="auto"/>
       </w:pPr>
       <w:rPr>
-        <w:rFonts w:asciiTheme="majorHAnsi" w:cstheme="majorBidi" w:eastAsiaTheme="majorEastAsia" w:hAnsiTheme="majorHAnsi"/>
+        <w:rFonts w:asciiTheme="majorHAnsi" w:cstheme="majorBidi" w:hAnsiTheme="majorHAnsi" w:eastAsia="黑体"/>
         <w:b/>
         <w:bCs/>
       </w:rPr>
@@ -5825,7 +6100,7 @@
         <w:spacing w:after="0" w:before="0" w:line="240" w:lineRule="auto"/>
       </w:pPr>
       <w:rPr>
-        <w:rFonts w:asciiTheme="majorHAnsi" w:cstheme="majorBidi" w:eastAsiaTheme="majorEastAsia" w:hAnsiTheme="majorHAnsi"/>
+        <w:rFonts w:asciiTheme="majorHAnsi" w:cstheme="majorBidi" w:hAnsiTheme="majorHAnsi" w:eastAsia="黑体"/>
         <w:b/>
         <w:bCs/>
       </w:rPr>
@@ -5843,14 +6118,14 @@
     </w:tblStylePr>
     <w:tblStylePr w:type="firstCol">
       <w:rPr>
-        <w:rFonts w:asciiTheme="majorHAnsi" w:cstheme="majorBidi" w:eastAsiaTheme="majorEastAsia" w:hAnsiTheme="majorHAnsi"/>
+        <w:rFonts w:asciiTheme="majorHAnsi" w:cstheme="majorBidi" w:hAnsiTheme="majorHAnsi" w:eastAsia="黑体"/>
         <w:b/>
         <w:bCs/>
       </w:rPr>
     </w:tblStylePr>
     <w:tblStylePr w:type="lastCol">
       <w:rPr>
-        <w:rFonts w:asciiTheme="majorHAnsi" w:cstheme="majorBidi" w:eastAsiaTheme="majorEastAsia" w:hAnsiTheme="majorHAnsi"/>
+        <w:rFonts w:asciiTheme="majorHAnsi" w:cstheme="majorBidi" w:hAnsiTheme="majorHAnsi" w:eastAsia="黑体"/>
         <w:b/>
         <w:bCs/>
       </w:rPr>
@@ -5934,7 +6209,7 @@
         <w:spacing w:after="0" w:before="0" w:line="240" w:lineRule="auto"/>
       </w:pPr>
       <w:rPr>
-        <w:rFonts w:asciiTheme="majorHAnsi" w:cstheme="majorBidi" w:eastAsiaTheme="majorEastAsia" w:hAnsiTheme="majorHAnsi"/>
+        <w:rFonts w:asciiTheme="majorHAnsi" w:cstheme="majorBidi" w:hAnsiTheme="majorHAnsi" w:eastAsia="黑体"/>
         <w:b/>
         <w:bCs/>
       </w:rPr>
@@ -5955,7 +6230,7 @@
         <w:spacing w:after="0" w:before="0" w:line="240" w:lineRule="auto"/>
       </w:pPr>
       <w:rPr>
-        <w:rFonts w:asciiTheme="majorHAnsi" w:cstheme="majorBidi" w:eastAsiaTheme="majorEastAsia" w:hAnsiTheme="majorHAnsi"/>
+        <w:rFonts w:asciiTheme="majorHAnsi" w:cstheme="majorBidi" w:hAnsiTheme="majorHAnsi" w:eastAsia="黑体"/>
         <w:b/>
         <w:bCs/>
       </w:rPr>
@@ -5973,14 +6248,14 @@
     </w:tblStylePr>
     <w:tblStylePr w:type="firstCol">
       <w:rPr>
-        <w:rFonts w:asciiTheme="majorHAnsi" w:cstheme="majorBidi" w:eastAsiaTheme="majorEastAsia" w:hAnsiTheme="majorHAnsi"/>
+        <w:rFonts w:asciiTheme="majorHAnsi" w:cstheme="majorBidi" w:hAnsiTheme="majorHAnsi" w:eastAsia="黑体"/>
         <w:b/>
         <w:bCs/>
       </w:rPr>
     </w:tblStylePr>
     <w:tblStylePr w:type="lastCol">
       <w:rPr>
-        <w:rFonts w:asciiTheme="majorHAnsi" w:cstheme="majorBidi" w:eastAsiaTheme="majorEastAsia" w:hAnsiTheme="majorHAnsi"/>
+        <w:rFonts w:asciiTheme="majorHAnsi" w:cstheme="majorBidi" w:hAnsiTheme="majorHAnsi" w:eastAsia="黑体"/>
         <w:b/>
         <w:bCs/>
       </w:rPr>
@@ -6063,6 +6338,7 @@
         <w:spacing w:after="0" w:before="0" w:line="240" w:lineRule="auto"/>
       </w:pPr>
       <w:rPr>
+        <w:rFonts w:eastAsia="黑体"/>
         <w:b/>
         <w:bCs/>
         <w:color w:themeColor="background1" w:val="FFFFFF"/>
@@ -6085,6 +6361,7 @@
         <w:spacing w:after="0" w:before="0" w:line="240" w:lineRule="auto"/>
       </w:pPr>
       <w:rPr>
+        <w:rFonts w:eastAsia="黑体"/>
         <w:b/>
         <w:bCs/>
       </w:rPr>
@@ -6102,12 +6379,14 @@
     </w:tblStylePr>
     <w:tblStylePr w:type="firstCol">
       <w:rPr>
+        <w:rFonts w:eastAsia="黑体"/>
         <w:b/>
         <w:bCs/>
       </w:rPr>
     </w:tblStylePr>
     <w:tblStylePr w:type="lastCol">
       <w:rPr>
+        <w:rFonts w:eastAsia="黑体"/>
         <w:b/>
         <w:bCs/>
       </w:rPr>
@@ -6169,6 +6448,7 @@
         <w:spacing w:after="0" w:before="0" w:line="240" w:lineRule="auto"/>
       </w:pPr>
       <w:rPr>
+        <w:rFonts w:eastAsia="黑体"/>
         <w:b/>
         <w:bCs/>
         <w:color w:themeColor="background1" w:val="FFFFFF"/>
@@ -6191,6 +6471,7 @@
         <w:spacing w:after="0" w:before="0" w:line="240" w:lineRule="auto"/>
       </w:pPr>
       <w:rPr>
+        <w:rFonts w:eastAsia="黑体"/>
         <w:b/>
         <w:bCs/>
       </w:rPr>
@@ -6208,12 +6489,14 @@
     </w:tblStylePr>
     <w:tblStylePr w:type="firstCol">
       <w:rPr>
+        <w:rFonts w:eastAsia="黑体"/>
         <w:b/>
         <w:bCs/>
       </w:rPr>
     </w:tblStylePr>
     <w:tblStylePr w:type="lastCol">
       <w:rPr>
+        <w:rFonts w:eastAsia="黑体"/>
         <w:b/>
         <w:bCs/>
       </w:rPr>
@@ -6275,6 +6558,7 @@
         <w:spacing w:after="0" w:before="0" w:line="240" w:lineRule="auto"/>
       </w:pPr>
       <w:rPr>
+        <w:rFonts w:eastAsia="黑体"/>
         <w:b/>
         <w:bCs/>
         <w:color w:themeColor="background1" w:val="FFFFFF"/>
@@ -6297,6 +6581,7 @@
         <w:spacing w:after="0" w:before="0" w:line="240" w:lineRule="auto"/>
       </w:pPr>
       <w:rPr>
+        <w:rFonts w:eastAsia="黑体"/>
         <w:b/>
         <w:bCs/>
       </w:rPr>
@@ -6314,12 +6599,14 @@
     </w:tblStylePr>
     <w:tblStylePr w:type="firstCol">
       <w:rPr>
+        <w:rFonts w:eastAsia="黑体"/>
         <w:b/>
         <w:bCs/>
       </w:rPr>
     </w:tblStylePr>
     <w:tblStylePr w:type="lastCol">
       <w:rPr>
+        <w:rFonts w:eastAsia="黑体"/>
         <w:b/>
         <w:bCs/>
       </w:rPr>
@@ -6381,6 +6668,7 @@
         <w:spacing w:after="0" w:before="0" w:line="240" w:lineRule="auto"/>
       </w:pPr>
       <w:rPr>
+        <w:rFonts w:eastAsia="黑体"/>
         <w:b/>
         <w:bCs/>
         <w:color w:themeColor="background1" w:val="FFFFFF"/>
@@ -6403,6 +6691,7 @@
         <w:spacing w:after="0" w:before="0" w:line="240" w:lineRule="auto"/>
       </w:pPr>
       <w:rPr>
+        <w:rFonts w:eastAsia="黑体"/>
         <w:b/>
         <w:bCs/>
       </w:rPr>
@@ -6420,12 +6709,14 @@
     </w:tblStylePr>
     <w:tblStylePr w:type="firstCol">
       <w:rPr>
+        <w:rFonts w:eastAsia="黑体"/>
         <w:b/>
         <w:bCs/>
       </w:rPr>
     </w:tblStylePr>
     <w:tblStylePr w:type="lastCol">
       <w:rPr>
+        <w:rFonts w:eastAsia="黑体"/>
         <w:b/>
         <w:bCs/>
       </w:rPr>
@@ -6487,6 +6778,7 @@
         <w:spacing w:after="0" w:before="0" w:line="240" w:lineRule="auto"/>
       </w:pPr>
       <w:rPr>
+        <w:rFonts w:eastAsia="黑体"/>
         <w:b/>
         <w:bCs/>
         <w:color w:themeColor="background1" w:val="FFFFFF"/>
@@ -6509,6 +6801,7 @@
         <w:spacing w:after="0" w:before="0" w:line="240" w:lineRule="auto"/>
       </w:pPr>
       <w:rPr>
+        <w:rFonts w:eastAsia="黑体"/>
         <w:b/>
         <w:bCs/>
       </w:rPr>
@@ -6526,12 +6819,14 @@
     </w:tblStylePr>
     <w:tblStylePr w:type="firstCol">
       <w:rPr>
+        <w:rFonts w:eastAsia="黑体"/>
         <w:b/>
         <w:bCs/>
       </w:rPr>
     </w:tblStylePr>
     <w:tblStylePr w:type="lastCol">
       <w:rPr>
+        <w:rFonts w:eastAsia="黑体"/>
         <w:b/>
         <w:bCs/>
       </w:rPr>
@@ -6593,6 +6888,7 @@
         <w:spacing w:after="0" w:before="0" w:line="240" w:lineRule="auto"/>
       </w:pPr>
       <w:rPr>
+        <w:rFonts w:eastAsia="黑体"/>
         <w:b/>
         <w:bCs/>
         <w:color w:themeColor="background1" w:val="FFFFFF"/>
@@ -6615,6 +6911,7 @@
         <w:spacing w:after="0" w:before="0" w:line="240" w:lineRule="auto"/>
       </w:pPr>
       <w:rPr>
+        <w:rFonts w:eastAsia="黑体"/>
         <w:b/>
         <w:bCs/>
       </w:rPr>
@@ -6632,12 +6929,14 @@
     </w:tblStylePr>
     <w:tblStylePr w:type="firstCol">
       <w:rPr>
+        <w:rFonts w:eastAsia="黑体"/>
         <w:b/>
         <w:bCs/>
       </w:rPr>
     </w:tblStylePr>
     <w:tblStylePr w:type="lastCol">
       <w:rPr>
+        <w:rFonts w:eastAsia="黑体"/>
         <w:b/>
         <w:bCs/>
       </w:rPr>
@@ -6699,6 +6998,7 @@
         <w:spacing w:after="0" w:before="0" w:line="240" w:lineRule="auto"/>
       </w:pPr>
       <w:rPr>
+        <w:rFonts w:eastAsia="黑体"/>
         <w:b/>
         <w:bCs/>
         <w:color w:themeColor="background1" w:val="FFFFFF"/>
@@ -6721,6 +7021,7 @@
         <w:spacing w:after="0" w:before="0" w:line="240" w:lineRule="auto"/>
       </w:pPr>
       <w:rPr>
+        <w:rFonts w:eastAsia="黑体"/>
         <w:b/>
         <w:bCs/>
       </w:rPr>
@@ -6738,12 +7039,14 @@
     </w:tblStylePr>
     <w:tblStylePr w:type="firstCol">
       <w:rPr>
+        <w:rFonts w:eastAsia="黑体"/>
         <w:b/>
         <w:bCs/>
       </w:rPr>
     </w:tblStylePr>
     <w:tblStylePr w:type="lastCol">
       <w:rPr>
+        <w:rFonts w:eastAsia="黑体"/>
         <w:b/>
         <w:bCs/>
       </w:rPr>
@@ -6802,6 +7105,7 @@
         <w:spacing w:after="0" w:before="0" w:line="240" w:lineRule="auto"/>
       </w:pPr>
       <w:rPr>
+        <w:rFonts w:eastAsia="黑体"/>
         <w:b/>
         <w:bCs/>
         <w:color w:themeColor="background1" w:val="FFFFFF"/>
@@ -6824,6 +7128,7 @@
         <w:spacing w:after="0" w:before="0" w:line="240" w:lineRule="auto"/>
       </w:pPr>
       <w:rPr>
+        <w:rFonts w:eastAsia="黑体"/>
         <w:color w:val="auto"/>
       </w:rPr>
       <w:tblPr/>
@@ -6841,6 +7146,7 @@
     </w:tblStylePr>
     <w:tblStylePr w:type="firstCol">
       <w:rPr>
+        <w:rFonts w:eastAsia="黑体"/>
         <w:b/>
         <w:bCs/>
         <w:color w:themeColor="background1" w:val="FFFFFF"/>
@@ -6860,6 +7166,7 @@
     </w:tblStylePr>
     <w:tblStylePr w:type="lastCol">
       <w:rPr>
+        <w:rFonts w:eastAsia="黑体"/>
         <w:b/>
         <w:bCs/>
         <w:color w:themeColor="background1" w:val="FFFFFF"/>
@@ -6908,6 +7215,7 @@
     </w:tblStylePr>
     <w:tblStylePr w:type="nwCell">
       <w:rPr>
+        <w:rFonts w:eastAsia="黑体"/>
         <w:color w:themeColor="background1" w:val="FFFFFF"/>
       </w:rPr>
       <w:tblPr/>
@@ -6951,6 +7259,7 @@
         <w:spacing w:after="0" w:before="0" w:line="240" w:lineRule="auto"/>
       </w:pPr>
       <w:rPr>
+        <w:rFonts w:eastAsia="黑体"/>
         <w:b/>
         <w:bCs/>
         <w:color w:themeColor="background1" w:val="FFFFFF"/>
@@ -6973,6 +7282,7 @@
         <w:spacing w:after="0" w:before="0" w:line="240" w:lineRule="auto"/>
       </w:pPr>
       <w:rPr>
+        <w:rFonts w:eastAsia="黑体"/>
         <w:color w:val="auto"/>
       </w:rPr>
       <w:tblPr/>
@@ -6990,6 +7300,7 @@
     </w:tblStylePr>
     <w:tblStylePr w:type="firstCol">
       <w:rPr>
+        <w:rFonts w:eastAsia="黑体"/>
         <w:b/>
         <w:bCs/>
         <w:color w:themeColor="background1" w:val="FFFFFF"/>
@@ -7009,6 +7320,7 @@
     </w:tblStylePr>
     <w:tblStylePr w:type="lastCol">
       <w:rPr>
+        <w:rFonts w:eastAsia="黑体"/>
         <w:b/>
         <w:bCs/>
         <w:color w:themeColor="background1" w:val="FFFFFF"/>
@@ -7057,6 +7369,7 @@
     </w:tblStylePr>
     <w:tblStylePr w:type="nwCell">
       <w:rPr>
+        <w:rFonts w:eastAsia="黑体"/>
         <w:color w:themeColor="background1" w:val="FFFFFF"/>
       </w:rPr>
       <w:tblPr/>
@@ -7100,6 +7413,7 @@
         <w:spacing w:after="0" w:before="0" w:line="240" w:lineRule="auto"/>
       </w:pPr>
       <w:rPr>
+        <w:rFonts w:eastAsia="黑体"/>
         <w:b/>
         <w:bCs/>
         <w:color w:themeColor="background1" w:val="FFFFFF"/>
@@ -7122,6 +7436,7 @@
         <w:spacing w:after="0" w:before="0" w:line="240" w:lineRule="auto"/>
       </w:pPr>
       <w:rPr>
+        <w:rFonts w:eastAsia="黑体"/>
         <w:color w:val="auto"/>
       </w:rPr>
       <w:tblPr/>
@@ -7139,6 +7454,7 @@
     </w:tblStylePr>
     <w:tblStylePr w:type="firstCol">
       <w:rPr>
+        <w:rFonts w:eastAsia="黑体"/>
         <w:b/>
         <w:bCs/>
         <w:color w:themeColor="background1" w:val="FFFFFF"/>
@@ -7158,6 +7474,7 @@
     </w:tblStylePr>
     <w:tblStylePr w:type="lastCol">
       <w:rPr>
+        <w:rFonts w:eastAsia="黑体"/>
         <w:b/>
         <w:bCs/>
         <w:color w:themeColor="background1" w:val="FFFFFF"/>
@@ -7206,6 +7523,7 @@
     </w:tblStylePr>
     <w:tblStylePr w:type="nwCell">
       <w:rPr>
+        <w:rFonts w:eastAsia="黑体"/>
         <w:color w:themeColor="background1" w:val="FFFFFF"/>
       </w:rPr>
       <w:tblPr/>
@@ -7249,6 +7567,7 @@
         <w:spacing w:after="0" w:before="0" w:line="240" w:lineRule="auto"/>
       </w:pPr>
       <w:rPr>
+        <w:rFonts w:eastAsia="黑体"/>
         <w:b/>
         <w:bCs/>
         <w:color w:themeColor="background1" w:val="FFFFFF"/>
@@ -7271,6 +7590,7 @@
         <w:spacing w:after="0" w:before="0" w:line="240" w:lineRule="auto"/>
       </w:pPr>
       <w:rPr>
+        <w:rFonts w:eastAsia="黑体"/>
         <w:color w:val="auto"/>
       </w:rPr>
       <w:tblPr/>
@@ -7288,6 +7608,7 @@
     </w:tblStylePr>
     <w:tblStylePr w:type="firstCol">
       <w:rPr>
+        <w:rFonts w:eastAsia="黑体"/>
         <w:b/>
         <w:bCs/>
         <w:color w:themeColor="background1" w:val="FFFFFF"/>
@@ -7307,6 +7628,7 @@
     </w:tblStylePr>
     <w:tblStylePr w:type="lastCol">
       <w:rPr>
+        <w:rFonts w:eastAsia="黑体"/>
         <w:b/>
         <w:bCs/>
         <w:color w:themeColor="background1" w:val="FFFFFF"/>
@@ -7355,6 +7677,7 @@
     </w:tblStylePr>
     <w:tblStylePr w:type="nwCell">
       <w:rPr>
+        <w:rFonts w:eastAsia="黑体"/>
         <w:color w:themeColor="background1" w:val="FFFFFF"/>
       </w:rPr>
       <w:tblPr/>
@@ -7398,6 +7721,7 @@
         <w:spacing w:after="0" w:before="0" w:line="240" w:lineRule="auto"/>
       </w:pPr>
       <w:rPr>
+        <w:rFonts w:eastAsia="黑体"/>
         <w:b/>
         <w:bCs/>
         <w:color w:themeColor="background1" w:val="FFFFFF"/>
@@ -7420,6 +7744,7 @@
         <w:spacing w:after="0" w:before="0" w:line="240" w:lineRule="auto"/>
       </w:pPr>
       <w:rPr>
+        <w:rFonts w:eastAsia="黑体"/>
         <w:color w:val="auto"/>
       </w:rPr>
       <w:tblPr/>
@@ -7437,6 +7762,7 @@
     </w:tblStylePr>
     <w:tblStylePr w:type="firstCol">
       <w:rPr>
+        <w:rFonts w:eastAsia="黑体"/>
         <w:b/>
         <w:bCs/>
         <w:color w:themeColor="background1" w:val="FFFFFF"/>
@@ -7456,6 +7782,7 @@
     </w:tblStylePr>
     <w:tblStylePr w:type="lastCol">
       <w:rPr>
+        <w:rFonts w:eastAsia="黑体"/>
         <w:b/>
         <w:bCs/>
         <w:color w:themeColor="background1" w:val="FFFFFF"/>
@@ -7504,6 +7831,7 @@
     </w:tblStylePr>
     <w:tblStylePr w:type="nwCell">
       <w:rPr>
+        <w:rFonts w:eastAsia="黑体"/>
         <w:color w:themeColor="background1" w:val="FFFFFF"/>
       </w:rPr>
       <w:tblPr/>
@@ -7547,6 +7875,7 @@
         <w:spacing w:after="0" w:before="0" w:line="240" w:lineRule="auto"/>
       </w:pPr>
       <w:rPr>
+        <w:rFonts w:eastAsia="黑体"/>
         <w:b/>
         <w:bCs/>
         <w:color w:themeColor="background1" w:val="FFFFFF"/>
@@ -7569,6 +7898,7 @@
         <w:spacing w:after="0" w:before="0" w:line="240" w:lineRule="auto"/>
       </w:pPr>
       <w:rPr>
+        <w:rFonts w:eastAsia="黑体"/>
         <w:color w:val="auto"/>
       </w:rPr>
       <w:tblPr/>
@@ -7586,6 +7916,7 @@
     </w:tblStylePr>
     <w:tblStylePr w:type="firstCol">
       <w:rPr>
+        <w:rFonts w:eastAsia="黑体"/>
         <w:b/>
         <w:bCs/>
         <w:color w:themeColor="background1" w:val="FFFFFF"/>
@@ -7605,6 +7936,7 @@
     </w:tblStylePr>
     <w:tblStylePr w:type="lastCol">
       <w:rPr>
+        <w:rFonts w:eastAsia="黑体"/>
         <w:b/>
         <w:bCs/>
         <w:color w:themeColor="background1" w:val="FFFFFF"/>
@@ -7653,6 +7985,7 @@
     </w:tblStylePr>
     <w:tblStylePr w:type="nwCell">
       <w:rPr>
+        <w:rFonts w:eastAsia="黑体"/>
         <w:color w:themeColor="background1" w:val="FFFFFF"/>
       </w:rPr>
       <w:tblPr/>
@@ -7696,6 +8029,7 @@
         <w:spacing w:after="0" w:before="0" w:line="240" w:lineRule="auto"/>
       </w:pPr>
       <w:rPr>
+        <w:rFonts w:eastAsia="黑体"/>
         <w:b/>
         <w:bCs/>
         <w:color w:themeColor="background1" w:val="FFFFFF"/>
@@ -7718,6 +8052,7 @@
         <w:spacing w:after="0" w:before="0" w:line="240" w:lineRule="auto"/>
       </w:pPr>
       <w:rPr>
+        <w:rFonts w:eastAsia="黑体"/>
         <w:color w:val="auto"/>
       </w:rPr>
       <w:tblPr/>
@@ -7735,6 +8070,7 @@
     </w:tblStylePr>
     <w:tblStylePr w:type="firstCol">
       <w:rPr>
+        <w:rFonts w:eastAsia="黑体"/>
         <w:b/>
         <w:bCs/>
         <w:color w:themeColor="background1" w:val="FFFFFF"/>
@@ -7754,6 +8090,7 @@
     </w:tblStylePr>
     <w:tblStylePr w:type="lastCol">
       <w:rPr>
+        <w:rFonts w:eastAsia="黑体"/>
         <w:b/>
         <w:bCs/>
         <w:color w:themeColor="background1" w:val="FFFFFF"/>
@@ -7802,6 +8139,7 @@
     </w:tblStylePr>
     <w:tblStylePr w:type="nwCell">
       <w:rPr>
+        <w:rFonts w:eastAsia="黑体"/>
         <w:color w:themeColor="background1" w:val="FFFFFF"/>
       </w:rPr>
       <w:tblPr/>
@@ -7826,6 +8164,7 @@
       <w:spacing w:after="0" w:line="240" w:lineRule="auto"/>
     </w:pPr>
     <w:rPr>
+      <w:rFonts w:eastAsia="黑体"/>
       <w:color w:themeColor="text1" w:val="000000"/>
     </w:rPr>
     <w:tblPr>
@@ -7845,7 +8184,7 @@
     </w:tblPr>
     <w:tblStylePr w:type="firstRow">
       <w:rPr>
-        <w:rFonts w:asciiTheme="majorHAnsi" w:cstheme="majorBidi" w:eastAsiaTheme="majorEastAsia" w:hAnsiTheme="majorHAnsi"/>
+        <w:rFonts w:asciiTheme="majorHAnsi" w:cstheme="majorBidi" w:hAnsiTheme="majorHAnsi" w:eastAsia="黑体"/>
       </w:rPr>
       <w:tblPr/>
       <w:tcPr>
@@ -7857,6 +8196,7 @@
     </w:tblStylePr>
     <w:tblStylePr w:type="lastRow">
       <w:rPr>
+        <w:rFonts w:eastAsia="黑体"/>
         <w:b/>
         <w:bCs/>
         <w:color w:themeColor="text2" w:val="1F497D"/>
@@ -7871,12 +8211,14 @@
     </w:tblStylePr>
     <w:tblStylePr w:type="firstCol">
       <w:rPr>
+        <w:rFonts w:eastAsia="黑体"/>
         <w:b/>
         <w:bCs/>
       </w:rPr>
     </w:tblStylePr>
     <w:tblStylePr w:type="lastCol">
       <w:rPr>
+        <w:rFonts w:eastAsia="黑体"/>
         <w:b/>
         <w:bCs/>
       </w:rPr>
@@ -7910,6 +8252,7 @@
       <w:spacing w:after="0" w:line="240" w:lineRule="auto"/>
     </w:pPr>
     <w:rPr>
+      <w:rFonts w:eastAsia="黑体"/>
       <w:color w:themeColor="text1" w:val="000000"/>
     </w:rPr>
     <w:tblPr>
@@ -7929,7 +8272,7 @@
     </w:tblPr>
     <w:tblStylePr w:type="firstRow">
       <w:rPr>
-        <w:rFonts w:asciiTheme="majorHAnsi" w:cstheme="majorBidi" w:eastAsiaTheme="majorEastAsia" w:hAnsiTheme="majorHAnsi"/>
+        <w:rFonts w:asciiTheme="majorHAnsi" w:cstheme="majorBidi" w:hAnsiTheme="majorHAnsi" w:eastAsia="黑体"/>
       </w:rPr>
       <w:tblPr/>
       <w:tcPr>
@@ -7941,6 +8284,7 @@
     </w:tblStylePr>
     <w:tblStylePr w:type="lastRow">
       <w:rPr>
+        <w:rFonts w:eastAsia="黑体"/>
         <w:b/>
         <w:bCs/>
         <w:color w:themeColor="text2" w:val="1F497D"/>
@@ -7955,12 +8299,14 @@
     </w:tblStylePr>
     <w:tblStylePr w:type="firstCol">
       <w:rPr>
+        <w:rFonts w:eastAsia="黑体"/>
         <w:b/>
         <w:bCs/>
       </w:rPr>
     </w:tblStylePr>
     <w:tblStylePr w:type="lastCol">
       <w:rPr>
+        <w:rFonts w:eastAsia="黑体"/>
         <w:b/>
         <w:bCs/>
       </w:rPr>
@@ -7994,6 +8340,7 @@
       <w:spacing w:after="0" w:line="240" w:lineRule="auto"/>
     </w:pPr>
     <w:rPr>
+      <w:rFonts w:eastAsia="黑体"/>
       <w:color w:themeColor="text1" w:val="000000"/>
     </w:rPr>
     <w:tblPr>
@@ -8013,7 +8360,7 @@
     </w:tblPr>
     <w:tblStylePr w:type="firstRow">
       <w:rPr>
-        <w:rFonts w:asciiTheme="majorHAnsi" w:cstheme="majorBidi" w:eastAsiaTheme="majorEastAsia" w:hAnsiTheme="majorHAnsi"/>
+        <w:rFonts w:asciiTheme="majorHAnsi" w:cstheme="majorBidi" w:hAnsiTheme="majorHAnsi" w:eastAsia="黑体"/>
       </w:rPr>
       <w:tblPr/>
       <w:tcPr>
@@ -8025,6 +8372,7 @@
     </w:tblStylePr>
     <w:tblStylePr w:type="lastRow">
       <w:rPr>
+        <w:rFonts w:eastAsia="黑体"/>
         <w:b/>
         <w:bCs/>
         <w:color w:themeColor="text2" w:val="1F497D"/>
@@ -8039,12 +8387,14 @@
     </w:tblStylePr>
     <w:tblStylePr w:type="firstCol">
       <w:rPr>
+        <w:rFonts w:eastAsia="黑体"/>
         <w:b/>
         <w:bCs/>
       </w:rPr>
     </w:tblStylePr>
     <w:tblStylePr w:type="lastCol">
       <w:rPr>
+        <w:rFonts w:eastAsia="黑体"/>
         <w:b/>
         <w:bCs/>
       </w:rPr>
@@ -8078,6 +8428,7 @@
       <w:spacing w:after="0" w:line="240" w:lineRule="auto"/>
     </w:pPr>
     <w:rPr>
+      <w:rFonts w:eastAsia="黑体"/>
       <w:color w:themeColor="text1" w:val="000000"/>
     </w:rPr>
     <w:tblPr>
@@ -8097,7 +8448,7 @@
     </w:tblPr>
     <w:tblStylePr w:type="firstRow">
       <w:rPr>
-        <w:rFonts w:asciiTheme="majorHAnsi" w:cstheme="majorBidi" w:eastAsiaTheme="majorEastAsia" w:hAnsiTheme="majorHAnsi"/>
+        <w:rFonts w:asciiTheme="majorHAnsi" w:cstheme="majorBidi" w:hAnsiTheme="majorHAnsi" w:eastAsia="黑体"/>
       </w:rPr>
       <w:tblPr/>
       <w:tcPr>
@@ -8109,6 +8460,7 @@
     </w:tblStylePr>
     <w:tblStylePr w:type="lastRow">
       <w:rPr>
+        <w:rFonts w:eastAsia="黑体"/>
         <w:b/>
         <w:bCs/>
         <w:color w:themeColor="text2" w:val="1F497D"/>
@@ -8123,12 +8475,14 @@
     </w:tblStylePr>
     <w:tblStylePr w:type="firstCol">
       <w:rPr>
+        <w:rFonts w:eastAsia="黑体"/>
         <w:b/>
         <w:bCs/>
       </w:rPr>
     </w:tblStylePr>
     <w:tblStylePr w:type="lastCol">
       <w:rPr>
+        <w:rFonts w:eastAsia="黑体"/>
         <w:b/>
         <w:bCs/>
       </w:rPr>
@@ -8162,6 +8516,7 @@
       <w:spacing w:after="0" w:line="240" w:lineRule="auto"/>
     </w:pPr>
     <w:rPr>
+      <w:rFonts w:eastAsia="黑体"/>
       <w:color w:themeColor="text1" w:val="000000"/>
     </w:rPr>
     <w:tblPr>
@@ -8181,7 +8536,7 @@
     </w:tblPr>
     <w:tblStylePr w:type="firstRow">
       <w:rPr>
-        <w:rFonts w:asciiTheme="majorHAnsi" w:cstheme="majorBidi" w:eastAsiaTheme="majorEastAsia" w:hAnsiTheme="majorHAnsi"/>
+        <w:rFonts w:asciiTheme="majorHAnsi" w:cstheme="majorBidi" w:hAnsiTheme="majorHAnsi" w:eastAsia="黑体"/>
       </w:rPr>
       <w:tblPr/>
       <w:tcPr>
@@ -8193,6 +8548,7 @@
     </w:tblStylePr>
     <w:tblStylePr w:type="lastRow">
       <w:rPr>
+        <w:rFonts w:eastAsia="黑体"/>
         <w:b/>
         <w:bCs/>
         <w:color w:themeColor="text2" w:val="1F497D"/>
@@ -8207,12 +8563,14 @@
     </w:tblStylePr>
     <w:tblStylePr w:type="firstCol">
       <w:rPr>
+        <w:rFonts w:eastAsia="黑体"/>
         <w:b/>
         <w:bCs/>
       </w:rPr>
     </w:tblStylePr>
     <w:tblStylePr w:type="lastCol">
       <w:rPr>
+        <w:rFonts w:eastAsia="黑体"/>
         <w:b/>
         <w:bCs/>
       </w:rPr>
@@ -8246,6 +8604,7 @@
       <w:spacing w:after="0" w:line="240" w:lineRule="auto"/>
     </w:pPr>
     <w:rPr>
+      <w:rFonts w:eastAsia="黑体"/>
       <w:color w:themeColor="text1" w:val="000000"/>
     </w:rPr>
     <w:tblPr>
@@ -8265,7 +8624,7 @@
     </w:tblPr>
     <w:tblStylePr w:type="firstRow">
       <w:rPr>
-        <w:rFonts w:asciiTheme="majorHAnsi" w:cstheme="majorBidi" w:eastAsiaTheme="majorEastAsia" w:hAnsiTheme="majorHAnsi"/>
+        <w:rFonts w:asciiTheme="majorHAnsi" w:cstheme="majorBidi" w:hAnsiTheme="majorHAnsi" w:eastAsia="黑体"/>
       </w:rPr>
       <w:tblPr/>
       <w:tcPr>
@@ -8277,6 +8636,7 @@
     </w:tblStylePr>
     <w:tblStylePr w:type="lastRow">
       <w:rPr>
+        <w:rFonts w:eastAsia="黑体"/>
         <w:b/>
         <w:bCs/>
         <w:color w:themeColor="text2" w:val="1F497D"/>
@@ -8291,12 +8651,14 @@
     </w:tblStylePr>
     <w:tblStylePr w:type="firstCol">
       <w:rPr>
+        <w:rFonts w:eastAsia="黑体"/>
         <w:b/>
         <w:bCs/>
       </w:rPr>
     </w:tblStylePr>
     <w:tblStylePr w:type="lastCol">
       <w:rPr>
+        <w:rFonts w:eastAsia="黑体"/>
         <w:b/>
         <w:bCs/>
       </w:rPr>
@@ -8330,6 +8692,7 @@
       <w:spacing w:after="0" w:line="240" w:lineRule="auto"/>
     </w:pPr>
     <w:rPr>
+      <w:rFonts w:eastAsia="黑体"/>
       <w:color w:themeColor="text1" w:val="000000"/>
     </w:rPr>
     <w:tblPr>
@@ -8349,7 +8712,7 @@
     </w:tblPr>
     <w:tblStylePr w:type="firstRow">
       <w:rPr>
-        <w:rFonts w:asciiTheme="majorHAnsi" w:cstheme="majorBidi" w:eastAsiaTheme="majorEastAsia" w:hAnsiTheme="majorHAnsi"/>
+        <w:rFonts w:asciiTheme="majorHAnsi" w:cstheme="majorBidi" w:hAnsiTheme="majorHAnsi" w:eastAsia="黑体"/>
       </w:rPr>
       <w:tblPr/>
       <w:tcPr>
@@ -8361,6 +8724,7 @@
     </w:tblStylePr>
     <w:tblStylePr w:type="lastRow">
       <w:rPr>
+        <w:rFonts w:eastAsia="黑体"/>
         <w:b/>
         <w:bCs/>
         <w:color w:themeColor="text2" w:val="1F497D"/>
@@ -8375,12 +8739,14 @@
     </w:tblStylePr>
     <w:tblStylePr w:type="firstCol">
       <w:rPr>
+        <w:rFonts w:eastAsia="黑体"/>
         <w:b/>
         <w:bCs/>
       </w:rPr>
     </w:tblStylePr>
     <w:tblStylePr w:type="lastCol">
       <w:rPr>
+        <w:rFonts w:eastAsia="黑体"/>
         <w:b/>
         <w:bCs/>
       </w:rPr>
@@ -8414,7 +8780,7 @@
       <w:spacing w:after="0" w:line="240" w:lineRule="auto"/>
     </w:pPr>
     <w:rPr>
-      <w:rFonts w:asciiTheme="majorHAnsi" w:cstheme="majorBidi" w:eastAsiaTheme="majorEastAsia" w:hAnsiTheme="majorHAnsi"/>
+      <w:rFonts w:asciiTheme="majorHAnsi" w:cstheme="majorBidi" w:hAnsiTheme="majorHAnsi" w:eastAsia="黑体"/>
       <w:color w:themeColor="text1" w:val="000000"/>
     </w:rPr>
     <w:tblPr>
@@ -8436,6 +8802,7 @@
     </w:tblPr>
     <w:tblStylePr w:type="firstRow">
       <w:rPr>
+        <w:rFonts w:eastAsia="黑体"/>
         <w:sz w:val="24"/>
         <w:szCs w:val="24"/>
       </w:rPr>
@@ -8542,7 +8909,7 @@
       <w:spacing w:after="0" w:line="240" w:lineRule="auto"/>
     </w:pPr>
     <w:rPr>
-      <w:rFonts w:asciiTheme="majorHAnsi" w:cstheme="majorBidi" w:eastAsiaTheme="majorEastAsia" w:hAnsiTheme="majorHAnsi"/>
+      <w:rFonts w:asciiTheme="majorHAnsi" w:cstheme="majorBidi" w:hAnsiTheme="majorHAnsi" w:eastAsia="黑体"/>
       <w:color w:themeColor="text1" w:val="000000"/>
     </w:rPr>
     <w:tblPr>
@@ -8564,6 +8931,7 @@
     </w:tblPr>
     <w:tblStylePr w:type="firstRow">
       <w:rPr>
+        <w:rFonts w:eastAsia="黑体"/>
         <w:sz w:val="24"/>
         <w:szCs w:val="24"/>
       </w:rPr>
@@ -8670,7 +9038,7 @@
       <w:spacing w:after="0" w:line="240" w:lineRule="auto"/>
     </w:pPr>
     <w:rPr>
-      <w:rFonts w:asciiTheme="majorHAnsi" w:cstheme="majorBidi" w:eastAsiaTheme="majorEastAsia" w:hAnsiTheme="majorHAnsi"/>
+      <w:rFonts w:asciiTheme="majorHAnsi" w:cstheme="majorBidi" w:hAnsiTheme="majorHAnsi" w:eastAsia="黑体"/>
       <w:color w:themeColor="text1" w:val="000000"/>
     </w:rPr>
     <w:tblPr>
@@ -8692,6 +9060,7 @@
     </w:tblPr>
     <w:tblStylePr w:type="firstRow">
       <w:rPr>
+        <w:rFonts w:eastAsia="黑体"/>
         <w:sz w:val="24"/>
         <w:szCs w:val="24"/>
       </w:rPr>
@@ -8798,7 +9167,7 @@
       <w:spacing w:after="0" w:line="240" w:lineRule="auto"/>
     </w:pPr>
     <w:rPr>
-      <w:rFonts w:asciiTheme="majorHAnsi" w:cstheme="majorBidi" w:eastAsiaTheme="majorEastAsia" w:hAnsiTheme="majorHAnsi"/>
+      <w:rFonts w:asciiTheme="majorHAnsi" w:cstheme="majorBidi" w:hAnsiTheme="majorHAnsi" w:eastAsia="黑体"/>
       <w:color w:themeColor="text1" w:val="000000"/>
     </w:rPr>
     <w:tblPr>
@@ -8820,6 +9189,7 @@
     </w:tblPr>
     <w:tblStylePr w:type="firstRow">
       <w:rPr>
+        <w:rFonts w:eastAsia="黑体"/>
         <w:sz w:val="24"/>
         <w:szCs w:val="24"/>
       </w:rPr>
@@ -8926,7 +9296,7 @@
       <w:spacing w:after="0" w:line="240" w:lineRule="auto"/>
     </w:pPr>
     <w:rPr>
-      <w:rFonts w:asciiTheme="majorHAnsi" w:cstheme="majorBidi" w:eastAsiaTheme="majorEastAsia" w:hAnsiTheme="majorHAnsi"/>
+      <w:rFonts w:asciiTheme="majorHAnsi" w:cstheme="majorBidi" w:hAnsiTheme="majorHAnsi" w:eastAsia="黑体"/>
       <w:color w:themeColor="text1" w:val="000000"/>
     </w:rPr>
     <w:tblPr>
@@ -8948,6 +9318,7 @@
     </w:tblPr>
     <w:tblStylePr w:type="firstRow">
       <w:rPr>
+        <w:rFonts w:eastAsia="黑体"/>
         <w:sz w:val="24"/>
         <w:szCs w:val="24"/>
       </w:rPr>
@@ -9054,7 +9425,7 @@
       <w:spacing w:after="0" w:line="240" w:lineRule="auto"/>
     </w:pPr>
     <w:rPr>
-      <w:rFonts w:asciiTheme="majorHAnsi" w:cstheme="majorBidi" w:eastAsiaTheme="majorEastAsia" w:hAnsiTheme="majorHAnsi"/>
+      <w:rFonts w:asciiTheme="majorHAnsi" w:cstheme="majorBidi" w:hAnsiTheme="majorHAnsi" w:eastAsia="黑体"/>
       <w:color w:themeColor="text1" w:val="000000"/>
     </w:rPr>
     <w:tblPr>
@@ -9076,6 +9447,7 @@
     </w:tblPr>
     <w:tblStylePr w:type="firstRow">
       <w:rPr>
+        <w:rFonts w:eastAsia="黑体"/>
         <w:sz w:val="24"/>
         <w:szCs w:val="24"/>
       </w:rPr>
@@ -9182,7 +9554,7 @@
       <w:spacing w:after="0" w:line="240" w:lineRule="auto"/>
     </w:pPr>
     <w:rPr>
-      <w:rFonts w:asciiTheme="majorHAnsi" w:cstheme="majorBidi" w:eastAsiaTheme="majorEastAsia" w:hAnsiTheme="majorHAnsi"/>
+      <w:rFonts w:asciiTheme="majorHAnsi" w:cstheme="majorBidi" w:hAnsiTheme="majorHAnsi" w:eastAsia="黑体"/>
       <w:color w:themeColor="text1" w:val="000000"/>
     </w:rPr>
     <w:tblPr>
@@ -9204,6 +9576,7 @@
     </w:tblPr>
     <w:tblStylePr w:type="firstRow">
       <w:rPr>
+        <w:rFonts w:eastAsia="黑体"/>
         <w:sz w:val="24"/>
         <w:szCs w:val="24"/>
       </w:rPr>
@@ -9333,12 +9706,14 @@
     </w:tcPr>
     <w:tblStylePr w:type="firstRow">
       <w:rPr>
+        <w:rFonts w:eastAsia="黑体"/>
         <w:b/>
         <w:bCs/>
       </w:rPr>
     </w:tblStylePr>
     <w:tblStylePr w:type="lastRow">
       <w:rPr>
+        <w:rFonts w:eastAsia="黑体"/>
         <w:b/>
         <w:bCs/>
       </w:rPr>
@@ -9351,12 +9726,14 @@
     </w:tblStylePr>
     <w:tblStylePr w:type="firstCol">
       <w:rPr>
+        <w:rFonts w:eastAsia="黑体"/>
         <w:b/>
         <w:bCs/>
       </w:rPr>
     </w:tblStylePr>
     <w:tblStylePr w:type="lastCol">
       <w:rPr>
+        <w:rFonts w:eastAsia="黑体"/>
         <w:b/>
         <w:bCs/>
       </w:rPr>
@@ -9406,12 +9783,14 @@
     </w:tcPr>
     <w:tblStylePr w:type="firstRow">
       <w:rPr>
+        <w:rFonts w:eastAsia="黑体"/>
         <w:b/>
         <w:bCs/>
       </w:rPr>
     </w:tblStylePr>
     <w:tblStylePr w:type="lastRow">
       <w:rPr>
+        <w:rFonts w:eastAsia="黑体"/>
         <w:b/>
         <w:bCs/>
       </w:rPr>
@@ -9424,12 +9803,14 @@
     </w:tblStylePr>
     <w:tblStylePr w:type="firstCol">
       <w:rPr>
+        <w:rFonts w:eastAsia="黑体"/>
         <w:b/>
         <w:bCs/>
       </w:rPr>
     </w:tblStylePr>
     <w:tblStylePr w:type="lastCol">
       <w:rPr>
+        <w:rFonts w:eastAsia="黑体"/>
         <w:b/>
         <w:bCs/>
       </w:rPr>
@@ -9479,12 +9860,14 @@
     </w:tcPr>
     <w:tblStylePr w:type="firstRow">
       <w:rPr>
+        <w:rFonts w:eastAsia="黑体"/>
         <w:b/>
         <w:bCs/>
       </w:rPr>
     </w:tblStylePr>
     <w:tblStylePr w:type="lastRow">
       <w:rPr>
+        <w:rFonts w:eastAsia="黑体"/>
         <w:b/>
         <w:bCs/>
       </w:rPr>
@@ -9497,12 +9880,14 @@
     </w:tblStylePr>
     <w:tblStylePr w:type="firstCol">
       <w:rPr>
+        <w:rFonts w:eastAsia="黑体"/>
         <w:b/>
         <w:bCs/>
       </w:rPr>
     </w:tblStylePr>
     <w:tblStylePr w:type="lastCol">
       <w:rPr>
+        <w:rFonts w:eastAsia="黑体"/>
         <w:b/>
         <w:bCs/>
       </w:rPr>
@@ -9552,12 +9937,14 @@
     </w:tcPr>
     <w:tblStylePr w:type="firstRow">
       <w:rPr>
+        <w:rFonts w:eastAsia="黑体"/>
         <w:b/>
         <w:bCs/>
       </w:rPr>
     </w:tblStylePr>
     <w:tblStylePr w:type="lastRow">
       <w:rPr>
+        <w:rFonts w:eastAsia="黑体"/>
         <w:b/>
         <w:bCs/>
       </w:rPr>
@@ -9570,12 +9957,14 @@
     </w:tblStylePr>
     <w:tblStylePr w:type="firstCol">
       <w:rPr>
+        <w:rFonts w:eastAsia="黑体"/>
         <w:b/>
         <w:bCs/>
       </w:rPr>
     </w:tblStylePr>
     <w:tblStylePr w:type="lastCol">
       <w:rPr>
+        <w:rFonts w:eastAsia="黑体"/>
         <w:b/>
         <w:bCs/>
       </w:rPr>
@@ -9625,12 +10014,14 @@
     </w:tcPr>
     <w:tblStylePr w:type="firstRow">
       <w:rPr>
+        <w:rFonts w:eastAsia="黑体"/>
         <w:b/>
         <w:bCs/>
       </w:rPr>
     </w:tblStylePr>
     <w:tblStylePr w:type="lastRow">
       <w:rPr>
+        <w:rFonts w:eastAsia="黑体"/>
         <w:b/>
         <w:bCs/>
       </w:rPr>
@@ -9643,12 +10034,14 @@
     </w:tblStylePr>
     <w:tblStylePr w:type="firstCol">
       <w:rPr>
+        <w:rFonts w:eastAsia="黑体"/>
         <w:b/>
         <w:bCs/>
       </w:rPr>
     </w:tblStylePr>
     <w:tblStylePr w:type="lastCol">
       <w:rPr>
+        <w:rFonts w:eastAsia="黑体"/>
         <w:b/>
         <w:bCs/>
       </w:rPr>
@@ -9698,12 +10091,14 @@
     </w:tcPr>
     <w:tblStylePr w:type="firstRow">
       <w:rPr>
+        <w:rFonts w:eastAsia="黑体"/>
         <w:b/>
         <w:bCs/>
       </w:rPr>
     </w:tblStylePr>
     <w:tblStylePr w:type="lastRow">
       <w:rPr>
+        <w:rFonts w:eastAsia="黑体"/>
         <w:b/>
         <w:bCs/>
       </w:rPr>
@@ -9716,12 +10111,14 @@
     </w:tblStylePr>
     <w:tblStylePr w:type="firstCol">
       <w:rPr>
+        <w:rFonts w:eastAsia="黑体"/>
         <w:b/>
         <w:bCs/>
       </w:rPr>
     </w:tblStylePr>
     <w:tblStylePr w:type="lastCol">
       <w:rPr>
+        <w:rFonts w:eastAsia="黑体"/>
         <w:b/>
         <w:bCs/>
       </w:rPr>
@@ -9771,12 +10168,14 @@
     </w:tcPr>
     <w:tblStylePr w:type="firstRow">
       <w:rPr>
+        <w:rFonts w:eastAsia="黑体"/>
         <w:b/>
         <w:bCs/>
       </w:rPr>
     </w:tblStylePr>
     <w:tblStylePr w:type="lastRow">
       <w:rPr>
+        <w:rFonts w:eastAsia="黑体"/>
         <w:b/>
         <w:bCs/>
       </w:rPr>
@@ -9789,12 +10188,14 @@
     </w:tblStylePr>
     <w:tblStylePr w:type="firstCol">
       <w:rPr>
+        <w:rFonts w:eastAsia="黑体"/>
         <w:b/>
         <w:bCs/>
       </w:rPr>
     </w:tblStylePr>
     <w:tblStylePr w:type="lastCol">
       <w:rPr>
+        <w:rFonts w:eastAsia="黑体"/>
         <w:b/>
         <w:bCs/>
       </w:rPr>
@@ -9821,7 +10222,7 @@
       <w:spacing w:after="0" w:line="240" w:lineRule="auto"/>
     </w:pPr>
     <w:rPr>
-      <w:rFonts w:asciiTheme="majorHAnsi" w:cstheme="majorBidi" w:eastAsiaTheme="majorEastAsia" w:hAnsiTheme="majorHAnsi"/>
+      <w:rFonts w:asciiTheme="majorHAnsi" w:cstheme="majorBidi" w:hAnsiTheme="majorHAnsi" w:eastAsia="黑体"/>
       <w:color w:themeColor="text1" w:val="000000"/>
     </w:rPr>
     <w:tblPr>
@@ -9848,6 +10249,7 @@
     </w:tcPr>
     <w:tblStylePr w:type="firstRow">
       <w:rPr>
+        <w:rFonts w:eastAsia="黑体"/>
         <w:b/>
         <w:bCs/>
         <w:color w:themeColor="text1" w:val="000000"/>
@@ -9859,6 +10261,7 @@
     </w:tblStylePr>
     <w:tblStylePr w:type="lastRow">
       <w:rPr>
+        <w:rFonts w:eastAsia="黑体"/>
         <w:b/>
         <w:bCs/>
         <w:color w:themeColor="text1" w:val="000000"/>
@@ -9878,6 +10281,7 @@
     </w:tblStylePr>
     <w:tblStylePr w:type="firstCol">
       <w:rPr>
+        <w:rFonts w:eastAsia="黑体"/>
         <w:b/>
         <w:bCs/>
         <w:color w:themeColor="text1" w:val="000000"/>
@@ -9897,6 +10301,7 @@
     </w:tblStylePr>
     <w:tblStylePr w:type="lastCol">
       <w:rPr>
+        <w:rFonts w:eastAsia="黑体"/>
         <w:b w:val="0"/>
         <w:bCs w:val="0"/>
         <w:color w:themeColor="text1" w:val="000000"/>
@@ -9946,7 +10351,7 @@
       <w:spacing w:after="0" w:line="240" w:lineRule="auto"/>
     </w:pPr>
     <w:rPr>
-      <w:rFonts w:asciiTheme="majorHAnsi" w:cstheme="majorBidi" w:eastAsiaTheme="majorEastAsia" w:hAnsiTheme="majorHAnsi"/>
+      <w:rFonts w:asciiTheme="majorHAnsi" w:cstheme="majorBidi" w:hAnsiTheme="majorHAnsi" w:eastAsia="黑体"/>
       <w:color w:themeColor="text1" w:val="000000"/>
     </w:rPr>
     <w:tblPr>
@@ -9973,6 +10378,7 @@
     </w:tcPr>
     <w:tblStylePr w:type="firstRow">
       <w:rPr>
+        <w:rFonts w:eastAsia="黑体"/>
         <w:b/>
         <w:bCs/>
         <w:color w:themeColor="text1" w:val="000000"/>
@@ -9984,6 +10390,7 @@
     </w:tblStylePr>
     <w:tblStylePr w:type="lastRow">
       <w:rPr>
+        <w:rFonts w:eastAsia="黑体"/>
         <w:b/>
         <w:bCs/>
         <w:color w:themeColor="text1" w:val="000000"/>
@@ -10003,6 +10410,7 @@
     </w:tblStylePr>
     <w:tblStylePr w:type="firstCol">
       <w:rPr>
+        <w:rFonts w:eastAsia="黑体"/>
         <w:b/>
         <w:bCs/>
         <w:color w:themeColor="text1" w:val="000000"/>
@@ -10022,6 +10430,7 @@
     </w:tblStylePr>
     <w:tblStylePr w:type="lastCol">
       <w:rPr>
+        <w:rFonts w:eastAsia="黑体"/>
         <w:b w:val="0"/>
         <w:bCs w:val="0"/>
         <w:color w:themeColor="text1" w:val="000000"/>
@@ -10071,7 +10480,7 @@
       <w:spacing w:after="0" w:line="240" w:lineRule="auto"/>
     </w:pPr>
     <w:rPr>
-      <w:rFonts w:asciiTheme="majorHAnsi" w:cstheme="majorBidi" w:eastAsiaTheme="majorEastAsia" w:hAnsiTheme="majorHAnsi"/>
+      <w:rFonts w:asciiTheme="majorHAnsi" w:cstheme="majorBidi" w:hAnsiTheme="majorHAnsi" w:eastAsia="黑体"/>
       <w:color w:themeColor="text1" w:val="000000"/>
     </w:rPr>
     <w:tblPr>
@@ -10098,6 +10507,7 @@
     </w:tcPr>
     <w:tblStylePr w:type="firstRow">
       <w:rPr>
+        <w:rFonts w:eastAsia="黑体"/>
         <w:b/>
         <w:bCs/>
         <w:color w:themeColor="text1" w:val="000000"/>
@@ -10109,6 +10519,7 @@
     </w:tblStylePr>
     <w:tblStylePr w:type="lastRow">
       <w:rPr>
+        <w:rFonts w:eastAsia="黑体"/>
         <w:b/>
         <w:bCs/>
         <w:color w:themeColor="text1" w:val="000000"/>
@@ -10128,6 +10539,7 @@
     </w:tblStylePr>
     <w:tblStylePr w:type="firstCol">
       <w:rPr>
+        <w:rFonts w:eastAsia="黑体"/>
         <w:b/>
         <w:bCs/>
         <w:color w:themeColor="text1" w:val="000000"/>
@@ -10147,6 +10559,7 @@
     </w:tblStylePr>
     <w:tblStylePr w:type="lastCol">
       <w:rPr>
+        <w:rFonts w:eastAsia="黑体"/>
         <w:b w:val="0"/>
         <w:bCs w:val="0"/>
         <w:color w:themeColor="text1" w:val="000000"/>
@@ -10196,7 +10609,7 @@
       <w:spacing w:after="0" w:line="240" w:lineRule="auto"/>
     </w:pPr>
     <w:rPr>
-      <w:rFonts w:asciiTheme="majorHAnsi" w:cstheme="majorBidi" w:eastAsiaTheme="majorEastAsia" w:hAnsiTheme="majorHAnsi"/>
+      <w:rFonts w:asciiTheme="majorHAnsi" w:cstheme="majorBidi" w:hAnsiTheme="majorHAnsi" w:eastAsia="黑体"/>
       <w:color w:themeColor="text1" w:val="000000"/>
     </w:rPr>
     <w:tblPr>
@@ -10223,6 +10636,7 @@
     </w:tcPr>
     <w:tblStylePr w:type="firstRow">
       <w:rPr>
+        <w:rFonts w:eastAsia="黑体"/>
         <w:b/>
         <w:bCs/>
         <w:color w:themeColor="text1" w:val="000000"/>
@@ -10234,6 +10648,7 @@
     </w:tblStylePr>
     <w:tblStylePr w:type="lastRow">
       <w:rPr>
+        <w:rFonts w:eastAsia="黑体"/>
         <w:b/>
         <w:bCs/>
         <w:color w:themeColor="text1" w:val="000000"/>
@@ -10253,6 +10668,7 @@
     </w:tblStylePr>
     <w:tblStylePr w:type="firstCol">
       <w:rPr>
+        <w:rFonts w:eastAsia="黑体"/>
         <w:b/>
         <w:bCs/>
         <w:color w:themeColor="text1" w:val="000000"/>
@@ -10272,6 +10688,7 @@
     </w:tblStylePr>
     <w:tblStylePr w:type="lastCol">
       <w:rPr>
+        <w:rFonts w:eastAsia="黑体"/>
         <w:b w:val="0"/>
         <w:bCs w:val="0"/>
         <w:color w:themeColor="text1" w:val="000000"/>
@@ -10321,7 +10738,7 @@
       <w:spacing w:after="0" w:line="240" w:lineRule="auto"/>
     </w:pPr>
     <w:rPr>
-      <w:rFonts w:asciiTheme="majorHAnsi" w:cstheme="majorBidi" w:eastAsiaTheme="majorEastAsia" w:hAnsiTheme="majorHAnsi"/>
+      <w:rFonts w:asciiTheme="majorHAnsi" w:cstheme="majorBidi" w:hAnsiTheme="majorHAnsi" w:eastAsia="黑体"/>
       <w:color w:themeColor="text1" w:val="000000"/>
     </w:rPr>
     <w:tblPr>
@@ -10348,6 +10765,7 @@
     </w:tcPr>
     <w:tblStylePr w:type="firstRow">
       <w:rPr>
+        <w:rFonts w:eastAsia="黑体"/>
         <w:b/>
         <w:bCs/>
         <w:color w:themeColor="text1" w:val="000000"/>
@@ -10359,6 +10777,7 @@
     </w:tblStylePr>
     <w:tblStylePr w:type="lastRow">
       <w:rPr>
+        <w:rFonts w:eastAsia="黑体"/>
         <w:b/>
         <w:bCs/>
         <w:color w:themeColor="text1" w:val="000000"/>
@@ -10378,6 +10797,7 @@
     </w:tblStylePr>
     <w:tblStylePr w:type="firstCol">
       <w:rPr>
+        <w:rFonts w:eastAsia="黑体"/>
         <w:b/>
         <w:bCs/>
         <w:color w:themeColor="text1" w:val="000000"/>
@@ -10397,6 +10817,7 @@
     </w:tblStylePr>
     <w:tblStylePr w:type="lastCol">
       <w:rPr>
+        <w:rFonts w:eastAsia="黑体"/>
         <w:b w:val="0"/>
         <w:bCs w:val="0"/>
         <w:color w:themeColor="text1" w:val="000000"/>
@@ -10446,7 +10867,7 @@
       <w:spacing w:after="0" w:line="240" w:lineRule="auto"/>
     </w:pPr>
     <w:rPr>
-      <w:rFonts w:asciiTheme="majorHAnsi" w:cstheme="majorBidi" w:eastAsiaTheme="majorEastAsia" w:hAnsiTheme="majorHAnsi"/>
+      <w:rFonts w:asciiTheme="majorHAnsi" w:cstheme="majorBidi" w:hAnsiTheme="majorHAnsi" w:eastAsia="黑体"/>
       <w:color w:themeColor="text1" w:val="000000"/>
     </w:rPr>
     <w:tblPr>
@@ -10473,6 +10894,7 @@
     </w:tcPr>
     <w:tblStylePr w:type="firstRow">
       <w:rPr>
+        <w:rFonts w:eastAsia="黑体"/>
         <w:b/>
         <w:bCs/>
         <w:color w:themeColor="text1" w:val="000000"/>
@@ -10484,6 +10906,7 @@
     </w:tblStylePr>
     <w:tblStylePr w:type="lastRow">
       <w:rPr>
+        <w:rFonts w:eastAsia="黑体"/>
         <w:b/>
         <w:bCs/>
         <w:color w:themeColor="text1" w:val="000000"/>
@@ -10503,6 +10926,7 @@
     </w:tblStylePr>
     <w:tblStylePr w:type="firstCol">
       <w:rPr>
+        <w:rFonts w:eastAsia="黑体"/>
         <w:b/>
         <w:bCs/>
         <w:color w:themeColor="text1" w:val="000000"/>
@@ -10522,6 +10946,7 @@
     </w:tblStylePr>
     <w:tblStylePr w:type="lastCol">
       <w:rPr>
+        <w:rFonts w:eastAsia="黑体"/>
         <w:b w:val="0"/>
         <w:bCs w:val="0"/>
         <w:color w:themeColor="text1" w:val="000000"/>
@@ -10571,7 +10996,7 @@
       <w:spacing w:after="0" w:line="240" w:lineRule="auto"/>
     </w:pPr>
     <w:rPr>
-      <w:rFonts w:asciiTheme="majorHAnsi" w:cstheme="majorBidi" w:eastAsiaTheme="majorEastAsia" w:hAnsiTheme="majorHAnsi"/>
+      <w:rFonts w:asciiTheme="majorHAnsi" w:cstheme="majorBidi" w:hAnsiTheme="majorHAnsi" w:eastAsia="黑体"/>
       <w:color w:themeColor="text1" w:val="000000"/>
     </w:rPr>
     <w:tblPr>
@@ -10598,6 +11023,7 @@
     </w:tcPr>
     <w:tblStylePr w:type="firstRow">
       <w:rPr>
+        <w:rFonts w:eastAsia="黑体"/>
         <w:b/>
         <w:bCs/>
         <w:color w:themeColor="text1" w:val="000000"/>
@@ -10609,6 +11035,7 @@
     </w:tblStylePr>
     <w:tblStylePr w:type="lastRow">
       <w:rPr>
+        <w:rFonts w:eastAsia="黑体"/>
         <w:b/>
         <w:bCs/>
         <w:color w:themeColor="text1" w:val="000000"/>
@@ -10628,6 +11055,7 @@
     </w:tblStylePr>
     <w:tblStylePr w:type="firstCol">
       <w:rPr>
+        <w:rFonts w:eastAsia="黑体"/>
         <w:b/>
         <w:bCs/>
         <w:color w:themeColor="text1" w:val="000000"/>
@@ -10647,6 +11075,7 @@
     </w:tblStylePr>
     <w:tblStylePr w:type="lastCol">
       <w:rPr>
+        <w:rFonts w:eastAsia="黑体"/>
         <w:b w:val="0"/>
         <w:bCs w:val="0"/>
         <w:color w:themeColor="text1" w:val="000000"/>
@@ -10719,6 +11148,7 @@
     </w:tcPr>
     <w:tblStylePr w:type="firstRow">
       <w:rPr>
+        <w:rFonts w:eastAsia="黑体"/>
         <w:b/>
         <w:bCs/>
         <w:i w:val="0"/>
@@ -10740,6 +11170,7 @@
     </w:tblStylePr>
     <w:tblStylePr w:type="lastRow">
       <w:rPr>
+        <w:rFonts w:eastAsia="黑体"/>
         <w:b/>
         <w:bCs/>
         <w:i w:val="0"/>
@@ -10761,6 +11192,7 @@
     </w:tblStylePr>
     <w:tblStylePr w:type="firstCol">
       <w:rPr>
+        <w:rFonts w:eastAsia="黑体"/>
         <w:b/>
         <w:bCs/>
         <w:i w:val="0"/>
@@ -10780,6 +11212,7 @@
     </w:tblStylePr>
     <w:tblStylePr w:type="lastCol">
       <w:rPr>
+        <w:rFonts w:eastAsia="黑体"/>
         <w:b/>
         <w:bCs/>
         <w:i w:val="0"/>
@@ -10860,6 +11293,7 @@
     </w:tcPr>
     <w:tblStylePr w:type="firstRow">
       <w:rPr>
+        <w:rFonts w:eastAsia="黑体"/>
         <w:b/>
         <w:bCs/>
         <w:i w:val="0"/>
@@ -10881,6 +11315,7 @@
     </w:tblStylePr>
     <w:tblStylePr w:type="lastRow">
       <w:rPr>
+        <w:rFonts w:eastAsia="黑体"/>
         <w:b/>
         <w:bCs/>
         <w:i w:val="0"/>
@@ -10902,6 +11337,7 @@
     </w:tblStylePr>
     <w:tblStylePr w:type="firstCol">
       <w:rPr>
+        <w:rFonts w:eastAsia="黑体"/>
         <w:b/>
         <w:bCs/>
         <w:i w:val="0"/>
@@ -10921,6 +11357,7 @@
     </w:tblStylePr>
     <w:tblStylePr w:type="lastCol">
       <w:rPr>
+        <w:rFonts w:eastAsia="黑体"/>
         <w:b/>
         <w:bCs/>
         <w:i w:val="0"/>
@@ -11001,6 +11438,7 @@
     </w:tcPr>
     <w:tblStylePr w:type="firstRow">
       <w:rPr>
+        <w:rFonts w:eastAsia="黑体"/>
         <w:b/>
         <w:bCs/>
         <w:i w:val="0"/>
@@ -11022,6 +11460,7 @@
     </w:tblStylePr>
     <w:tblStylePr w:type="lastRow">
       <w:rPr>
+        <w:rFonts w:eastAsia="黑体"/>
         <w:b/>
         <w:bCs/>
         <w:i w:val="0"/>
@@ -11043,6 +11482,7 @@
     </w:tblStylePr>
     <w:tblStylePr w:type="firstCol">
       <w:rPr>
+        <w:rFonts w:eastAsia="黑体"/>
         <w:b/>
         <w:bCs/>
         <w:i w:val="0"/>
@@ -11062,6 +11502,7 @@
     </w:tblStylePr>
     <w:tblStylePr w:type="lastCol">
       <w:rPr>
+        <w:rFonts w:eastAsia="黑体"/>
         <w:b/>
         <w:bCs/>
         <w:i w:val="0"/>
@@ -11142,6 +11583,7 @@
     </w:tcPr>
     <w:tblStylePr w:type="firstRow">
       <w:rPr>
+        <w:rFonts w:eastAsia="黑体"/>
         <w:b/>
         <w:bCs/>
         <w:i w:val="0"/>
@@ -11163,6 +11605,7 @@
     </w:tblStylePr>
     <w:tblStylePr w:type="lastRow">
       <w:rPr>
+        <w:rFonts w:eastAsia="黑体"/>
         <w:b/>
         <w:bCs/>
         <w:i w:val="0"/>
@@ -11184,6 +11627,7 @@
     </w:tblStylePr>
     <w:tblStylePr w:type="firstCol">
       <w:rPr>
+        <w:rFonts w:eastAsia="黑体"/>
         <w:b/>
         <w:bCs/>
         <w:i w:val="0"/>
@@ -11203,6 +11647,7 @@
     </w:tblStylePr>
     <w:tblStylePr w:type="lastCol">
       <w:rPr>
+        <w:rFonts w:eastAsia="黑体"/>
         <w:b/>
         <w:bCs/>
         <w:i w:val="0"/>
@@ -11283,6 +11728,7 @@
     </w:tcPr>
     <w:tblStylePr w:type="firstRow">
       <w:rPr>
+        <w:rFonts w:eastAsia="黑体"/>
         <w:b/>
         <w:bCs/>
         <w:i w:val="0"/>
@@ -11304,6 +11750,7 @@
     </w:tblStylePr>
     <w:tblStylePr w:type="lastRow">
       <w:rPr>
+        <w:rFonts w:eastAsia="黑体"/>
         <w:b/>
         <w:bCs/>
         <w:i w:val="0"/>
@@ -11325,6 +11772,7 @@
     </w:tblStylePr>
     <w:tblStylePr w:type="firstCol">
       <w:rPr>
+        <w:rFonts w:eastAsia="黑体"/>
         <w:b/>
         <w:bCs/>
         <w:i w:val="0"/>
@@ -11344,6 +11792,7 @@
     </w:tblStylePr>
     <w:tblStylePr w:type="lastCol">
       <w:rPr>
+        <w:rFonts w:eastAsia="黑体"/>
         <w:b/>
         <w:bCs/>
         <w:i w:val="0"/>
@@ -11424,6 +11873,7 @@
     </w:tcPr>
     <w:tblStylePr w:type="firstRow">
       <w:rPr>
+        <w:rFonts w:eastAsia="黑体"/>
         <w:b/>
         <w:bCs/>
         <w:i w:val="0"/>
@@ -11445,6 +11895,7 @@
     </w:tblStylePr>
     <w:tblStylePr w:type="lastRow">
       <w:rPr>
+        <w:rFonts w:eastAsia="黑体"/>
         <w:b/>
         <w:bCs/>
         <w:i w:val="0"/>
@@ -11466,6 +11917,7 @@
     </w:tblStylePr>
     <w:tblStylePr w:type="firstCol">
       <w:rPr>
+        <w:rFonts w:eastAsia="黑体"/>
         <w:b/>
         <w:bCs/>
         <w:i w:val="0"/>
@@ -11485,6 +11937,7 @@
     </w:tblStylePr>
     <w:tblStylePr w:type="lastCol">
       <w:rPr>
+        <w:rFonts w:eastAsia="黑体"/>
         <w:b/>
         <w:bCs/>
         <w:i w:val="0"/>
@@ -11565,6 +12018,7 @@
     </w:tcPr>
     <w:tblStylePr w:type="firstRow">
       <w:rPr>
+        <w:rFonts w:eastAsia="黑体"/>
         <w:b/>
         <w:bCs/>
         <w:i w:val="0"/>
@@ -11586,6 +12040,7 @@
     </w:tblStylePr>
     <w:tblStylePr w:type="lastRow">
       <w:rPr>
+        <w:rFonts w:eastAsia="黑体"/>
         <w:b/>
         <w:bCs/>
         <w:i w:val="0"/>
@@ -11607,6 +12062,7 @@
     </w:tblStylePr>
     <w:tblStylePr w:type="firstCol">
       <w:rPr>
+        <w:rFonts w:eastAsia="黑体"/>
         <w:b/>
         <w:bCs/>
         <w:i w:val="0"/>
@@ -11626,6 +12082,7 @@
     </w:tblStylePr>
     <w:tblStylePr w:type="lastCol">
       <w:rPr>
+        <w:rFonts w:eastAsia="黑体"/>
         <w:b/>
         <w:bCs/>
         <w:i w:val="0"/>
@@ -11683,6 +12140,7 @@
       <w:spacing w:after="0" w:line="240" w:lineRule="auto"/>
     </w:pPr>
     <w:rPr>
+      <w:rFonts w:eastAsia="黑体"/>
       <w:color w:themeColor="background1" w:val="FFFFFF"/>
     </w:rPr>
     <w:tblPr>
@@ -11701,6 +12159,7 @@
     </w:tcPr>
     <w:tblStylePr w:type="firstRow">
       <w:rPr>
+        <w:rFonts w:eastAsia="黑体"/>
         <w:b/>
         <w:bCs/>
       </w:rPr>
@@ -11797,6 +12256,7 @@
       <w:spacing w:after="0" w:line="240" w:lineRule="auto"/>
     </w:pPr>
     <w:rPr>
+      <w:rFonts w:eastAsia="黑体"/>
       <w:color w:themeColor="background1" w:val="FFFFFF"/>
     </w:rPr>
     <w:tblPr>
@@ -11815,6 +12275,7 @@
     </w:tcPr>
     <w:tblStylePr w:type="firstRow">
       <w:rPr>
+        <w:rFonts w:eastAsia="黑体"/>
         <w:b/>
         <w:bCs/>
       </w:rPr>
@@ -11911,6 +12372,7 @@
       <w:spacing w:after="0" w:line="240" w:lineRule="auto"/>
     </w:pPr>
     <w:rPr>
+      <w:rFonts w:eastAsia="黑体"/>
       <w:color w:themeColor="background1" w:val="FFFFFF"/>
     </w:rPr>
     <w:tblPr>
@@ -11929,6 +12391,7 @@
     </w:tcPr>
     <w:tblStylePr w:type="firstRow">
       <w:rPr>
+        <w:rFonts w:eastAsia="黑体"/>
         <w:b/>
         <w:bCs/>
       </w:rPr>
@@ -12025,6 +12488,7 @@
       <w:spacing w:after="0" w:line="240" w:lineRule="auto"/>
     </w:pPr>
     <w:rPr>
+      <w:rFonts w:eastAsia="黑体"/>
       <w:color w:themeColor="background1" w:val="FFFFFF"/>
     </w:rPr>
     <w:tblPr>
@@ -12043,6 +12507,7 @@
     </w:tcPr>
     <w:tblStylePr w:type="firstRow">
       <w:rPr>
+        <w:rFonts w:eastAsia="黑体"/>
         <w:b/>
         <w:bCs/>
       </w:rPr>
@@ -12139,6 +12604,7 @@
       <w:spacing w:after="0" w:line="240" w:lineRule="auto"/>
     </w:pPr>
     <w:rPr>
+      <w:rFonts w:eastAsia="黑体"/>
       <w:color w:themeColor="background1" w:val="FFFFFF"/>
     </w:rPr>
     <w:tblPr>
@@ -12157,6 +12623,7 @@
     </w:tcPr>
     <w:tblStylePr w:type="firstRow">
       <w:rPr>
+        <w:rFonts w:eastAsia="黑体"/>
         <w:b/>
         <w:bCs/>
       </w:rPr>
@@ -12253,6 +12720,7 @@
       <w:spacing w:after="0" w:line="240" w:lineRule="auto"/>
     </w:pPr>
     <w:rPr>
+      <w:rFonts w:eastAsia="黑体"/>
       <w:color w:themeColor="background1" w:val="FFFFFF"/>
     </w:rPr>
     <w:tblPr>
@@ -12271,6 +12739,7 @@
     </w:tcPr>
     <w:tblStylePr w:type="firstRow">
       <w:rPr>
+        <w:rFonts w:eastAsia="黑体"/>
         <w:b/>
         <w:bCs/>
       </w:rPr>
@@ -12367,6 +12836,7 @@
       <w:spacing w:after="0" w:line="240" w:lineRule="auto"/>
     </w:pPr>
     <w:rPr>
+      <w:rFonts w:eastAsia="黑体"/>
       <w:color w:themeColor="background1" w:val="FFFFFF"/>
     </w:rPr>
     <w:tblPr>
@@ -12385,6 +12855,7 @@
     </w:tcPr>
     <w:tblStylePr w:type="firstRow">
       <w:rPr>
+        <w:rFonts w:eastAsia="黑体"/>
         <w:b/>
         <w:bCs/>
       </w:rPr>
@@ -12481,6 +12952,7 @@
       <w:spacing w:after="0" w:line="240" w:lineRule="auto"/>
     </w:pPr>
     <w:rPr>
+      <w:rFonts w:eastAsia="黑体"/>
       <w:color w:themeColor="text1" w:val="000000"/>
     </w:rPr>
     <w:tblPr>
@@ -12507,6 +12979,7 @@
     </w:tcPr>
     <w:tblStylePr w:type="firstRow">
       <w:rPr>
+        <w:rFonts w:eastAsia="黑体"/>
         <w:b/>
         <w:bCs/>
       </w:rPr>
@@ -12525,6 +12998,7 @@
     </w:tblStylePr>
     <w:tblStylePr w:type="lastRow">
       <w:rPr>
+        <w:rFonts w:eastAsia="黑体"/>
         <w:b/>
         <w:bCs/>
         <w:color w:themeColor="background1" w:val="FFFFFF"/>
@@ -12539,6 +13013,7 @@
     </w:tblStylePr>
     <w:tblStylePr w:type="firstCol">
       <w:rPr>
+        <w:rFonts w:eastAsia="黑体"/>
         <w:color w:themeColor="background1" w:val="FFFFFF"/>
       </w:rPr>
       <w:tblPr/>
@@ -12556,6 +13031,7 @@
     </w:tblStylePr>
     <w:tblStylePr w:type="lastCol">
       <w:rPr>
+        <w:rFonts w:eastAsia="黑体"/>
         <w:color w:themeColor="background1" w:val="FFFFFF"/>
       </w:rPr>
       <w:tblPr/>
@@ -12585,11 +13061,13 @@
     </w:tblStylePr>
     <w:tblStylePr w:type="neCell">
       <w:rPr>
+        <w:rFonts w:eastAsia="黑体"/>
         <w:color w:themeColor="text1" w:val="000000"/>
       </w:rPr>
     </w:tblStylePr>
     <w:tblStylePr w:type="nwCell">
       <w:rPr>
+        <w:rFonts w:eastAsia="黑体"/>
         <w:color w:themeColor="text1" w:val="000000"/>
       </w:rPr>
     </w:tblStylePr>
@@ -12603,6 +13081,7 @@
       <w:spacing w:after="0" w:line="240" w:lineRule="auto"/>
     </w:pPr>
     <w:rPr>
+      <w:rFonts w:eastAsia="黑体"/>
       <w:color w:themeColor="text1" w:val="000000"/>
     </w:rPr>
     <w:tblPr>
@@ -12629,6 +13108,7 @@
     </w:tcPr>
     <w:tblStylePr w:type="firstRow">
       <w:rPr>
+        <w:rFonts w:eastAsia="黑体"/>
         <w:b/>
         <w:bCs/>
       </w:rPr>
@@ -12647,6 +13127,7 @@
     </w:tblStylePr>
     <w:tblStylePr w:type="lastRow">
       <w:rPr>
+        <w:rFonts w:eastAsia="黑体"/>
         <w:b/>
         <w:bCs/>
         <w:color w:themeColor="background1" w:val="FFFFFF"/>
@@ -12661,6 +13142,7 @@
     </w:tblStylePr>
     <w:tblStylePr w:type="firstCol">
       <w:rPr>
+        <w:rFonts w:eastAsia="黑体"/>
         <w:color w:themeColor="background1" w:val="FFFFFF"/>
       </w:rPr>
       <w:tblPr/>
@@ -12678,6 +13160,7 @@
     </w:tblStylePr>
     <w:tblStylePr w:type="lastCol">
       <w:rPr>
+        <w:rFonts w:eastAsia="黑体"/>
         <w:color w:themeColor="background1" w:val="FFFFFF"/>
       </w:rPr>
       <w:tblPr/>
@@ -12707,11 +13190,13 @@
     </w:tblStylePr>
     <w:tblStylePr w:type="neCell">
       <w:rPr>
+        <w:rFonts w:eastAsia="黑体"/>
         <w:color w:themeColor="text1" w:val="000000"/>
       </w:rPr>
     </w:tblStylePr>
     <w:tblStylePr w:type="nwCell">
       <w:rPr>
+        <w:rFonts w:eastAsia="黑体"/>
         <w:color w:themeColor="text1" w:val="000000"/>
       </w:rPr>
     </w:tblStylePr>
@@ -12725,6 +13210,7 @@
       <w:spacing w:after="0" w:line="240" w:lineRule="auto"/>
     </w:pPr>
     <w:rPr>
+      <w:rFonts w:eastAsia="黑体"/>
       <w:color w:themeColor="text1" w:val="000000"/>
     </w:rPr>
     <w:tblPr>
@@ -12751,6 +13237,7 @@
     </w:tcPr>
     <w:tblStylePr w:type="firstRow">
       <w:rPr>
+        <w:rFonts w:eastAsia="黑体"/>
         <w:b/>
         <w:bCs/>
       </w:rPr>
@@ -12769,6 +13256,7 @@
     </w:tblStylePr>
     <w:tblStylePr w:type="lastRow">
       <w:rPr>
+        <w:rFonts w:eastAsia="黑体"/>
         <w:b/>
         <w:bCs/>
         <w:color w:themeColor="background1" w:val="FFFFFF"/>
@@ -12783,6 +13271,7 @@
     </w:tblStylePr>
     <w:tblStylePr w:type="firstCol">
       <w:rPr>
+        <w:rFonts w:eastAsia="黑体"/>
         <w:color w:themeColor="background1" w:val="FFFFFF"/>
       </w:rPr>
       <w:tblPr/>
@@ -12800,6 +13289,7 @@
     </w:tblStylePr>
     <w:tblStylePr w:type="lastCol">
       <w:rPr>
+        <w:rFonts w:eastAsia="黑体"/>
         <w:color w:themeColor="background1" w:val="FFFFFF"/>
       </w:rPr>
       <w:tblPr/>
@@ -12829,11 +13319,13 @@
     </w:tblStylePr>
     <w:tblStylePr w:type="neCell">
       <w:rPr>
+        <w:rFonts w:eastAsia="黑体"/>
         <w:color w:themeColor="text1" w:val="000000"/>
       </w:rPr>
     </w:tblStylePr>
     <w:tblStylePr w:type="nwCell">
       <w:rPr>
+        <w:rFonts w:eastAsia="黑体"/>
         <w:color w:themeColor="text1" w:val="000000"/>
       </w:rPr>
     </w:tblStylePr>
@@ -12847,6 +13339,7 @@
       <w:spacing w:after="0" w:line="240" w:lineRule="auto"/>
     </w:pPr>
     <w:rPr>
+      <w:rFonts w:eastAsia="黑体"/>
       <w:color w:themeColor="text1" w:val="000000"/>
     </w:rPr>
     <w:tblPr>
@@ -12873,6 +13366,7 @@
     </w:tcPr>
     <w:tblStylePr w:type="firstRow">
       <w:rPr>
+        <w:rFonts w:eastAsia="黑体"/>
         <w:b/>
         <w:bCs/>
       </w:rPr>
@@ -12891,6 +13385,7 @@
     </w:tblStylePr>
     <w:tblStylePr w:type="lastRow">
       <w:rPr>
+        <w:rFonts w:eastAsia="黑体"/>
         <w:b/>
         <w:bCs/>
         <w:color w:themeColor="background1" w:val="FFFFFF"/>
@@ -12905,6 +13400,7 @@
     </w:tblStylePr>
     <w:tblStylePr w:type="firstCol">
       <w:rPr>
+        <w:rFonts w:eastAsia="黑体"/>
         <w:color w:themeColor="background1" w:val="FFFFFF"/>
       </w:rPr>
       <w:tblPr/>
@@ -12922,6 +13418,7 @@
     </w:tblStylePr>
     <w:tblStylePr w:type="lastCol">
       <w:rPr>
+        <w:rFonts w:eastAsia="黑体"/>
         <w:color w:themeColor="background1" w:val="FFFFFF"/>
       </w:rPr>
       <w:tblPr/>
@@ -12959,6 +13456,7 @@
       <w:spacing w:after="0" w:line="240" w:lineRule="auto"/>
     </w:pPr>
     <w:rPr>
+      <w:rFonts w:eastAsia="黑体"/>
       <w:color w:themeColor="text1" w:val="000000"/>
     </w:rPr>
     <w:tblPr>
@@ -12985,6 +13483,7 @@
     </w:tcPr>
     <w:tblStylePr w:type="firstRow">
       <w:rPr>
+        <w:rFonts w:eastAsia="黑体"/>
         <w:b/>
         <w:bCs/>
       </w:rPr>
@@ -13003,6 +13502,7 @@
     </w:tblStylePr>
     <w:tblStylePr w:type="lastRow">
       <w:rPr>
+        <w:rFonts w:eastAsia="黑体"/>
         <w:b/>
         <w:bCs/>
         <w:color w:themeColor="background1" w:val="FFFFFF"/>
@@ -13017,6 +13517,7 @@
     </w:tblStylePr>
     <w:tblStylePr w:type="firstCol">
       <w:rPr>
+        <w:rFonts w:eastAsia="黑体"/>
         <w:color w:themeColor="background1" w:val="FFFFFF"/>
       </w:rPr>
       <w:tblPr/>
@@ -13034,6 +13535,7 @@
     </w:tblStylePr>
     <w:tblStylePr w:type="lastCol">
       <w:rPr>
+        <w:rFonts w:eastAsia="黑体"/>
         <w:color w:themeColor="background1" w:val="FFFFFF"/>
       </w:rPr>
       <w:tblPr/>
@@ -13063,11 +13565,13 @@
     </w:tblStylePr>
     <w:tblStylePr w:type="neCell">
       <w:rPr>
+        <w:rFonts w:eastAsia="黑体"/>
         <w:color w:themeColor="text1" w:val="000000"/>
       </w:rPr>
     </w:tblStylePr>
     <w:tblStylePr w:type="nwCell">
       <w:rPr>
+        <w:rFonts w:eastAsia="黑体"/>
         <w:color w:themeColor="text1" w:val="000000"/>
       </w:rPr>
     </w:tblStylePr>
@@ -13081,6 +13585,7 @@
       <w:spacing w:after="0" w:line="240" w:lineRule="auto"/>
     </w:pPr>
     <w:rPr>
+      <w:rFonts w:eastAsia="黑体"/>
       <w:color w:themeColor="text1" w:val="000000"/>
     </w:rPr>
     <w:tblPr>
@@ -13107,6 +13612,7 @@
     </w:tcPr>
     <w:tblStylePr w:type="firstRow">
       <w:rPr>
+        <w:rFonts w:eastAsia="黑体"/>
         <w:b/>
         <w:bCs/>
       </w:rPr>
@@ -13125,6 +13631,7 @@
     </w:tblStylePr>
     <w:tblStylePr w:type="lastRow">
       <w:rPr>
+        <w:rFonts w:eastAsia="黑体"/>
         <w:b/>
         <w:bCs/>
         <w:color w:themeColor="background1" w:val="FFFFFF"/>
@@ -13139,6 +13646,7 @@
     </w:tblStylePr>
     <w:tblStylePr w:type="firstCol">
       <w:rPr>
+        <w:rFonts w:eastAsia="黑体"/>
         <w:color w:themeColor="background1" w:val="FFFFFF"/>
       </w:rPr>
       <w:tblPr/>
@@ -13156,6 +13664,7 @@
     </w:tblStylePr>
     <w:tblStylePr w:type="lastCol">
       <w:rPr>
+        <w:rFonts w:eastAsia="黑体"/>
         <w:color w:themeColor="background1" w:val="FFFFFF"/>
       </w:rPr>
       <w:tblPr/>
@@ -13185,11 +13694,13 @@
     </w:tblStylePr>
     <w:tblStylePr w:type="neCell">
       <w:rPr>
+        <w:rFonts w:eastAsia="黑体"/>
         <w:color w:themeColor="text1" w:val="000000"/>
       </w:rPr>
     </w:tblStylePr>
     <w:tblStylePr w:type="nwCell">
       <w:rPr>
+        <w:rFonts w:eastAsia="黑体"/>
         <w:color w:themeColor="text1" w:val="000000"/>
       </w:rPr>
     </w:tblStylePr>
@@ -13203,6 +13714,7 @@
       <w:spacing w:after="0" w:line="240" w:lineRule="auto"/>
     </w:pPr>
     <w:rPr>
+      <w:rFonts w:eastAsia="黑体"/>
       <w:color w:themeColor="text1" w:val="000000"/>
     </w:rPr>
     <w:tblPr>
@@ -13229,6 +13741,7 @@
     </w:tcPr>
     <w:tblStylePr w:type="firstRow">
       <w:rPr>
+        <w:rFonts w:eastAsia="黑体"/>
         <w:b/>
         <w:bCs/>
       </w:rPr>
@@ -13247,6 +13760,7 @@
     </w:tblStylePr>
     <w:tblStylePr w:type="lastRow">
       <w:rPr>
+        <w:rFonts w:eastAsia="黑体"/>
         <w:b/>
         <w:bCs/>
         <w:color w:themeColor="background1" w:val="FFFFFF"/>
@@ -13261,6 +13775,7 @@
     </w:tblStylePr>
     <w:tblStylePr w:type="firstCol">
       <w:rPr>
+        <w:rFonts w:eastAsia="黑体"/>
         <w:color w:themeColor="background1" w:val="FFFFFF"/>
       </w:rPr>
       <w:tblPr/>
@@ -13278,6 +13793,7 @@
     </w:tblStylePr>
     <w:tblStylePr w:type="lastCol">
       <w:rPr>
+        <w:rFonts w:eastAsia="黑体"/>
         <w:color w:themeColor="background1" w:val="FFFFFF"/>
       </w:rPr>
       <w:tblPr/>
@@ -13307,11 +13823,13 @@
     </w:tblStylePr>
     <w:tblStylePr w:type="neCell">
       <w:rPr>
+        <w:rFonts w:eastAsia="黑体"/>
         <w:color w:themeColor="text1" w:val="000000"/>
       </w:rPr>
     </w:tblStylePr>
     <w:tblStylePr w:type="nwCell">
       <w:rPr>
+        <w:rFonts w:eastAsia="黑体"/>
         <w:color w:themeColor="text1" w:val="000000"/>
       </w:rPr>
     </w:tblStylePr>
@@ -13325,6 +13843,7 @@
       <w:spacing w:after="0" w:line="240" w:lineRule="auto"/>
     </w:pPr>
     <w:rPr>
+      <w:rFonts w:eastAsia="黑体"/>
       <w:color w:themeColor="text1" w:val="000000"/>
     </w:rPr>
     <w:tblPr>
@@ -13343,6 +13862,7 @@
     </w:tcPr>
     <w:tblStylePr w:type="firstRow">
       <w:rPr>
+        <w:rFonts w:eastAsia="黑体"/>
         <w:b/>
         <w:bCs/>
         <w:color w:themeColor="background1" w:val="FFFFFF"/>
@@ -13357,6 +13877,7 @@
     </w:tblStylePr>
     <w:tblStylePr w:type="lastRow">
       <w:rPr>
+        <w:rFonts w:eastAsia="黑体"/>
         <w:b/>
         <w:bCs/>
         <w:color w:themeColor="accent2" w:themeShade="CC" w:val="9E3A38"/>
@@ -13371,12 +13892,14 @@
     </w:tblStylePr>
     <w:tblStylePr w:type="firstCol">
       <w:rPr>
+        <w:rFonts w:eastAsia="黑体"/>
         <w:b/>
         <w:bCs/>
       </w:rPr>
     </w:tblStylePr>
     <w:tblStylePr w:type="lastCol">
       <w:rPr>
+        <w:rFonts w:eastAsia="黑体"/>
         <w:b/>
         <w:bCs/>
       </w:rPr>
@@ -13411,6 +13934,7 @@
       <w:spacing w:after="0" w:line="240" w:lineRule="auto"/>
     </w:pPr>
     <w:rPr>
+      <w:rFonts w:eastAsia="黑体"/>
       <w:color w:themeColor="text1" w:val="000000"/>
     </w:rPr>
     <w:tblPr>
@@ -13429,6 +13953,7 @@
     </w:tcPr>
     <w:tblStylePr w:type="firstRow">
       <w:rPr>
+        <w:rFonts w:eastAsia="黑体"/>
         <w:b/>
         <w:bCs/>
         <w:color w:themeColor="background1" w:val="FFFFFF"/>
@@ -13443,6 +13968,7 @@
     </w:tblStylePr>
     <w:tblStylePr w:type="lastRow">
       <w:rPr>
+        <w:rFonts w:eastAsia="黑体"/>
         <w:b/>
         <w:bCs/>
         <w:color w:themeColor="accent2" w:themeShade="CC" w:val="9E3A38"/>
@@ -13457,12 +13983,14 @@
     </w:tblStylePr>
     <w:tblStylePr w:type="firstCol">
       <w:rPr>
+        <w:rFonts w:eastAsia="黑体"/>
         <w:b/>
         <w:bCs/>
       </w:rPr>
     </w:tblStylePr>
     <w:tblStylePr w:type="lastCol">
       <w:rPr>
+        <w:rFonts w:eastAsia="黑体"/>
         <w:b/>
         <w:bCs/>
       </w:rPr>
@@ -13497,6 +14025,7 @@
       <w:spacing w:after="0" w:line="240" w:lineRule="auto"/>
     </w:pPr>
     <w:rPr>
+      <w:rFonts w:eastAsia="黑体"/>
       <w:color w:themeColor="text1" w:val="000000"/>
     </w:rPr>
     <w:tblPr>
@@ -13515,6 +14044,7 @@
     </w:tcPr>
     <w:tblStylePr w:type="firstRow">
       <w:rPr>
+        <w:rFonts w:eastAsia="黑体"/>
         <w:b/>
         <w:bCs/>
         <w:color w:themeColor="background1" w:val="FFFFFF"/>
@@ -13529,6 +14059,7 @@
     </w:tblStylePr>
     <w:tblStylePr w:type="lastRow">
       <w:rPr>
+        <w:rFonts w:eastAsia="黑体"/>
         <w:b/>
         <w:bCs/>
         <w:color w:themeColor="accent2" w:themeShade="CC" w:val="9E3A38"/>
@@ -13543,12 +14074,14 @@
     </w:tblStylePr>
     <w:tblStylePr w:type="firstCol">
       <w:rPr>
+        <w:rFonts w:eastAsia="黑体"/>
         <w:b/>
         <w:bCs/>
       </w:rPr>
     </w:tblStylePr>
     <w:tblStylePr w:type="lastCol">
       <w:rPr>
+        <w:rFonts w:eastAsia="黑体"/>
         <w:b/>
         <w:bCs/>
       </w:rPr>
@@ -13583,6 +14116,7 @@
       <w:spacing w:after="0" w:line="240" w:lineRule="auto"/>
     </w:pPr>
     <w:rPr>
+      <w:rFonts w:eastAsia="黑体"/>
       <w:color w:themeColor="text1" w:val="000000"/>
     </w:rPr>
     <w:tblPr>
@@ -13601,6 +14135,7 @@
     </w:tcPr>
     <w:tblStylePr w:type="firstRow">
       <w:rPr>
+        <w:rFonts w:eastAsia="黑体"/>
         <w:b/>
         <w:bCs/>
         <w:color w:themeColor="background1" w:val="FFFFFF"/>
@@ -13615,6 +14150,7 @@
     </w:tblStylePr>
     <w:tblStylePr w:type="lastRow">
       <w:rPr>
+        <w:rFonts w:eastAsia="黑体"/>
         <w:b/>
         <w:bCs/>
         <w:color w:themeColor="accent4" w:themeShade="CC" w:val="664E82"/>
@@ -13629,12 +14165,14 @@
     </w:tblStylePr>
     <w:tblStylePr w:type="firstCol">
       <w:rPr>
+        <w:rFonts w:eastAsia="黑体"/>
         <w:b/>
         <w:bCs/>
       </w:rPr>
     </w:tblStylePr>
     <w:tblStylePr w:type="lastCol">
       <w:rPr>
+        <w:rFonts w:eastAsia="黑体"/>
         <w:b/>
         <w:bCs/>
       </w:rPr>
@@ -13669,6 +14207,7 @@
       <w:spacing w:after="0" w:line="240" w:lineRule="auto"/>
     </w:pPr>
     <w:rPr>
+      <w:rFonts w:eastAsia="黑体"/>
       <w:color w:themeColor="text1" w:val="000000"/>
     </w:rPr>
     <w:tblPr>
@@ -13687,6 +14226,7 @@
     </w:tcPr>
     <w:tblStylePr w:type="firstRow">
       <w:rPr>
+        <w:rFonts w:eastAsia="黑体"/>
         <w:b/>
         <w:bCs/>
         <w:color w:themeColor="background1" w:val="FFFFFF"/>
@@ -13701,6 +14241,7 @@
     </w:tblStylePr>
     <w:tblStylePr w:type="lastRow">
       <w:rPr>
+        <w:rFonts w:eastAsia="黑体"/>
         <w:b/>
         <w:bCs/>
         <w:color w:themeColor="accent3" w:themeShade="CC" w:val="7E9C40"/>
@@ -13715,12 +14256,14 @@
     </w:tblStylePr>
     <w:tblStylePr w:type="firstCol">
       <w:rPr>
+        <w:rFonts w:eastAsia="黑体"/>
         <w:b/>
         <w:bCs/>
       </w:rPr>
     </w:tblStylePr>
     <w:tblStylePr w:type="lastCol">
       <w:rPr>
+        <w:rFonts w:eastAsia="黑体"/>
         <w:b/>
         <w:bCs/>
       </w:rPr>
@@ -13755,6 +14298,7 @@
       <w:spacing w:after="0" w:line="240" w:lineRule="auto"/>
     </w:pPr>
     <w:rPr>
+      <w:rFonts w:eastAsia="黑体"/>
       <w:color w:themeColor="text1" w:val="000000"/>
     </w:rPr>
     <w:tblPr>
@@ -13773,6 +14317,7 @@
     </w:tcPr>
     <w:tblStylePr w:type="firstRow">
       <w:rPr>
+        <w:rFonts w:eastAsia="黑体"/>
         <w:b/>
         <w:bCs/>
         <w:color w:themeColor="background1" w:val="FFFFFF"/>
@@ -13787,6 +14332,7 @@
     </w:tblStylePr>
     <w:tblStylePr w:type="lastRow">
       <w:rPr>
+        <w:rFonts w:eastAsia="黑体"/>
         <w:b/>
         <w:bCs/>
         <w:color w:themeColor="accent6" w:themeShade="CC" w:val="F2730A"/>
@@ -13801,12 +14347,14 @@
     </w:tblStylePr>
     <w:tblStylePr w:type="firstCol">
       <w:rPr>
+        <w:rFonts w:eastAsia="黑体"/>
         <w:b/>
         <w:bCs/>
       </w:rPr>
     </w:tblStylePr>
     <w:tblStylePr w:type="lastCol">
       <w:rPr>
+        <w:rFonts w:eastAsia="黑体"/>
         <w:b/>
         <w:bCs/>
       </w:rPr>
@@ -13841,6 +14389,7 @@
       <w:spacing w:after="0" w:line="240" w:lineRule="auto"/>
     </w:pPr>
     <w:rPr>
+      <w:rFonts w:eastAsia="黑体"/>
       <w:color w:themeColor="text1" w:val="000000"/>
     </w:rPr>
     <w:tblPr>
@@ -13859,6 +14408,7 @@
     </w:tcPr>
     <w:tblStylePr w:type="firstRow">
       <w:rPr>
+        <w:rFonts w:eastAsia="黑体"/>
         <w:b/>
         <w:bCs/>
         <w:color w:themeColor="background1" w:val="FFFFFF"/>
@@ -13873,6 +14423,7 @@
     </w:tblStylePr>
     <w:tblStylePr w:type="lastRow">
       <w:rPr>
+        <w:rFonts w:eastAsia="黑体"/>
         <w:b/>
         <w:bCs/>
         <w:color w:themeColor="accent5" w:themeShade="CC" w:val="348DA5"/>
@@ -13887,12 +14438,14 @@
     </w:tblStylePr>
     <w:tblStylePr w:type="firstCol">
       <w:rPr>
+        <w:rFonts w:eastAsia="黑体"/>
         <w:b/>
         <w:bCs/>
       </w:rPr>
     </w:tblStylePr>
     <w:tblStylePr w:type="lastCol">
       <w:rPr>
+        <w:rFonts w:eastAsia="黑体"/>
         <w:b/>
         <w:bCs/>
       </w:rPr>
@@ -13927,6 +14480,7 @@
       <w:spacing w:after="0" w:line="240" w:lineRule="auto"/>
     </w:pPr>
     <w:rPr>
+      <w:rFonts w:eastAsia="黑体"/>
       <w:color w:themeColor="text1" w:val="000000"/>
     </w:rPr>
     <w:tblPr>
@@ -13948,6 +14502,7 @@
     </w:tcPr>
     <w:tblStylePr w:type="firstRow">
       <w:rPr>
+        <w:rFonts w:eastAsia="黑体"/>
         <w:b/>
         <w:bCs/>
       </w:rPr>
@@ -13958,6 +14513,7 @@
     </w:tblStylePr>
     <w:tblStylePr w:type="lastRow">
       <w:rPr>
+        <w:rFonts w:eastAsia="黑体"/>
         <w:b/>
         <w:bCs/>
         <w:color w:themeColor="text1" w:val="000000"/>
@@ -13969,6 +14525,7 @@
     </w:tblStylePr>
     <w:tblStylePr w:type="firstCol">
       <w:rPr>
+        <w:rFonts w:eastAsia="黑体"/>
         <w:color w:themeColor="background1" w:val="FFFFFF"/>
       </w:rPr>
       <w:tblPr/>
@@ -13978,6 +14535,7 @@
     </w:tblStylePr>
     <w:tblStylePr w:type="lastCol">
       <w:rPr>
+        <w:rFonts w:eastAsia="黑体"/>
         <w:color w:themeColor="background1" w:val="FFFFFF"/>
       </w:rPr>
       <w:tblPr/>
@@ -14007,6 +14565,7 @@
       <w:spacing w:after="0" w:line="240" w:lineRule="auto"/>
     </w:pPr>
     <w:rPr>
+      <w:rFonts w:eastAsia="黑体"/>
       <w:color w:themeColor="text1" w:val="000000"/>
     </w:rPr>
     <w:tblPr>
@@ -14028,6 +14587,7 @@
     </w:tcPr>
     <w:tblStylePr w:type="firstRow">
       <w:rPr>
+        <w:rFonts w:eastAsia="黑体"/>
         <w:b/>
         <w:bCs/>
       </w:rPr>
@@ -14038,6 +14598,7 @@
     </w:tblStylePr>
     <w:tblStylePr w:type="lastRow">
       <w:rPr>
+        <w:rFonts w:eastAsia="黑体"/>
         <w:b/>
         <w:bCs/>
         <w:color w:themeColor="text1" w:val="000000"/>
@@ -14049,6 +14610,7 @@
     </w:tblStylePr>
     <w:tblStylePr w:type="firstCol">
       <w:rPr>
+        <w:rFonts w:eastAsia="黑体"/>
         <w:color w:themeColor="background1" w:val="FFFFFF"/>
       </w:rPr>
       <w:tblPr/>
@@ -14058,6 +14620,7 @@
     </w:tblStylePr>
     <w:tblStylePr w:type="lastCol">
       <w:rPr>
+        <w:rFonts w:eastAsia="黑体"/>
         <w:color w:themeColor="background1" w:val="FFFFFF"/>
       </w:rPr>
       <w:tblPr/>
@@ -14087,6 +14650,7 @@
       <w:spacing w:after="0" w:line="240" w:lineRule="auto"/>
     </w:pPr>
     <w:rPr>
+      <w:rFonts w:eastAsia="黑体"/>
       <w:color w:themeColor="text1" w:val="000000"/>
     </w:rPr>
     <w:tblPr>
@@ -14108,6 +14672,7 @@
     </w:tcPr>
     <w:tblStylePr w:type="firstRow">
       <w:rPr>
+        <w:rFonts w:eastAsia="黑体"/>
         <w:b/>
         <w:bCs/>
       </w:rPr>
@@ -14118,6 +14683,7 @@
     </w:tblStylePr>
     <w:tblStylePr w:type="lastRow">
       <w:rPr>
+        <w:rFonts w:eastAsia="黑体"/>
         <w:b/>
         <w:bCs/>
         <w:color w:themeColor="text1" w:val="000000"/>
@@ -14129,6 +14695,7 @@
     </w:tblStylePr>
     <w:tblStylePr w:type="firstCol">
       <w:rPr>
+        <w:rFonts w:eastAsia="黑体"/>
         <w:color w:themeColor="background1" w:val="FFFFFF"/>
       </w:rPr>
       <w:tblPr/>
@@ -14138,6 +14705,7 @@
     </w:tblStylePr>
     <w:tblStylePr w:type="lastCol">
       <w:rPr>
+        <w:rFonts w:eastAsia="黑体"/>
         <w:color w:themeColor="background1" w:val="FFFFFF"/>
       </w:rPr>
       <w:tblPr/>
@@ -14167,6 +14735,7 @@
       <w:spacing w:after="0" w:line="240" w:lineRule="auto"/>
     </w:pPr>
     <w:rPr>
+      <w:rFonts w:eastAsia="黑体"/>
       <w:color w:themeColor="text1" w:val="000000"/>
     </w:rPr>
     <w:tblPr>
@@ -14188,6 +14757,7 @@
     </w:tcPr>
     <w:tblStylePr w:type="firstRow">
       <w:rPr>
+        <w:rFonts w:eastAsia="黑体"/>
         <w:b/>
         <w:bCs/>
       </w:rPr>
@@ -14198,6 +14768,7 @@
     </w:tblStylePr>
     <w:tblStylePr w:type="lastRow">
       <w:rPr>
+        <w:rFonts w:eastAsia="黑体"/>
         <w:b/>
         <w:bCs/>
         <w:color w:themeColor="text1" w:val="000000"/>
@@ -14209,6 +14780,7 @@
     </w:tblStylePr>
     <w:tblStylePr w:type="firstCol">
       <w:rPr>
+        <w:rFonts w:eastAsia="黑体"/>
         <w:color w:themeColor="background1" w:val="FFFFFF"/>
       </w:rPr>
       <w:tblPr/>
@@ -14218,6 +14790,7 @@
     </w:tblStylePr>
     <w:tblStylePr w:type="lastCol">
       <w:rPr>
+        <w:rFonts w:eastAsia="黑体"/>
         <w:color w:themeColor="background1" w:val="FFFFFF"/>
       </w:rPr>
       <w:tblPr/>
@@ -14247,6 +14820,7 @@
       <w:spacing w:after="0" w:line="240" w:lineRule="auto"/>
     </w:pPr>
     <w:rPr>
+      <w:rFonts w:eastAsia="黑体"/>
       <w:color w:themeColor="text1" w:val="000000"/>
     </w:rPr>
     <w:tblPr>
@@ -14268,6 +14842,7 @@
     </w:tcPr>
     <w:tblStylePr w:type="firstRow">
       <w:rPr>
+        <w:rFonts w:eastAsia="黑体"/>
         <w:b/>
         <w:bCs/>
       </w:rPr>
@@ -14278,6 +14853,7 @@
     </w:tblStylePr>
     <w:tblStylePr w:type="lastRow">
       <w:rPr>
+        <w:rFonts w:eastAsia="黑体"/>
         <w:b/>
         <w:bCs/>
         <w:color w:themeColor="text1" w:val="000000"/>
@@ -14289,6 +14865,7 @@
     </w:tblStylePr>
     <w:tblStylePr w:type="firstCol">
       <w:rPr>
+        <w:rFonts w:eastAsia="黑体"/>
         <w:color w:themeColor="background1" w:val="FFFFFF"/>
       </w:rPr>
       <w:tblPr/>
@@ -14298,6 +14875,7 @@
     </w:tblStylePr>
     <w:tblStylePr w:type="lastCol">
       <w:rPr>
+        <w:rFonts w:eastAsia="黑体"/>
         <w:color w:themeColor="background1" w:val="FFFFFF"/>
       </w:rPr>
       <w:tblPr/>
@@ -14327,6 +14905,7 @@
       <w:spacing w:after="0" w:line="240" w:lineRule="auto"/>
     </w:pPr>
     <w:rPr>
+      <w:rFonts w:eastAsia="黑体"/>
       <w:color w:themeColor="text1" w:val="000000"/>
     </w:rPr>
     <w:tblPr>
@@ -14348,6 +14927,7 @@
     </w:tcPr>
     <w:tblStylePr w:type="firstRow">
       <w:rPr>
+        <w:rFonts w:eastAsia="黑体"/>
         <w:b/>
         <w:bCs/>
       </w:rPr>
@@ -14358,6 +14938,7 @@
     </w:tblStylePr>
     <w:tblStylePr w:type="lastRow">
       <w:rPr>
+        <w:rFonts w:eastAsia="黑体"/>
         <w:b/>
         <w:bCs/>
         <w:color w:themeColor="text1" w:val="000000"/>
@@ -14369,6 +14950,7 @@
     </w:tblStylePr>
     <w:tblStylePr w:type="firstCol">
       <w:rPr>
+        <w:rFonts w:eastAsia="黑体"/>
         <w:color w:themeColor="background1" w:val="FFFFFF"/>
       </w:rPr>
       <w:tblPr/>
@@ -14378,6 +14960,7 @@
     </w:tblStylePr>
     <w:tblStylePr w:type="lastCol">
       <w:rPr>
+        <w:rFonts w:eastAsia="黑体"/>
         <w:color w:themeColor="background1" w:val="FFFFFF"/>
       </w:rPr>
       <w:tblPr/>
@@ -14407,6 +14990,7 @@
       <w:spacing w:after="0" w:line="240" w:lineRule="auto"/>
     </w:pPr>
     <w:rPr>
+      <w:rFonts w:eastAsia="黑体"/>
       <w:color w:themeColor="text1" w:val="000000"/>
     </w:rPr>
     <w:tblPr>
@@ -14428,6 +15012,7 @@
     </w:tcPr>
     <w:tblStylePr w:type="firstRow">
       <w:rPr>
+        <w:rFonts w:eastAsia="黑体"/>
         <w:b/>
         <w:bCs/>
       </w:rPr>
@@ -14438,6 +15023,7 @@
     </w:tblStylePr>
     <w:tblStylePr w:type="lastRow">
       <w:rPr>
+        <w:rFonts w:eastAsia="黑体"/>
         <w:b/>
         <w:bCs/>
         <w:color w:themeColor="text1" w:val="000000"/>
@@ -14449,6 +15035,7 @@
     </w:tblStylePr>
     <w:tblStylePr w:type="firstCol">
       <w:rPr>
+        <w:rFonts w:eastAsia="黑体"/>
         <w:color w:themeColor="background1" w:val="FFFFFF"/>
       </w:rPr>
       <w:tblPr/>
@@ -14458,6 +15045,7 @@
     </w:tblStylePr>
     <w:tblStylePr w:type="lastCol">
       <w:rPr>
+        <w:rFonts w:eastAsia="黑体"/>
         <w:color w:themeColor="background1" w:val="FFFFFF"/>
       </w:rPr>
       <w:tblPr/>
@@ -14490,6 +15078,7 @@
     <w:name w:val="KeywordTok"/>
     <w:basedOn w:val="VerbatimChar"/>
     <w:rPr>
+      <w:rFonts w:eastAsia="黑体"/>
       <w:b/>
       <w:color w:val="007020"/>
     </w:rPr>
@@ -14498,6 +15087,7 @@
     <w:name w:val="DataTypeTok"/>
     <w:basedOn w:val="VerbatimChar"/>
     <w:rPr>
+      <w:rFonts w:eastAsia="黑体"/>
       <w:color w:val="902000"/>
     </w:rPr>
   </w:style>
@@ -14505,6 +15095,7 @@
     <w:name w:val="DecValTok"/>
     <w:basedOn w:val="VerbatimChar"/>
     <w:rPr>
+      <w:rFonts w:eastAsia="黑体"/>
       <w:color w:val="40a070"/>
     </w:rPr>
   </w:style>
@@ -14512,6 +15103,7 @@
     <w:name w:val="BaseNTok"/>
     <w:basedOn w:val="VerbatimChar"/>
     <w:rPr>
+      <w:rFonts w:eastAsia="黑体"/>
       <w:color w:val="40a070"/>
     </w:rPr>
   </w:style>
@@ -14519,6 +15111,7 @@
     <w:name w:val="FloatTok"/>
     <w:basedOn w:val="VerbatimChar"/>
     <w:rPr>
+      <w:rFonts w:eastAsia="黑体"/>
       <w:color w:val="40a070"/>
     </w:rPr>
   </w:style>
@@ -14526,6 +15119,7 @@
     <w:name w:val="ConstantTok"/>
     <w:basedOn w:val="VerbatimChar"/>
     <w:rPr>
+      <w:rFonts w:eastAsia="黑体"/>
       <w:color w:val="880000"/>
     </w:rPr>
   </w:style>
@@ -14533,6 +15127,7 @@
     <w:name w:val="CharTok"/>
     <w:basedOn w:val="VerbatimChar"/>
     <w:rPr>
+      <w:rFonts w:eastAsia="黑体"/>
       <w:color w:val="4070a0"/>
     </w:rPr>
   </w:style>
@@ -14540,6 +15135,7 @@
     <w:name w:val="SpecialCharTok"/>
     <w:basedOn w:val="VerbatimChar"/>
     <w:rPr>
+      <w:rFonts w:eastAsia="黑体"/>
       <w:color w:val="4070a0"/>
     </w:rPr>
   </w:style>
@@ -14547,6 +15143,7 @@
     <w:name w:val="StringTok"/>
     <w:basedOn w:val="VerbatimChar"/>
     <w:rPr>
+      <w:rFonts w:eastAsia="黑体"/>
       <w:color w:val="4070a0"/>
     </w:rPr>
   </w:style>
@@ -14554,6 +15151,7 @@
     <w:name w:val="VerbatimStringTok"/>
     <w:basedOn w:val="VerbatimChar"/>
     <w:rPr>
+      <w:rFonts w:eastAsia="黑体"/>
       <w:color w:val="4070a0"/>
     </w:rPr>
   </w:style>
@@ -14561,6 +15159,7 @@
     <w:name w:val="SpecialStringTok"/>
     <w:basedOn w:val="VerbatimChar"/>
     <w:rPr>
+      <w:rFonts w:eastAsia="黑体"/>
       <w:color w:val="bb6688"/>
     </w:rPr>
   </w:style>
@@ -14568,6 +15167,7 @@
     <w:name w:val="ImportTok"/>
     <w:basedOn w:val="VerbatimChar"/>
     <w:rPr>
+      <w:rFonts w:eastAsia="黑体"/>
       <w:b/>
       <w:color w:val="008000"/>
     </w:rPr>
@@ -14576,6 +15176,7 @@
     <w:name w:val="CommentTok"/>
     <w:basedOn w:val="VerbatimChar"/>
     <w:rPr>
+      <w:rFonts w:eastAsia="黑体"/>
       <w:i/>
       <w:color w:val="60a0b0"/>
     </w:rPr>
@@ -14584,6 +15185,7 @@
     <w:name w:val="DocumentationTok"/>
     <w:basedOn w:val="VerbatimChar"/>
     <w:rPr>
+      <w:rFonts w:eastAsia="黑体"/>
       <w:i/>
       <w:color w:val="ba2121"/>
     </w:rPr>
@@ -14592,6 +15194,7 @@
     <w:name w:val="AnnotationTok"/>
     <w:basedOn w:val="VerbatimChar"/>
     <w:rPr>
+      <w:rFonts w:eastAsia="黑体"/>
       <w:b/>
       <w:i/>
       <w:color w:val="60a0b0"/>
@@ -14601,6 +15204,7 @@
     <w:name w:val="CommentVarTok"/>
     <w:basedOn w:val="VerbatimChar"/>
     <w:rPr>
+      <w:rFonts w:eastAsia="黑体"/>
       <w:b/>
       <w:i/>
       <w:color w:val="60a0b0"/>
@@ -14610,6 +15214,7 @@
     <w:name w:val="OtherTok"/>
     <w:basedOn w:val="VerbatimChar"/>
     <w:rPr>
+      <w:rFonts w:eastAsia="黑体"/>
       <w:color w:val="007020"/>
     </w:rPr>
   </w:style>
@@ -14617,6 +15222,7 @@
     <w:name w:val="FunctionTok"/>
     <w:basedOn w:val="VerbatimChar"/>
     <w:rPr>
+      <w:rFonts w:eastAsia="黑体"/>
       <w:color w:val="06287e"/>
     </w:rPr>
   </w:style>
@@ -14624,6 +15230,7 @@
     <w:name w:val="VariableTok"/>
     <w:basedOn w:val="VerbatimChar"/>
     <w:rPr>
+      <w:rFonts w:eastAsia="黑体"/>
       <w:color w:val="19177c"/>
     </w:rPr>
   </w:style>
@@ -14631,6 +15238,7 @@
     <w:name w:val="ControlFlowTok"/>
     <w:basedOn w:val="VerbatimChar"/>
     <w:rPr>
+      <w:rFonts w:eastAsia="黑体"/>
       <w:b/>
       <w:color w:val="007020"/>
     </w:rPr>
@@ -14639,6 +15247,7 @@
     <w:name w:val="OperatorTok"/>
     <w:basedOn w:val="VerbatimChar"/>
     <w:rPr>
+      <w:rFonts w:eastAsia="黑体"/>
       <w:color w:val="666666"/>
     </w:rPr>
   </w:style>
@@ -14646,18 +15255,22 @@
     <w:name w:val="BuiltInTok"/>
     <w:basedOn w:val="VerbatimChar"/>
     <w:rPr>
+      <w:rFonts w:eastAsia="黑体"/>
       <w:color w:val="008000"/>
     </w:rPr>
   </w:style>
   <w:style w:type="character" w:customStyle="1" w:styleId="ExtensionTok">
     <w:name w:val="ExtensionTok"/>
     <w:basedOn w:val="VerbatimChar"/>
-    <w:rPr/>
+    <w:rPr>
+      <w:rFonts w:eastAsia="黑体"/>
+    </w:rPr>
   </w:style>
   <w:style w:type="character" w:customStyle="1" w:styleId="PreprocessorTok">
     <w:name w:val="PreprocessorTok"/>
     <w:basedOn w:val="VerbatimChar"/>
     <w:rPr>
+      <w:rFonts w:eastAsia="黑体"/>
       <w:color w:val="bc7a00"/>
     </w:rPr>
   </w:style>
@@ -14665,18 +15278,22 @@
     <w:name w:val="AttributeTok"/>
     <w:basedOn w:val="VerbatimChar"/>
     <w:rPr>
+      <w:rFonts w:eastAsia="黑体"/>
       <w:color w:val="7d9029"/>
     </w:rPr>
   </w:style>
   <w:style w:type="character" w:customStyle="1" w:styleId="RegionMarkerTok">
     <w:name w:val="RegionMarkerTok"/>
     <w:basedOn w:val="VerbatimChar"/>
-    <w:rPr/>
+    <w:rPr>
+      <w:rFonts w:eastAsia="黑体"/>
+    </w:rPr>
   </w:style>
   <w:style w:type="character" w:customStyle="1" w:styleId="InformationTok">
     <w:name w:val="InformationTok"/>
     <w:basedOn w:val="VerbatimChar"/>
     <w:rPr>
+      <w:rFonts w:eastAsia="黑体"/>
       <w:b/>
       <w:i/>
       <w:color w:val="60a0b0"/>
@@ -14686,6 +15303,7 @@
     <w:name w:val="WarningTok"/>
     <w:basedOn w:val="VerbatimChar"/>
     <w:rPr>
+      <w:rFonts w:eastAsia="黑体"/>
       <w:b/>
       <w:i/>
       <w:color w:val="60a0b0"/>
@@ -14695,6 +15313,7 @@
     <w:name w:val="AlertTok"/>
     <w:basedOn w:val="VerbatimChar"/>
     <w:rPr>
+      <w:rFonts w:eastAsia="黑体"/>
       <w:b/>
       <w:color w:val="ff0000"/>
     </w:rPr>
@@ -14703,6 +15322,7 @@
     <w:name w:val="ErrorTok"/>
     <w:basedOn w:val="VerbatimChar"/>
     <w:rPr>
+      <w:rFonts w:eastAsia="黑体"/>
       <w:b/>
       <w:color w:val="ff0000"/>
     </w:rPr>
@@ -14710,7 +15330,9 @@
   <w:style w:type="character" w:customStyle="1" w:styleId="NormalTok">
     <w:name w:val="NormalTok"/>
     <w:basedOn w:val="VerbatimChar"/>
-    <w:rPr/>
+    <w:rPr>
+      <w:rFonts w:eastAsia="黑体"/>
+    </w:rPr>
   </w:style>
 </w:styles>
 </file>
@@ -14759,12 +15381,12 @@
     <a:fontScheme name="Office">
       <a:majorFont>
         <a:latin typeface="Calibri"/>
-        <a:ea typeface=""/>
+        <a:ea typeface="黑体"/>
         <a:cs typeface=""/>
         <a:font script="Jpan" typeface="ＭＳ ゴシック"/>
         <a:font script="Hang" typeface="맑은 고딕"/>
-        <a:font script="Hans" typeface="宋体"/>
-        <a:font script="Hant" typeface="新細明體"/>
+        <a:font script="Hans" typeface="黑体"/>
+        <a:font script="Hant" typeface="黑体"/>
         <a:font script="Arab" typeface="Times New Roman"/>
         <a:font script="Hebr" typeface="Times New Roman"/>
         <a:font script="Thai" typeface="Angsana New"/>
@@ -14794,12 +15416,12 @@
       </a:majorFont>
       <a:minorFont>
         <a:latin typeface="Cambria"/>
-        <a:ea typeface=""/>
+        <a:ea typeface="黑体"/>
         <a:cs typeface=""/>
         <a:font script="Jpan" typeface="ＭＳ 明朝"/>
         <a:font script="Hang" typeface="맑은 고딕"/>
-        <a:font script="Hans" typeface="宋体"/>
-        <a:font script="Hant" typeface="新細明體"/>
+        <a:font script="Hans" typeface="黑体"/>
+        <a:font script="Hant" typeface="黑体"/>
         <a:font script="Arab" typeface="Arial"/>
         <a:font script="Hebr" typeface="Arial"/>
         <a:font script="Thai" typeface="Cordia New"/>

--- a/09-通信电路/02-调制电路/PSK调制电路/PSK调制电路.docx
+++ b/09-通信电路/02-调制电路/PSK调制电路/PSK调制电路.docx
@@ -2310,7 +2310,7 @@
           <w:color w:val="555555"/>
           <w:sz w:val="21"/>
         </w:rPr>
-        <w:t>材料收集者：杜文杰，WX手机：19519196569，QQ:3478827729</w:t>
+        <w:t>材料收集者：杜文杰，微信/手机：19519196569，QQ:3478827729</w:t>
       </w:r>
     </w:p>
     <w:sectPr>
